--- a/resources/btec-business-unit-3-income-statement-florist/BTEC-Business-Unit-3-Income-Statement-Florist-Student.docx
+++ b/resources/btec-business-unit-3-income-statement-florist/BTEC-Business-Unit-3-Income-Statement-Florist-Student.docx
@@ -58,13 +58,13 @@
         <w:tc>
           <w:tcPr>
             <w:tcW w:type="dxa" w:w="5685"/>
-            <w:shd w:fill="142D40"/>
             <w:tcBorders>
               <w:top w:val="single" w:sz="4" w:color="D9D9D9"/>
               <w:bottom w:val="single" w:sz="4" w:color="D9D9D9"/>
               <w:left w:val="single" w:sz="4" w:color="D9D9D9"/>
               <w:right w:val="single" w:sz="4" w:color="D9D9D9"/>
             </w:tcBorders>
+            <w:shd w:fill="142D40"/>
             <w:tcMar>
               <w:top w:w="85" w:type="dxa"/>
               <w:bottom w:w="85" w:type="dxa"/>
@@ -89,13 +89,13 @@
         <w:tc>
           <w:tcPr>
             <w:tcW w:type="dxa" w:w="2233"/>
-            <w:shd w:fill="142D40"/>
             <w:tcBorders>
               <w:top w:val="single" w:sz="4" w:color="D9D9D9"/>
               <w:bottom w:val="single" w:sz="4" w:color="D9D9D9"/>
               <w:left w:val="single" w:sz="4" w:color="D9D9D9"/>
               <w:right w:val="single" w:sz="4" w:color="D9D9D9"/>
             </w:tcBorders>
+            <w:shd w:fill="142D40"/>
             <w:tcMar>
               <w:top w:w="85" w:type="dxa"/>
               <w:bottom w:w="85" w:type="dxa"/>
@@ -120,13 +120,13 @@
         <w:tc>
           <w:tcPr>
             <w:tcW w:type="dxa" w:w="2233"/>
-            <w:shd w:fill="142D40"/>
             <w:tcBorders>
               <w:top w:val="single" w:sz="4" w:color="D9D9D9"/>
               <w:bottom w:val="single" w:sz="4" w:color="D9D9D9"/>
               <w:left w:val="single" w:sz="4" w:color="D9D9D9"/>
               <w:right w:val="single" w:sz="4" w:color="D9D9D9"/>
             </w:tcBorders>
+            <w:shd w:fill="142D40"/>
             <w:tcMar>
               <w:top w:w="85" w:type="dxa"/>
               <w:bottom w:w="85" w:type="dxa"/>
@@ -153,13 +153,13 @@
         <w:tc>
           <w:tcPr>
             <w:tcW w:type="dxa" w:w="5685"/>
-            <w:shd w:fill="FFFFFF"/>
             <w:tcBorders>
               <w:top w:val="single" w:sz="4" w:color="D9D9D9"/>
               <w:bottom w:val="single" w:sz="4" w:color="D9D9D9"/>
               <w:left w:val="single" w:sz="4" w:color="D9D9D9"/>
               <w:right w:val="single" w:sz="4" w:color="D9D9D9"/>
             </w:tcBorders>
+            <w:shd w:fill="FFFFFF"/>
             <w:tcMar>
               <w:top w:w="85" w:type="dxa"/>
               <w:bottom w:w="85" w:type="dxa"/>
@@ -184,13 +184,13 @@
         <w:tc>
           <w:tcPr>
             <w:tcW w:type="dxa" w:w="2233"/>
-            <w:shd w:fill="FFFFFF"/>
             <w:tcBorders>
               <w:top w:val="single" w:sz="4" w:color="D9D9D9"/>
               <w:bottom w:val="single" w:sz="4" w:color="D9D9D9"/>
               <w:left w:val="single" w:sz="4" w:color="D9D9D9"/>
               <w:right w:val="single" w:sz="4" w:color="D9D9D9"/>
             </w:tcBorders>
+            <w:shd w:fill="FFFFFF"/>
             <w:tcMar>
               <w:top w:w="85" w:type="dxa"/>
               <w:bottom w:w="85" w:type="dxa"/>
@@ -214,13 +214,13 @@
         <w:tc>
           <w:tcPr>
             <w:tcW w:type="dxa" w:w="2233"/>
-            <w:shd w:fill="FFFFFF"/>
             <w:tcBorders>
               <w:top w:val="single" w:sz="4" w:color="D9D9D9"/>
               <w:bottom w:val="single" w:sz="4" w:color="D9D9D9"/>
               <w:left w:val="single" w:sz="4" w:color="D9D9D9"/>
               <w:right w:val="single" w:sz="4" w:color="D9D9D9"/>
             </w:tcBorders>
+            <w:shd w:fill="FFFFFF"/>
             <w:tcMar>
               <w:top w:w="85" w:type="dxa"/>
               <w:bottom w:w="85" w:type="dxa"/>
@@ -246,13 +246,13 @@
         <w:tc>
           <w:tcPr>
             <w:tcW w:type="dxa" w:w="5685"/>
-            <w:shd w:fill="F1F5F7"/>
             <w:tcBorders>
               <w:top w:val="single" w:sz="4" w:color="D9D9D9"/>
               <w:bottom w:val="single" w:sz="4" w:color="D9D9D9"/>
               <w:left w:val="single" w:sz="4" w:color="D9D9D9"/>
               <w:right w:val="single" w:sz="4" w:color="D9D9D9"/>
             </w:tcBorders>
+            <w:shd w:fill="F1F5F7"/>
             <w:tcMar>
               <w:top w:w="85" w:type="dxa"/>
               <w:bottom w:w="85" w:type="dxa"/>
@@ -277,13 +277,13 @@
         <w:tc>
           <w:tcPr>
             <w:tcW w:type="dxa" w:w="2233"/>
-            <w:shd w:fill="F1F5F7"/>
             <w:tcBorders>
               <w:top w:val="single" w:sz="4" w:color="D9D9D9"/>
               <w:bottom w:val="single" w:sz="4" w:color="D9D9D9"/>
               <w:left w:val="single" w:sz="4" w:color="D9D9D9"/>
               <w:right w:val="single" w:sz="4" w:color="D9D9D9"/>
             </w:tcBorders>
+            <w:shd w:fill="F1F5F7"/>
             <w:tcMar>
               <w:top w:w="85" w:type="dxa"/>
               <w:bottom w:w="85" w:type="dxa"/>
@@ -307,13 +307,13 @@
         <w:tc>
           <w:tcPr>
             <w:tcW w:type="dxa" w:w="2233"/>
-            <w:shd w:fill="F1F5F7"/>
             <w:tcBorders>
               <w:top w:val="single" w:sz="4" w:color="D9D9D9"/>
               <w:bottom w:val="single" w:sz="4" w:color="D9D9D9"/>
               <w:left w:val="single" w:sz="4" w:color="D9D9D9"/>
               <w:right w:val="single" w:sz="4" w:color="D9D9D9"/>
             </w:tcBorders>
+            <w:shd w:fill="F1F5F7"/>
             <w:tcMar>
               <w:top w:w="85" w:type="dxa"/>
               <w:bottom w:w="85" w:type="dxa"/>
@@ -339,13 +339,13 @@
         <w:tc>
           <w:tcPr>
             <w:tcW w:type="dxa" w:w="5685"/>
-            <w:shd w:fill="FFFFFF"/>
             <w:tcBorders>
               <w:top w:val="single" w:sz="4" w:color="D9D9D9"/>
               <w:bottom w:val="single" w:sz="4" w:color="D9D9D9"/>
               <w:left w:val="single" w:sz="4" w:color="D9D9D9"/>
               <w:right w:val="single" w:sz="4" w:color="D9D9D9"/>
             </w:tcBorders>
+            <w:shd w:fill="FFFFFF"/>
             <w:tcMar>
               <w:top w:w="85" w:type="dxa"/>
               <w:bottom w:w="85" w:type="dxa"/>
@@ -370,13 +370,13 @@
         <w:tc>
           <w:tcPr>
             <w:tcW w:type="dxa" w:w="2233"/>
-            <w:shd w:fill="FFFFFF"/>
             <w:tcBorders>
               <w:top w:val="single" w:sz="4" w:color="D9D9D9"/>
               <w:bottom w:val="single" w:sz="4" w:color="D9D9D9"/>
               <w:left w:val="single" w:sz="4" w:color="D9D9D9"/>
               <w:right w:val="single" w:sz="4" w:color="D9D9D9"/>
             </w:tcBorders>
+            <w:shd w:fill="FFFFFF"/>
             <w:tcMar>
               <w:top w:w="85" w:type="dxa"/>
               <w:bottom w:w="85" w:type="dxa"/>
@@ -400,13 +400,13 @@
         <w:tc>
           <w:tcPr>
             <w:tcW w:type="dxa" w:w="2233"/>
-            <w:shd w:fill="FFFFFF"/>
             <w:tcBorders>
               <w:top w:val="single" w:sz="4" w:color="D9D9D9"/>
               <w:bottom w:val="single" w:sz="4" w:color="D9D9D9"/>
               <w:left w:val="single" w:sz="4" w:color="D9D9D9"/>
               <w:right w:val="single" w:sz="4" w:color="D9D9D9"/>
             </w:tcBorders>
+            <w:shd w:fill="FFFFFF"/>
             <w:tcMar>
               <w:top w:w="85" w:type="dxa"/>
               <w:bottom w:w="85" w:type="dxa"/>
@@ -432,13 +432,13 @@
         <w:tc>
           <w:tcPr>
             <w:tcW w:type="dxa" w:w="5685"/>
-            <w:shd w:fill="F1F5F7"/>
             <w:tcBorders>
               <w:top w:val="single" w:sz="4" w:color="D9D9D9"/>
               <w:bottom w:val="single" w:sz="4" w:color="D9D9D9"/>
               <w:left w:val="single" w:sz="4" w:color="D9D9D9"/>
               <w:right w:val="single" w:sz="4" w:color="D9D9D9"/>
             </w:tcBorders>
+            <w:shd w:fill="F1F5F7"/>
             <w:tcMar>
               <w:top w:w="85" w:type="dxa"/>
               <w:bottom w:w="85" w:type="dxa"/>
@@ -463,13 +463,13 @@
         <w:tc>
           <w:tcPr>
             <w:tcW w:type="dxa" w:w="2233"/>
-            <w:shd w:fill="F1F5F7"/>
             <w:tcBorders>
               <w:top w:val="single" w:sz="4" w:color="D9D9D9"/>
               <w:bottom w:val="single" w:sz="4" w:color="D9D9D9"/>
               <w:left w:val="single" w:sz="4" w:color="D9D9D9"/>
               <w:right w:val="single" w:sz="4" w:color="D9D9D9"/>
             </w:tcBorders>
+            <w:shd w:fill="F1F5F7"/>
             <w:tcMar>
               <w:top w:w="85" w:type="dxa"/>
               <w:bottom w:w="85" w:type="dxa"/>
@@ -493,13 +493,13 @@
         <w:tc>
           <w:tcPr>
             <w:tcW w:type="dxa" w:w="2233"/>
-            <w:shd w:fill="F1F5F7"/>
             <w:tcBorders>
               <w:top w:val="single" w:sz="4" w:color="D9D9D9"/>
               <w:bottom w:val="single" w:sz="4" w:color="D9D9D9"/>
               <w:left w:val="single" w:sz="4" w:color="D9D9D9"/>
               <w:right w:val="single" w:sz="4" w:color="D9D9D9"/>
             </w:tcBorders>
+            <w:shd w:fill="F1F5F7"/>
             <w:tcMar>
               <w:top w:w="85" w:type="dxa"/>
               <w:bottom w:w="85" w:type="dxa"/>
@@ -525,13 +525,13 @@
         <w:tc>
           <w:tcPr>
             <w:tcW w:type="dxa" w:w="5685"/>
-            <w:shd w:fill="FFFFFF"/>
             <w:tcBorders>
               <w:top w:val="single" w:sz="4" w:color="D9D9D9"/>
               <w:bottom w:val="single" w:sz="4" w:color="D9D9D9"/>
               <w:left w:val="single" w:sz="4" w:color="D9D9D9"/>
               <w:right w:val="single" w:sz="4" w:color="D9D9D9"/>
             </w:tcBorders>
+            <w:shd w:fill="FFFFFF"/>
             <w:tcMar>
               <w:top w:w="85" w:type="dxa"/>
               <w:bottom w:w="85" w:type="dxa"/>
@@ -556,13 +556,13 @@
         <w:tc>
           <w:tcPr>
             <w:tcW w:type="dxa" w:w="2233"/>
-            <w:shd w:fill="FFFFFF"/>
             <w:tcBorders>
               <w:top w:val="single" w:sz="4" w:color="D9D9D9"/>
               <w:bottom w:val="single" w:sz="4" w:color="D9D9D9"/>
               <w:left w:val="single" w:sz="4" w:color="D9D9D9"/>
               <w:right w:val="single" w:sz="4" w:color="D9D9D9"/>
             </w:tcBorders>
+            <w:shd w:fill="FFFFFF"/>
             <w:tcMar>
               <w:top w:w="85" w:type="dxa"/>
               <w:bottom w:w="85" w:type="dxa"/>
@@ -586,13 +586,13 @@
         <w:tc>
           <w:tcPr>
             <w:tcW w:type="dxa" w:w="2233"/>
-            <w:shd w:fill="FFFFFF"/>
             <w:tcBorders>
               <w:top w:val="single" w:sz="4" w:color="D9D9D9"/>
               <w:bottom w:val="single" w:sz="4" w:color="D9D9D9"/>
               <w:left w:val="single" w:sz="4" w:color="D9D9D9"/>
               <w:right w:val="single" w:sz="4" w:color="D9D9D9"/>
             </w:tcBorders>
+            <w:shd w:fill="FFFFFF"/>
             <w:tcMar>
               <w:top w:w="85" w:type="dxa"/>
               <w:bottom w:w="85" w:type="dxa"/>
@@ -618,13 +618,13 @@
         <w:tc>
           <w:tcPr>
             <w:tcW w:type="dxa" w:w="5685"/>
-            <w:shd w:fill="F1F5F7"/>
             <w:tcBorders>
               <w:top w:val="single" w:sz="4" w:color="D9D9D9"/>
               <w:bottom w:val="single" w:sz="4" w:color="D9D9D9"/>
               <w:left w:val="single" w:sz="4" w:color="D9D9D9"/>
               <w:right w:val="single" w:sz="4" w:color="D9D9D9"/>
             </w:tcBorders>
+            <w:shd w:fill="F1F5F7"/>
             <w:tcMar>
               <w:top w:w="85" w:type="dxa"/>
               <w:bottom w:w="85" w:type="dxa"/>
@@ -649,13 +649,13 @@
         <w:tc>
           <w:tcPr>
             <w:tcW w:type="dxa" w:w="2233"/>
-            <w:shd w:fill="F1F5F7"/>
             <w:tcBorders>
               <w:top w:val="single" w:sz="4" w:color="D9D9D9"/>
               <w:bottom w:val="single" w:sz="4" w:color="D9D9D9"/>
               <w:left w:val="single" w:sz="4" w:color="D9D9D9"/>
               <w:right w:val="single" w:sz="4" w:color="D9D9D9"/>
             </w:tcBorders>
+            <w:shd w:fill="F1F5F7"/>
             <w:tcMar>
               <w:top w:w="85" w:type="dxa"/>
               <w:bottom w:w="85" w:type="dxa"/>
@@ -679,13 +679,13 @@
         <w:tc>
           <w:tcPr>
             <w:tcW w:type="dxa" w:w="2233"/>
-            <w:shd w:fill="F1F5F7"/>
             <w:tcBorders>
               <w:top w:val="single" w:sz="4" w:color="D9D9D9"/>
               <w:bottom w:val="single" w:sz="4" w:color="D9D9D9"/>
               <w:left w:val="single" w:sz="4" w:color="D9D9D9"/>
               <w:right w:val="single" w:sz="4" w:color="D9D9D9"/>
             </w:tcBorders>
+            <w:shd w:fill="F1F5F7"/>
             <w:tcMar>
               <w:top w:w="85" w:type="dxa"/>
               <w:bottom w:w="85" w:type="dxa"/>
@@ -711,13 +711,13 @@
         <w:tc>
           <w:tcPr>
             <w:tcW w:type="dxa" w:w="5685"/>
-            <w:shd w:fill="FFFFFF"/>
             <w:tcBorders>
               <w:top w:val="single" w:sz="4" w:color="D9D9D9"/>
               <w:bottom w:val="single" w:sz="4" w:color="D9D9D9"/>
               <w:left w:val="single" w:sz="4" w:color="D9D9D9"/>
               <w:right w:val="single" w:sz="4" w:color="D9D9D9"/>
             </w:tcBorders>
+            <w:shd w:fill="FFFFFF"/>
             <w:tcMar>
               <w:top w:w="85" w:type="dxa"/>
               <w:bottom w:w="85" w:type="dxa"/>
@@ -742,13 +742,13 @@
         <w:tc>
           <w:tcPr>
             <w:tcW w:type="dxa" w:w="2233"/>
-            <w:shd w:fill="FFFFFF"/>
             <w:tcBorders>
               <w:top w:val="single" w:sz="4" w:color="D9D9D9"/>
               <w:bottom w:val="single" w:sz="4" w:color="D9D9D9"/>
               <w:left w:val="single" w:sz="4" w:color="D9D9D9"/>
               <w:right w:val="single" w:sz="4" w:color="D9D9D9"/>
             </w:tcBorders>
+            <w:shd w:fill="FFFFFF"/>
             <w:tcMar>
               <w:top w:w="85" w:type="dxa"/>
               <w:bottom w:w="85" w:type="dxa"/>
@@ -772,13 +772,13 @@
         <w:tc>
           <w:tcPr>
             <w:tcW w:type="dxa" w:w="2233"/>
-            <w:shd w:fill="FFFFFF"/>
             <w:tcBorders>
               <w:top w:val="single" w:sz="4" w:color="D9D9D9"/>
               <w:bottom w:val="single" w:sz="4" w:color="D9D9D9"/>
               <w:left w:val="single" w:sz="4" w:color="D9D9D9"/>
               <w:right w:val="single" w:sz="4" w:color="D9D9D9"/>
             </w:tcBorders>
+            <w:shd w:fill="FFFFFF"/>
             <w:tcMar>
               <w:top w:w="85" w:type="dxa"/>
               <w:bottom w:w="85" w:type="dxa"/>
@@ -804,13 +804,13 @@
         <w:tc>
           <w:tcPr>
             <w:tcW w:type="dxa" w:w="5685"/>
-            <w:shd w:fill="F1F5F7"/>
             <w:tcBorders>
               <w:top w:val="single" w:sz="4" w:color="D9D9D9"/>
               <w:bottom w:val="single" w:sz="4" w:color="D9D9D9"/>
               <w:left w:val="single" w:sz="4" w:color="D9D9D9"/>
               <w:right w:val="single" w:sz="4" w:color="D9D9D9"/>
             </w:tcBorders>
+            <w:shd w:fill="F1F5F7"/>
             <w:tcMar>
               <w:top w:w="85" w:type="dxa"/>
               <w:bottom w:w="85" w:type="dxa"/>
@@ -835,13 +835,13 @@
         <w:tc>
           <w:tcPr>
             <w:tcW w:type="dxa" w:w="2233"/>
-            <w:shd w:fill="F1F5F7"/>
             <w:tcBorders>
               <w:top w:val="single" w:sz="4" w:color="D9D9D9"/>
               <w:bottom w:val="single" w:sz="4" w:color="D9D9D9"/>
               <w:left w:val="single" w:sz="4" w:color="D9D9D9"/>
               <w:right w:val="single" w:sz="4" w:color="D9D9D9"/>
             </w:tcBorders>
+            <w:shd w:fill="F1F5F7"/>
             <w:tcMar>
               <w:top w:w="85" w:type="dxa"/>
               <w:bottom w:w="85" w:type="dxa"/>
@@ -865,13 +865,13 @@
         <w:tc>
           <w:tcPr>
             <w:tcW w:type="dxa" w:w="2233"/>
-            <w:shd w:fill="F1F5F7"/>
             <w:tcBorders>
               <w:top w:val="single" w:sz="4" w:color="D9D9D9"/>
               <w:bottom w:val="single" w:sz="4" w:color="D9D9D9"/>
               <w:left w:val="single" w:sz="4" w:color="D9D9D9"/>
               <w:right w:val="single" w:sz="4" w:color="D9D9D9"/>
             </w:tcBorders>
+            <w:shd w:fill="F1F5F7"/>
             <w:tcMar>
               <w:top w:w="85" w:type="dxa"/>
               <w:bottom w:w="85" w:type="dxa"/>
@@ -936,13 +936,13 @@
         <w:tc>
           <w:tcPr>
             <w:tcW w:type="dxa" w:w="7614"/>
-            <w:shd w:fill="142D40"/>
             <w:tcBorders>
               <w:top w:val="single" w:sz="4" w:color="D9D9D9"/>
               <w:bottom w:val="single" w:sz="4" w:color="D9D9D9"/>
               <w:left w:val="single" w:sz="4" w:color="D9D9D9"/>
               <w:right w:val="single" w:sz="4" w:color="D9D9D9"/>
             </w:tcBorders>
+            <w:shd w:fill="142D40"/>
             <w:tcMar>
               <w:top w:w="85" w:type="dxa"/>
               <w:bottom w:w="85" w:type="dxa"/>
@@ -967,13 +967,13 @@
         <w:tc>
           <w:tcPr>
             <w:tcW w:type="dxa" w:w="2538"/>
-            <w:shd w:fill="142D40"/>
             <w:tcBorders>
               <w:top w:val="single" w:sz="4" w:color="D9D9D9"/>
               <w:bottom w:val="single" w:sz="4" w:color="D9D9D9"/>
               <w:left w:val="single" w:sz="4" w:color="D9D9D9"/>
               <w:right w:val="single" w:sz="4" w:color="D9D9D9"/>
             </w:tcBorders>
+            <w:shd w:fill="142D40"/>
             <w:tcMar>
               <w:top w:w="85" w:type="dxa"/>
               <w:bottom w:w="85" w:type="dxa"/>
@@ -1000,13 +1000,13 @@
         <w:tc>
           <w:tcPr>
             <w:tcW w:type="dxa" w:w="7614"/>
-            <w:shd w:fill="FFFFFF"/>
             <w:tcBorders>
               <w:top w:val="single" w:sz="4" w:color="D9D9D9"/>
               <w:bottom w:val="single" w:sz="4" w:color="D9D9D9"/>
               <w:left w:val="single" w:sz="4" w:color="D9D9D9"/>
               <w:right w:val="single" w:sz="4" w:color="D9D9D9"/>
             </w:tcBorders>
+            <w:shd w:fill="FFFFFF"/>
             <w:tcMar>
               <w:top w:w="85" w:type="dxa"/>
               <w:bottom w:w="85" w:type="dxa"/>
@@ -1031,13 +1031,13 @@
         <w:tc>
           <w:tcPr>
             <w:tcW w:type="dxa" w:w="2538"/>
-            <w:shd w:fill="FFFFFF"/>
             <w:tcBorders>
               <w:top w:val="single" w:sz="4" w:color="D9D9D9"/>
               <w:bottom w:val="single" w:sz="4" w:color="D9D9D9"/>
               <w:left w:val="single" w:sz="4" w:color="D9D9D9"/>
               <w:right w:val="single" w:sz="4" w:color="D9D9D9"/>
             </w:tcBorders>
+            <w:shd w:fill="FFFFFF"/>
             <w:tcMar>
               <w:top w:w="85" w:type="dxa"/>
               <w:bottom w:w="85" w:type="dxa"/>
@@ -1063,13 +1063,13 @@
         <w:tc>
           <w:tcPr>
             <w:tcW w:type="dxa" w:w="7614"/>
-            <w:shd w:fill="F1F5F7"/>
             <w:tcBorders>
               <w:top w:val="single" w:sz="4" w:color="D9D9D9"/>
               <w:bottom w:val="single" w:sz="4" w:color="D9D9D9"/>
               <w:left w:val="single" w:sz="4" w:color="D9D9D9"/>
               <w:right w:val="single" w:sz="4" w:color="D9D9D9"/>
             </w:tcBorders>
+            <w:shd w:fill="F1F5F7"/>
             <w:tcMar>
               <w:top w:w="85" w:type="dxa"/>
               <w:bottom w:w="85" w:type="dxa"/>
@@ -1094,13 +1094,13 @@
         <w:tc>
           <w:tcPr>
             <w:tcW w:type="dxa" w:w="2538"/>
-            <w:shd w:fill="F1F5F7"/>
             <w:tcBorders>
               <w:top w:val="single" w:sz="4" w:color="D9D9D9"/>
               <w:bottom w:val="single" w:sz="4" w:color="D9D9D9"/>
               <w:left w:val="single" w:sz="4" w:color="D9D9D9"/>
               <w:right w:val="single" w:sz="4" w:color="D9D9D9"/>
             </w:tcBorders>
+            <w:shd w:fill="F1F5F7"/>
             <w:tcMar>
               <w:top w:w="85" w:type="dxa"/>
               <w:bottom w:w="85" w:type="dxa"/>
@@ -1126,13 +1126,13 @@
         <w:tc>
           <w:tcPr>
             <w:tcW w:type="dxa" w:w="7614"/>
-            <w:shd w:fill="FFFFFF"/>
             <w:tcBorders>
               <w:top w:val="single" w:sz="4" w:color="D9D9D9"/>
               <w:bottom w:val="single" w:sz="4" w:color="D9D9D9"/>
               <w:left w:val="single" w:sz="4" w:color="D9D9D9"/>
               <w:right w:val="single" w:sz="4" w:color="D9D9D9"/>
             </w:tcBorders>
+            <w:shd w:fill="FFFFFF"/>
             <w:tcMar>
               <w:top w:w="85" w:type="dxa"/>
               <w:bottom w:w="85" w:type="dxa"/>
@@ -1157,13 +1157,13 @@
         <w:tc>
           <w:tcPr>
             <w:tcW w:type="dxa" w:w="2538"/>
-            <w:shd w:fill="FFFFFF"/>
             <w:tcBorders>
               <w:top w:val="single" w:sz="4" w:color="D9D9D9"/>
               <w:bottom w:val="single" w:sz="4" w:color="D9D9D9"/>
               <w:left w:val="single" w:sz="4" w:color="D9D9D9"/>
               <w:right w:val="single" w:sz="4" w:color="D9D9D9"/>
             </w:tcBorders>
+            <w:shd w:fill="FFFFFF"/>
             <w:tcMar>
               <w:top w:w="85" w:type="dxa"/>
               <w:bottom w:w="85" w:type="dxa"/>
@@ -1189,13 +1189,13 @@
         <w:tc>
           <w:tcPr>
             <w:tcW w:type="dxa" w:w="7614"/>
-            <w:shd w:fill="F1F5F7"/>
             <w:tcBorders>
               <w:top w:val="single" w:sz="4" w:color="D9D9D9"/>
               <w:bottom w:val="single" w:sz="4" w:color="D9D9D9"/>
               <w:left w:val="single" w:sz="4" w:color="D9D9D9"/>
               <w:right w:val="single" w:sz="4" w:color="D9D9D9"/>
             </w:tcBorders>
+            <w:shd w:fill="F1F5F7"/>
             <w:tcMar>
               <w:top w:w="85" w:type="dxa"/>
               <w:bottom w:w="85" w:type="dxa"/>
@@ -1220,13 +1220,13 @@
         <w:tc>
           <w:tcPr>
             <w:tcW w:type="dxa" w:w="2538"/>
-            <w:shd w:fill="F1F5F7"/>
             <w:tcBorders>
               <w:top w:val="single" w:sz="4" w:color="D9D9D9"/>
               <w:bottom w:val="single" w:sz="4" w:color="D9D9D9"/>
               <w:left w:val="single" w:sz="4" w:color="D9D9D9"/>
               <w:right w:val="single" w:sz="4" w:color="D9D9D9"/>
             </w:tcBorders>
+            <w:shd w:fill="F1F5F7"/>
             <w:tcMar>
               <w:top w:w="85" w:type="dxa"/>
               <w:bottom w:w="85" w:type="dxa"/>
@@ -1252,13 +1252,13 @@
         <w:tc>
           <w:tcPr>
             <w:tcW w:type="dxa" w:w="7614"/>
-            <w:shd w:fill="FFFFFF"/>
             <w:tcBorders>
               <w:top w:val="single" w:sz="4" w:color="D9D9D9"/>
               <w:bottom w:val="single" w:sz="4" w:color="D9D9D9"/>
               <w:left w:val="single" w:sz="4" w:color="D9D9D9"/>
               <w:right w:val="single" w:sz="4" w:color="D9D9D9"/>
             </w:tcBorders>
+            <w:shd w:fill="FFFFFF"/>
             <w:tcMar>
               <w:top w:w="85" w:type="dxa"/>
               <w:bottom w:w="85" w:type="dxa"/>
@@ -1283,13 +1283,13 @@
         <w:tc>
           <w:tcPr>
             <w:tcW w:type="dxa" w:w="2538"/>
-            <w:shd w:fill="FFFFFF"/>
             <w:tcBorders>
               <w:top w:val="single" w:sz="4" w:color="D9D9D9"/>
               <w:bottom w:val="single" w:sz="4" w:color="D9D9D9"/>
               <w:left w:val="single" w:sz="4" w:color="D9D9D9"/>
               <w:right w:val="single" w:sz="4" w:color="D9D9D9"/>
             </w:tcBorders>
+            <w:shd w:fill="FFFFFF"/>
             <w:tcMar>
               <w:top w:w="85" w:type="dxa"/>
               <w:bottom w:w="85" w:type="dxa"/>
@@ -1315,13 +1315,13 @@
         <w:tc>
           <w:tcPr>
             <w:tcW w:type="dxa" w:w="7614"/>
-            <w:shd w:fill="F1F5F7"/>
             <w:tcBorders>
               <w:top w:val="single" w:sz="4" w:color="D9D9D9"/>
               <w:bottom w:val="single" w:sz="4" w:color="D9D9D9"/>
               <w:left w:val="single" w:sz="4" w:color="D9D9D9"/>
               <w:right w:val="single" w:sz="4" w:color="D9D9D9"/>
             </w:tcBorders>
+            <w:shd w:fill="F1F5F7"/>
             <w:tcMar>
               <w:top w:w="85" w:type="dxa"/>
               <w:bottom w:w="85" w:type="dxa"/>
@@ -1346,13 +1346,13 @@
         <w:tc>
           <w:tcPr>
             <w:tcW w:type="dxa" w:w="2538"/>
-            <w:shd w:fill="F1F5F7"/>
             <w:tcBorders>
               <w:top w:val="single" w:sz="4" w:color="D9D9D9"/>
               <w:bottom w:val="single" w:sz="4" w:color="D9D9D9"/>
               <w:left w:val="single" w:sz="4" w:color="D9D9D9"/>
               <w:right w:val="single" w:sz="4" w:color="D9D9D9"/>
             </w:tcBorders>
+            <w:shd w:fill="F1F5F7"/>
             <w:tcMar>
               <w:top w:w="85" w:type="dxa"/>
               <w:bottom w:w="85" w:type="dxa"/>
@@ -1557,13 +1557,13 @@
         <w:tc>
           <w:tcPr>
             <w:tcW w:type="dxa" w:w="3655"/>
-            <w:shd w:fill="142D40"/>
             <w:tcBorders>
               <w:top w:val="single" w:sz="4" w:color="D9D9D9"/>
               <w:bottom w:val="single" w:sz="4" w:color="D9D9D9"/>
               <w:left w:val="single" w:sz="4" w:color="D9D9D9"/>
               <w:right w:val="single" w:sz="4" w:color="D9D9D9"/>
             </w:tcBorders>
+            <w:shd w:fill="142D40"/>
             <w:tcMar>
               <w:top w:w="85" w:type="dxa"/>
               <w:bottom w:w="85" w:type="dxa"/>
@@ -1588,13 +1588,13 @@
         <w:tc>
           <w:tcPr>
             <w:tcW w:type="dxa" w:w="1218"/>
-            <w:shd w:fill="142D40"/>
             <w:tcBorders>
               <w:top w:val="single" w:sz="4" w:color="D9D9D9"/>
               <w:bottom w:val="single" w:sz="4" w:color="D9D9D9"/>
               <w:left w:val="single" w:sz="4" w:color="D9D9D9"/>
               <w:right w:val="single" w:sz="4" w:color="D9D9D9"/>
             </w:tcBorders>
+            <w:shd w:fill="142D40"/>
             <w:tcMar>
               <w:top w:w="85" w:type="dxa"/>
               <w:bottom w:w="85" w:type="dxa"/>
@@ -1619,13 +1619,13 @@
         <w:tc>
           <w:tcPr>
             <w:tcW w:type="dxa" w:w="4061"/>
-            <w:shd w:fill="142D40"/>
             <w:tcBorders>
               <w:top w:val="single" w:sz="4" w:color="D9D9D9"/>
               <w:bottom w:val="single" w:sz="4" w:color="D9D9D9"/>
               <w:left w:val="single" w:sz="4" w:color="D9D9D9"/>
               <w:right w:val="single" w:sz="4" w:color="D9D9D9"/>
             </w:tcBorders>
+            <w:shd w:fill="142D40"/>
             <w:tcMar>
               <w:top w:w="85" w:type="dxa"/>
               <w:bottom w:w="85" w:type="dxa"/>
@@ -1650,13 +1650,13 @@
         <w:tc>
           <w:tcPr>
             <w:tcW w:type="dxa" w:w="1218"/>
-            <w:shd w:fill="142D40"/>
             <w:tcBorders>
               <w:top w:val="single" w:sz="4" w:color="D9D9D9"/>
               <w:bottom w:val="single" w:sz="4" w:color="D9D9D9"/>
               <w:left w:val="single" w:sz="4" w:color="D9D9D9"/>
               <w:right w:val="single" w:sz="4" w:color="D9D9D9"/>
             </w:tcBorders>
+            <w:shd w:fill="142D40"/>
             <w:tcMar>
               <w:top w:w="85" w:type="dxa"/>
               <w:bottom w:w="85" w:type="dxa"/>
@@ -1683,13 +1683,13 @@
         <w:tc>
           <w:tcPr>
             <w:tcW w:type="dxa" w:w="3655"/>
-            <w:shd w:fill="FFFFFF"/>
             <w:tcBorders>
               <w:top w:val="single" w:sz="4" w:color="D9D9D9"/>
               <w:bottom w:val="single" w:sz="4" w:color="D9D9D9"/>
               <w:left w:val="single" w:sz="4" w:color="D9D9D9"/>
               <w:right w:val="single" w:sz="4" w:color="D9D9D9"/>
             </w:tcBorders>
+            <w:shd w:fill="FFFFFF"/>
             <w:tcMar>
               <w:top w:w="85" w:type="dxa"/>
               <w:bottom w:w="85" w:type="dxa"/>
@@ -1714,13 +1714,13 @@
         <w:tc>
           <w:tcPr>
             <w:tcW w:type="dxa" w:w="1218"/>
-            <w:shd w:fill="FFFFFF"/>
             <w:tcBorders>
               <w:top w:val="single" w:sz="4" w:color="D9D9D9"/>
               <w:bottom w:val="single" w:sz="4" w:color="D9D9D9"/>
               <w:left w:val="single" w:sz="4" w:color="D9D9D9"/>
               <w:right w:val="single" w:sz="4" w:color="D9D9D9"/>
             </w:tcBorders>
+            <w:shd w:fill="FFFFFF"/>
             <w:tcMar>
               <w:top w:w="85" w:type="dxa"/>
               <w:bottom w:w="85" w:type="dxa"/>
@@ -1745,13 +1745,13 @@
         <w:tc>
           <w:tcPr>
             <w:tcW w:type="dxa" w:w="4061"/>
-            <w:shd w:fill="FFFFFF"/>
             <w:tcBorders>
               <w:top w:val="single" w:sz="4" w:color="D9D9D9"/>
               <w:bottom w:val="single" w:sz="4" w:color="D9D9D9"/>
               <w:left w:val="single" w:sz="4" w:color="D9D9D9"/>
               <w:right w:val="single" w:sz="4" w:color="D9D9D9"/>
             </w:tcBorders>
+            <w:shd w:fill="FFFFFF"/>
             <w:tcMar>
               <w:top w:w="85" w:type="dxa"/>
               <w:bottom w:w="85" w:type="dxa"/>
@@ -1776,13 +1776,13 @@
         <w:tc>
           <w:tcPr>
             <w:tcW w:type="dxa" w:w="1218"/>
-            <w:shd w:fill="FFFFFF"/>
             <w:tcBorders>
               <w:top w:val="single" w:sz="4" w:color="D9D9D9"/>
               <w:bottom w:val="single" w:sz="4" w:color="D9D9D9"/>
               <w:left w:val="single" w:sz="4" w:color="D9D9D9"/>
               <w:right w:val="single" w:sz="4" w:color="D9D9D9"/>
             </w:tcBorders>
+            <w:shd w:fill="FFFFFF"/>
             <w:tcMar>
               <w:top w:w="85" w:type="dxa"/>
               <w:bottom w:w="85" w:type="dxa"/>
@@ -1809,13 +1809,13 @@
         <w:tc>
           <w:tcPr>
             <w:tcW w:type="dxa" w:w="3655"/>
-            <w:shd w:fill="F1F5F7"/>
             <w:tcBorders>
               <w:top w:val="single" w:sz="4" w:color="D9D9D9"/>
               <w:bottom w:val="single" w:sz="4" w:color="D9D9D9"/>
               <w:left w:val="single" w:sz="4" w:color="D9D9D9"/>
               <w:right w:val="single" w:sz="4" w:color="D9D9D9"/>
             </w:tcBorders>
+            <w:shd w:fill="F1F5F7"/>
             <w:tcMar>
               <w:top w:w="85" w:type="dxa"/>
               <w:bottom w:w="85" w:type="dxa"/>
@@ -1840,13 +1840,13 @@
         <w:tc>
           <w:tcPr>
             <w:tcW w:type="dxa" w:w="1218"/>
-            <w:shd w:fill="F1F5F7"/>
             <w:tcBorders>
               <w:top w:val="single" w:sz="4" w:color="D9D9D9"/>
               <w:bottom w:val="single" w:sz="4" w:color="D9D9D9"/>
               <w:left w:val="single" w:sz="4" w:color="D9D9D9"/>
               <w:right w:val="single" w:sz="4" w:color="D9D9D9"/>
             </w:tcBorders>
+            <w:shd w:fill="F1F5F7"/>
             <w:tcMar>
               <w:top w:w="85" w:type="dxa"/>
               <w:bottom w:w="85" w:type="dxa"/>
@@ -1871,13 +1871,13 @@
         <w:tc>
           <w:tcPr>
             <w:tcW w:type="dxa" w:w="4061"/>
-            <w:shd w:fill="F1F5F7"/>
             <w:tcBorders>
               <w:top w:val="single" w:sz="4" w:color="D9D9D9"/>
               <w:bottom w:val="single" w:sz="4" w:color="D9D9D9"/>
               <w:left w:val="single" w:sz="4" w:color="D9D9D9"/>
               <w:right w:val="single" w:sz="4" w:color="D9D9D9"/>
             </w:tcBorders>
+            <w:shd w:fill="F1F5F7"/>
             <w:tcMar>
               <w:top w:w="85" w:type="dxa"/>
               <w:bottom w:w="85" w:type="dxa"/>
@@ -1902,13 +1902,13 @@
         <w:tc>
           <w:tcPr>
             <w:tcW w:type="dxa" w:w="1218"/>
-            <w:shd w:fill="F1F5F7"/>
             <w:tcBorders>
               <w:top w:val="single" w:sz="4" w:color="D9D9D9"/>
               <w:bottom w:val="single" w:sz="4" w:color="D9D9D9"/>
               <w:left w:val="single" w:sz="4" w:color="D9D9D9"/>
               <w:right w:val="single" w:sz="4" w:color="D9D9D9"/>
             </w:tcBorders>
+            <w:shd w:fill="F1F5F7"/>
             <w:tcMar>
               <w:top w:w="85" w:type="dxa"/>
               <w:bottom w:w="85" w:type="dxa"/>
@@ -1935,13 +1935,13 @@
         <w:tc>
           <w:tcPr>
             <w:tcW w:type="dxa" w:w="3655"/>
-            <w:shd w:fill="FFFFFF"/>
             <w:tcBorders>
               <w:top w:val="single" w:sz="4" w:color="D9D9D9"/>
               <w:bottom w:val="single" w:sz="4" w:color="D9D9D9"/>
               <w:left w:val="single" w:sz="4" w:color="D9D9D9"/>
               <w:right w:val="single" w:sz="4" w:color="D9D9D9"/>
             </w:tcBorders>
+            <w:shd w:fill="FFFFFF"/>
             <w:tcMar>
               <w:top w:w="85" w:type="dxa"/>
               <w:bottom w:w="85" w:type="dxa"/>
@@ -1966,13 +1966,13 @@
         <w:tc>
           <w:tcPr>
             <w:tcW w:type="dxa" w:w="1218"/>
-            <w:shd w:fill="FFFFFF"/>
             <w:tcBorders>
               <w:top w:val="single" w:sz="4" w:color="D9D9D9"/>
               <w:bottom w:val="single" w:sz="4" w:color="D9D9D9"/>
               <w:left w:val="single" w:sz="4" w:color="D9D9D9"/>
               <w:right w:val="single" w:sz="4" w:color="D9D9D9"/>
             </w:tcBorders>
+            <w:shd w:fill="FFFFFF"/>
             <w:tcMar>
               <w:top w:w="85" w:type="dxa"/>
               <w:bottom w:w="85" w:type="dxa"/>
@@ -1997,13 +1997,13 @@
         <w:tc>
           <w:tcPr>
             <w:tcW w:type="dxa" w:w="4061"/>
-            <w:shd w:fill="FFFFFF"/>
             <w:tcBorders>
               <w:top w:val="single" w:sz="4" w:color="D9D9D9"/>
               <w:bottom w:val="single" w:sz="4" w:color="D9D9D9"/>
               <w:left w:val="single" w:sz="4" w:color="D9D9D9"/>
               <w:right w:val="single" w:sz="4" w:color="D9D9D9"/>
             </w:tcBorders>
+            <w:shd w:fill="FFFFFF"/>
             <w:tcMar>
               <w:top w:w="85" w:type="dxa"/>
               <w:bottom w:w="85" w:type="dxa"/>
@@ -2028,13 +2028,13 @@
         <w:tc>
           <w:tcPr>
             <w:tcW w:type="dxa" w:w="1218"/>
-            <w:shd w:fill="FFFFFF"/>
             <w:tcBorders>
               <w:top w:val="single" w:sz="4" w:color="D9D9D9"/>
               <w:bottom w:val="single" w:sz="4" w:color="D9D9D9"/>
               <w:left w:val="single" w:sz="4" w:color="D9D9D9"/>
               <w:right w:val="single" w:sz="4" w:color="D9D9D9"/>
             </w:tcBorders>
+            <w:shd w:fill="FFFFFF"/>
             <w:tcMar>
               <w:top w:w="85" w:type="dxa"/>
               <w:bottom w:w="85" w:type="dxa"/>
@@ -2061,13 +2061,13 @@
         <w:tc>
           <w:tcPr>
             <w:tcW w:type="dxa" w:w="3655"/>
-            <w:shd w:fill="F1F5F7"/>
             <w:tcBorders>
               <w:top w:val="single" w:sz="4" w:color="D9D9D9"/>
               <w:bottom w:val="single" w:sz="4" w:color="D9D9D9"/>
               <w:left w:val="single" w:sz="4" w:color="D9D9D9"/>
               <w:right w:val="single" w:sz="4" w:color="D9D9D9"/>
             </w:tcBorders>
+            <w:shd w:fill="F1F5F7"/>
             <w:tcMar>
               <w:top w:w="85" w:type="dxa"/>
               <w:bottom w:w="85" w:type="dxa"/>
@@ -2092,13 +2092,13 @@
         <w:tc>
           <w:tcPr>
             <w:tcW w:type="dxa" w:w="1218"/>
-            <w:shd w:fill="F1F5F7"/>
             <w:tcBorders>
               <w:top w:val="single" w:sz="4" w:color="D9D9D9"/>
               <w:bottom w:val="single" w:sz="4" w:color="D9D9D9"/>
               <w:left w:val="single" w:sz="4" w:color="D9D9D9"/>
               <w:right w:val="single" w:sz="4" w:color="D9D9D9"/>
             </w:tcBorders>
+            <w:shd w:fill="F1F5F7"/>
             <w:tcMar>
               <w:top w:w="85" w:type="dxa"/>
               <w:bottom w:w="85" w:type="dxa"/>
@@ -2123,13 +2123,13 @@
         <w:tc>
           <w:tcPr>
             <w:tcW w:type="dxa" w:w="4061"/>
-            <w:shd w:fill="F1F5F7"/>
             <w:tcBorders>
               <w:top w:val="single" w:sz="4" w:color="D9D9D9"/>
               <w:bottom w:val="single" w:sz="4" w:color="D9D9D9"/>
               <w:left w:val="single" w:sz="4" w:color="D9D9D9"/>
               <w:right w:val="single" w:sz="4" w:color="D9D9D9"/>
             </w:tcBorders>
+            <w:shd w:fill="F1F5F7"/>
             <w:tcMar>
               <w:top w:w="85" w:type="dxa"/>
               <w:bottom w:w="85" w:type="dxa"/>
@@ -2154,13 +2154,13 @@
         <w:tc>
           <w:tcPr>
             <w:tcW w:type="dxa" w:w="1218"/>
-            <w:shd w:fill="F1F5F7"/>
             <w:tcBorders>
               <w:top w:val="single" w:sz="4" w:color="D9D9D9"/>
               <w:bottom w:val="single" w:sz="4" w:color="D9D9D9"/>
               <w:left w:val="single" w:sz="4" w:color="D9D9D9"/>
               <w:right w:val="single" w:sz="4" w:color="D9D9D9"/>
             </w:tcBorders>
+            <w:shd w:fill="F1F5F7"/>
             <w:tcMar>
               <w:top w:w="85" w:type="dxa"/>
               <w:bottom w:w="85" w:type="dxa"/>
@@ -2187,13 +2187,13 @@
         <w:tc>
           <w:tcPr>
             <w:tcW w:type="dxa" w:w="3655"/>
-            <w:shd w:fill="FFFFFF"/>
             <w:tcBorders>
               <w:top w:val="single" w:sz="4" w:color="D9D9D9"/>
               <w:bottom w:val="single" w:sz="4" w:color="D9D9D9"/>
               <w:left w:val="single" w:sz="4" w:color="D9D9D9"/>
               <w:right w:val="single" w:sz="4" w:color="D9D9D9"/>
             </w:tcBorders>
+            <w:shd w:fill="FFFFFF"/>
             <w:tcMar>
               <w:top w:w="85" w:type="dxa"/>
               <w:bottom w:w="85" w:type="dxa"/>
@@ -2218,13 +2218,13 @@
         <w:tc>
           <w:tcPr>
             <w:tcW w:type="dxa" w:w="1218"/>
-            <w:shd w:fill="FFFFFF"/>
             <w:tcBorders>
               <w:top w:val="single" w:sz="4" w:color="D9D9D9"/>
               <w:bottom w:val="single" w:sz="4" w:color="D9D9D9"/>
               <w:left w:val="single" w:sz="4" w:color="D9D9D9"/>
               <w:right w:val="single" w:sz="4" w:color="D9D9D9"/>
             </w:tcBorders>
+            <w:shd w:fill="FFFFFF"/>
             <w:tcMar>
               <w:top w:w="85" w:type="dxa"/>
               <w:bottom w:w="85" w:type="dxa"/>
@@ -2249,13 +2249,13 @@
         <w:tc>
           <w:tcPr>
             <w:tcW w:type="dxa" w:w="4061"/>
-            <w:shd w:fill="FFFFFF"/>
             <w:tcBorders>
               <w:top w:val="single" w:sz="4" w:color="D9D9D9"/>
               <w:bottom w:val="single" w:sz="4" w:color="D9D9D9"/>
               <w:left w:val="single" w:sz="4" w:color="D9D9D9"/>
               <w:right w:val="single" w:sz="4" w:color="D9D9D9"/>
             </w:tcBorders>
+            <w:shd w:fill="FFFFFF"/>
             <w:tcMar>
               <w:top w:w="85" w:type="dxa"/>
               <w:bottom w:w="85" w:type="dxa"/>
@@ -2280,13 +2280,13 @@
         <w:tc>
           <w:tcPr>
             <w:tcW w:type="dxa" w:w="1218"/>
-            <w:shd w:fill="FFFFFF"/>
             <w:tcBorders>
               <w:top w:val="single" w:sz="4" w:color="D9D9D9"/>
               <w:bottom w:val="single" w:sz="4" w:color="D9D9D9"/>
               <w:left w:val="single" w:sz="4" w:color="D9D9D9"/>
               <w:right w:val="single" w:sz="4" w:color="D9D9D9"/>
             </w:tcBorders>
+            <w:shd w:fill="FFFFFF"/>
             <w:tcMar>
               <w:top w:w="85" w:type="dxa"/>
               <w:bottom w:w="85" w:type="dxa"/>
@@ -2334,13 +2334,13 @@
         <w:tc>
           <w:tcPr>
             <w:tcW w:type="dxa" w:w="7614"/>
-            <w:shd w:fill="142D40"/>
             <w:tcBorders>
               <w:top w:val="single" w:sz="4" w:color="D9D9D9"/>
               <w:bottom w:val="single" w:sz="4" w:color="D9D9D9"/>
               <w:left w:val="single" w:sz="4" w:color="D9D9D9"/>
               <w:right w:val="single" w:sz="4" w:color="D9D9D9"/>
             </w:tcBorders>
+            <w:shd w:fill="142D40"/>
             <w:tcMar>
               <w:top w:w="85" w:type="dxa"/>
               <w:bottom w:w="85" w:type="dxa"/>
@@ -2365,13 +2365,13 @@
         <w:tc>
           <w:tcPr>
             <w:tcW w:type="dxa" w:w="2538"/>
-            <w:shd w:fill="142D40"/>
             <w:tcBorders>
               <w:top w:val="single" w:sz="4" w:color="D9D9D9"/>
               <w:bottom w:val="single" w:sz="4" w:color="D9D9D9"/>
               <w:left w:val="single" w:sz="4" w:color="D9D9D9"/>
               <w:right w:val="single" w:sz="4" w:color="D9D9D9"/>
             </w:tcBorders>
+            <w:shd w:fill="142D40"/>
             <w:tcMar>
               <w:top w:w="85" w:type="dxa"/>
               <w:bottom w:w="85" w:type="dxa"/>
@@ -2398,13 +2398,13 @@
         <w:tc>
           <w:tcPr>
             <w:tcW w:type="dxa" w:w="7614"/>
-            <w:shd w:fill="FFFFFF"/>
             <w:tcBorders>
               <w:top w:val="single" w:sz="4" w:color="D9D9D9"/>
               <w:bottom w:val="single" w:sz="4" w:color="D9D9D9"/>
               <w:left w:val="single" w:sz="4" w:color="D9D9D9"/>
               <w:right w:val="single" w:sz="4" w:color="D9D9D9"/>
             </w:tcBorders>
+            <w:shd w:fill="FFFFFF"/>
             <w:tcMar>
               <w:top w:w="85" w:type="dxa"/>
               <w:bottom w:w="85" w:type="dxa"/>
@@ -2429,13 +2429,13 @@
         <w:tc>
           <w:tcPr>
             <w:tcW w:type="dxa" w:w="2538"/>
-            <w:shd w:fill="FFFFFF"/>
             <w:tcBorders>
               <w:top w:val="single" w:sz="4" w:color="D9D9D9"/>
               <w:bottom w:val="single" w:sz="4" w:color="D9D9D9"/>
               <w:left w:val="single" w:sz="4" w:color="D9D9D9"/>
               <w:right w:val="single" w:sz="4" w:color="D9D9D9"/>
             </w:tcBorders>
+            <w:shd w:fill="FFFFFF"/>
             <w:tcMar>
               <w:top w:w="85" w:type="dxa"/>
               <w:bottom w:w="85" w:type="dxa"/>
@@ -2462,13 +2462,13 @@
         <w:tc>
           <w:tcPr>
             <w:tcW w:type="dxa" w:w="7614"/>
-            <w:shd w:fill="F1F5F7"/>
             <w:tcBorders>
               <w:top w:val="single" w:sz="4" w:color="D9D9D9"/>
               <w:bottom w:val="single" w:sz="4" w:color="D9D9D9"/>
               <w:left w:val="single" w:sz="4" w:color="D9D9D9"/>
               <w:right w:val="single" w:sz="4" w:color="D9D9D9"/>
             </w:tcBorders>
+            <w:shd w:fill="F1F5F7"/>
             <w:tcMar>
               <w:top w:w="85" w:type="dxa"/>
               <w:bottom w:w="85" w:type="dxa"/>
@@ -2493,13 +2493,13 @@
         <w:tc>
           <w:tcPr>
             <w:tcW w:type="dxa" w:w="2538"/>
-            <w:shd w:fill="F1F5F7"/>
             <w:tcBorders>
               <w:top w:val="single" w:sz="4" w:color="D9D9D9"/>
               <w:bottom w:val="single" w:sz="4" w:color="D9D9D9"/>
               <w:left w:val="single" w:sz="4" w:color="D9D9D9"/>
               <w:right w:val="single" w:sz="4" w:color="D9D9D9"/>
             </w:tcBorders>
+            <w:shd w:fill="F1F5F7"/>
             <w:tcMar>
               <w:top w:w="85" w:type="dxa"/>
               <w:bottom w:w="85" w:type="dxa"/>
@@ -2525,13 +2525,13 @@
         <w:tc>
           <w:tcPr>
             <w:tcW w:type="dxa" w:w="7614"/>
-            <w:shd w:fill="FFFFFF"/>
             <w:tcBorders>
               <w:top w:val="single" w:sz="4" w:color="D9D9D9"/>
               <w:bottom w:val="single" w:sz="4" w:color="D9D9D9"/>
               <w:left w:val="single" w:sz="4" w:color="D9D9D9"/>
               <w:right w:val="single" w:sz="4" w:color="D9D9D9"/>
             </w:tcBorders>
+            <w:shd w:fill="FFFFFF"/>
             <w:tcMar>
               <w:top w:w="85" w:type="dxa"/>
               <w:bottom w:w="85" w:type="dxa"/>
@@ -2556,13 +2556,13 @@
         <w:tc>
           <w:tcPr>
             <w:tcW w:type="dxa" w:w="2538"/>
-            <w:shd w:fill="FFFFFF"/>
             <w:tcBorders>
               <w:top w:val="single" w:sz="4" w:color="D9D9D9"/>
               <w:bottom w:val="single" w:sz="4" w:color="D9D9D9"/>
               <w:left w:val="single" w:sz="4" w:color="D9D9D9"/>
               <w:right w:val="single" w:sz="4" w:color="D9D9D9"/>
             </w:tcBorders>
+            <w:shd w:fill="FFFFFF"/>
             <w:tcMar>
               <w:top w:w="85" w:type="dxa"/>
               <w:bottom w:w="85" w:type="dxa"/>
@@ -2588,13 +2588,13 @@
         <w:tc>
           <w:tcPr>
             <w:tcW w:type="dxa" w:w="7614"/>
-            <w:shd w:fill="F1F5F7"/>
             <w:tcBorders>
               <w:top w:val="single" w:sz="4" w:color="D9D9D9"/>
               <w:bottom w:val="single" w:sz="4" w:color="D9D9D9"/>
               <w:left w:val="single" w:sz="4" w:color="D9D9D9"/>
               <w:right w:val="single" w:sz="4" w:color="D9D9D9"/>
             </w:tcBorders>
+            <w:shd w:fill="F1F5F7"/>
             <w:tcMar>
               <w:top w:w="85" w:type="dxa"/>
               <w:bottom w:w="85" w:type="dxa"/>
@@ -2619,13 +2619,13 @@
         <w:tc>
           <w:tcPr>
             <w:tcW w:type="dxa" w:w="2538"/>
-            <w:shd w:fill="F1F5F7"/>
             <w:tcBorders>
               <w:top w:val="single" w:sz="4" w:color="D9D9D9"/>
               <w:bottom w:val="single" w:sz="4" w:color="D9D9D9"/>
               <w:left w:val="single" w:sz="4" w:color="D9D9D9"/>
               <w:right w:val="single" w:sz="4" w:color="D9D9D9"/>
             </w:tcBorders>
+            <w:shd w:fill="F1F5F7"/>
             <w:tcMar>
               <w:top w:w="85" w:type="dxa"/>
               <w:bottom w:w="85" w:type="dxa"/>
@@ -2651,13 +2651,13 @@
         <w:tc>
           <w:tcPr>
             <w:tcW w:type="dxa" w:w="7614"/>
-            <w:shd w:fill="FFFFFF"/>
             <w:tcBorders>
               <w:top w:val="single" w:sz="4" w:color="D9D9D9"/>
               <w:bottom w:val="single" w:sz="4" w:color="D9D9D9"/>
               <w:left w:val="single" w:sz="4" w:color="D9D9D9"/>
               <w:right w:val="single" w:sz="4" w:color="D9D9D9"/>
             </w:tcBorders>
+            <w:shd w:fill="FFFFFF"/>
             <w:tcMar>
               <w:top w:w="85" w:type="dxa"/>
               <w:bottom w:w="85" w:type="dxa"/>
@@ -2682,13 +2682,13 @@
         <w:tc>
           <w:tcPr>
             <w:tcW w:type="dxa" w:w="2538"/>
-            <w:shd w:fill="FFFFFF"/>
             <w:tcBorders>
               <w:top w:val="single" w:sz="4" w:color="D9D9D9"/>
               <w:bottom w:val="single" w:sz="4" w:color="D9D9D9"/>
               <w:left w:val="single" w:sz="4" w:color="D9D9D9"/>
               <w:right w:val="single" w:sz="4" w:color="D9D9D9"/>
             </w:tcBorders>
+            <w:shd w:fill="FFFFFF"/>
             <w:tcMar>
               <w:top w:w="85" w:type="dxa"/>
               <w:bottom w:w="85" w:type="dxa"/>
@@ -2714,13 +2714,13 @@
         <w:tc>
           <w:tcPr>
             <w:tcW w:type="dxa" w:w="7614"/>
-            <w:shd w:fill="F1F5F7"/>
             <w:tcBorders>
               <w:top w:val="single" w:sz="4" w:color="D9D9D9"/>
               <w:bottom w:val="single" w:sz="4" w:color="D9D9D9"/>
               <w:left w:val="single" w:sz="4" w:color="D9D9D9"/>
               <w:right w:val="single" w:sz="4" w:color="D9D9D9"/>
             </w:tcBorders>
+            <w:shd w:fill="F1F5F7"/>
             <w:tcMar>
               <w:top w:w="85" w:type="dxa"/>
               <w:bottom w:w="85" w:type="dxa"/>
@@ -2745,13 +2745,13 @@
         <w:tc>
           <w:tcPr>
             <w:tcW w:type="dxa" w:w="2538"/>
-            <w:shd w:fill="F1F5F7"/>
             <w:tcBorders>
               <w:top w:val="single" w:sz="4" w:color="D9D9D9"/>
               <w:bottom w:val="single" w:sz="4" w:color="D9D9D9"/>
               <w:left w:val="single" w:sz="4" w:color="D9D9D9"/>
               <w:right w:val="single" w:sz="4" w:color="D9D9D9"/>
             </w:tcBorders>
+            <w:shd w:fill="F1F5F7"/>
             <w:tcMar>
               <w:top w:w="85" w:type="dxa"/>
               <w:bottom w:w="85" w:type="dxa"/>
@@ -2777,13 +2777,13 @@
         <w:tc>
           <w:tcPr>
             <w:tcW w:type="dxa" w:w="7614"/>
-            <w:shd w:fill="FFFFFF"/>
             <w:tcBorders>
               <w:top w:val="single" w:sz="4" w:color="D9D9D9"/>
               <w:bottom w:val="single" w:sz="4" w:color="D9D9D9"/>
               <w:left w:val="single" w:sz="4" w:color="D9D9D9"/>
               <w:right w:val="single" w:sz="4" w:color="D9D9D9"/>
             </w:tcBorders>
+            <w:shd w:fill="FFFFFF"/>
             <w:tcMar>
               <w:top w:w="85" w:type="dxa"/>
               <w:bottom w:w="85" w:type="dxa"/>
@@ -2808,13 +2808,13 @@
         <w:tc>
           <w:tcPr>
             <w:tcW w:type="dxa" w:w="2538"/>
-            <w:shd w:fill="FFFFFF"/>
             <w:tcBorders>
               <w:top w:val="single" w:sz="4" w:color="D9D9D9"/>
               <w:bottom w:val="single" w:sz="4" w:color="D9D9D9"/>
               <w:left w:val="single" w:sz="4" w:color="D9D9D9"/>
               <w:right w:val="single" w:sz="4" w:color="D9D9D9"/>
             </w:tcBorders>
+            <w:shd w:fill="FFFFFF"/>
             <w:tcMar>
               <w:top w:w="85" w:type="dxa"/>
               <w:bottom w:w="85" w:type="dxa"/>
@@ -2840,13 +2840,13 @@
         <w:tc>
           <w:tcPr>
             <w:tcW w:type="dxa" w:w="7614"/>
-            <w:shd w:fill="F1F5F7"/>
             <w:tcBorders>
               <w:top w:val="single" w:sz="4" w:color="D9D9D9"/>
               <w:bottom w:val="single" w:sz="4" w:color="D9D9D9"/>
               <w:left w:val="single" w:sz="4" w:color="D9D9D9"/>
               <w:right w:val="single" w:sz="4" w:color="D9D9D9"/>
             </w:tcBorders>
+            <w:shd w:fill="F1F5F7"/>
             <w:tcMar>
               <w:top w:w="85" w:type="dxa"/>
               <w:bottom w:w="85" w:type="dxa"/>
@@ -2871,13 +2871,13 @@
         <w:tc>
           <w:tcPr>
             <w:tcW w:type="dxa" w:w="2538"/>
-            <w:shd w:fill="F1F5F7"/>
             <w:tcBorders>
               <w:top w:val="single" w:sz="4" w:color="D9D9D9"/>
               <w:bottom w:val="single" w:sz="4" w:color="D9D9D9"/>
               <w:left w:val="single" w:sz="4" w:color="D9D9D9"/>
               <w:right w:val="single" w:sz="4" w:color="D9D9D9"/>
             </w:tcBorders>
+            <w:shd w:fill="F1F5F7"/>
             <w:tcMar>
               <w:top w:w="85" w:type="dxa"/>
               <w:bottom w:w="85" w:type="dxa"/>
@@ -2903,13 +2903,13 @@
         <w:tc>
           <w:tcPr>
             <w:tcW w:type="dxa" w:w="7614"/>
-            <w:shd w:fill="FFFFFF"/>
             <w:tcBorders>
               <w:top w:val="single" w:sz="4" w:color="D9D9D9"/>
               <w:bottom w:val="single" w:sz="4" w:color="D9D9D9"/>
               <w:left w:val="single" w:sz="4" w:color="D9D9D9"/>
               <w:right w:val="single" w:sz="4" w:color="D9D9D9"/>
             </w:tcBorders>
+            <w:shd w:fill="FFFFFF"/>
             <w:tcMar>
               <w:top w:w="85" w:type="dxa"/>
               <w:bottom w:w="85" w:type="dxa"/>
@@ -2934,13 +2934,13 @@
         <w:tc>
           <w:tcPr>
             <w:tcW w:type="dxa" w:w="2538"/>
-            <w:shd w:fill="FFFFFF"/>
             <w:tcBorders>
               <w:top w:val="single" w:sz="4" w:color="D9D9D9"/>
               <w:bottom w:val="single" w:sz="4" w:color="D9D9D9"/>
               <w:left w:val="single" w:sz="4" w:color="D9D9D9"/>
               <w:right w:val="single" w:sz="4" w:color="D9D9D9"/>
             </w:tcBorders>
+            <w:shd w:fill="FFFFFF"/>
             <w:tcMar>
               <w:top w:w="85" w:type="dxa"/>
               <w:bottom w:w="85" w:type="dxa"/>
@@ -2966,13 +2966,13 @@
         <w:tc>
           <w:tcPr>
             <w:tcW w:type="dxa" w:w="7614"/>
-            <w:shd w:fill="F1F5F7"/>
             <w:tcBorders>
               <w:top w:val="single" w:sz="4" w:color="D9D9D9"/>
               <w:bottom w:val="single" w:sz="4" w:color="D9D9D9"/>
               <w:left w:val="single" w:sz="4" w:color="D9D9D9"/>
               <w:right w:val="single" w:sz="4" w:color="D9D9D9"/>
             </w:tcBorders>
+            <w:shd w:fill="F1F5F7"/>
             <w:tcMar>
               <w:top w:w="85" w:type="dxa"/>
               <w:bottom w:w="85" w:type="dxa"/>
@@ -2997,13 +2997,13 @@
         <w:tc>
           <w:tcPr>
             <w:tcW w:type="dxa" w:w="2538"/>
-            <w:shd w:fill="F1F5F7"/>
             <w:tcBorders>
               <w:top w:val="single" w:sz="4" w:color="D9D9D9"/>
               <w:bottom w:val="single" w:sz="4" w:color="D9D9D9"/>
               <w:left w:val="single" w:sz="4" w:color="D9D9D9"/>
               <w:right w:val="single" w:sz="4" w:color="D9D9D9"/>
             </w:tcBorders>
+            <w:shd w:fill="F1F5F7"/>
             <w:tcMar>
               <w:top w:w="85" w:type="dxa"/>
               <w:bottom w:w="85" w:type="dxa"/>
@@ -3029,13 +3029,13 @@
         <w:tc>
           <w:tcPr>
             <w:tcW w:type="dxa" w:w="7614"/>
-            <w:shd w:fill="FFFFFF"/>
             <w:tcBorders>
               <w:top w:val="single" w:sz="4" w:color="D9D9D9"/>
               <w:bottom w:val="single" w:sz="4" w:color="D9D9D9"/>
               <w:left w:val="single" w:sz="4" w:color="D9D9D9"/>
               <w:right w:val="single" w:sz="4" w:color="D9D9D9"/>
             </w:tcBorders>
+            <w:shd w:fill="FFFFFF"/>
             <w:tcMar>
               <w:top w:w="85" w:type="dxa"/>
               <w:bottom w:w="85" w:type="dxa"/>
@@ -3060,13 +3060,13 @@
         <w:tc>
           <w:tcPr>
             <w:tcW w:type="dxa" w:w="2538"/>
-            <w:shd w:fill="FFFFFF"/>
             <w:tcBorders>
               <w:top w:val="single" w:sz="4" w:color="D9D9D9"/>
               <w:bottom w:val="single" w:sz="4" w:color="D9D9D9"/>
               <w:left w:val="single" w:sz="4" w:color="D9D9D9"/>
               <w:right w:val="single" w:sz="4" w:color="D9D9D9"/>
             </w:tcBorders>
+            <w:shd w:fill="FFFFFF"/>
             <w:tcMar>
               <w:top w:w="85" w:type="dxa"/>
               <w:bottom w:w="85" w:type="dxa"/>
@@ -3092,13 +3092,13 @@
         <w:tc>
           <w:tcPr>
             <w:tcW w:type="dxa" w:w="7614"/>
-            <w:shd w:fill="F1F5F7"/>
             <w:tcBorders>
               <w:top w:val="single" w:sz="4" w:color="D9D9D9"/>
               <w:bottom w:val="single" w:sz="4" w:color="D9D9D9"/>
               <w:left w:val="single" w:sz="4" w:color="D9D9D9"/>
               <w:right w:val="single" w:sz="4" w:color="D9D9D9"/>
             </w:tcBorders>
+            <w:shd w:fill="F1F5F7"/>
             <w:tcMar>
               <w:top w:w="85" w:type="dxa"/>
               <w:bottom w:w="85" w:type="dxa"/>
@@ -3123,13 +3123,13 @@
         <w:tc>
           <w:tcPr>
             <w:tcW w:type="dxa" w:w="2538"/>
-            <w:shd w:fill="F1F5F7"/>
             <w:tcBorders>
               <w:top w:val="single" w:sz="4" w:color="D9D9D9"/>
               <w:bottom w:val="single" w:sz="4" w:color="D9D9D9"/>
               <w:left w:val="single" w:sz="4" w:color="D9D9D9"/>
               <w:right w:val="single" w:sz="4" w:color="D9D9D9"/>
             </w:tcBorders>
+            <w:shd w:fill="F1F5F7"/>
             <w:tcMar>
               <w:top w:w="85" w:type="dxa"/>
               <w:bottom w:w="85" w:type="dxa"/>
@@ -3155,13 +3155,13 @@
         <w:tc>
           <w:tcPr>
             <w:tcW w:type="dxa" w:w="7614"/>
-            <w:shd w:fill="FFFFFF"/>
             <w:tcBorders>
               <w:top w:val="single" w:sz="4" w:color="D9D9D9"/>
               <w:bottom w:val="single" w:sz="4" w:color="D9D9D9"/>
               <w:left w:val="single" w:sz="4" w:color="D9D9D9"/>
               <w:right w:val="single" w:sz="4" w:color="D9D9D9"/>
             </w:tcBorders>
+            <w:shd w:fill="FFFFFF"/>
             <w:tcMar>
               <w:top w:w="85" w:type="dxa"/>
               <w:bottom w:w="85" w:type="dxa"/>
@@ -3186,13 +3186,13 @@
         <w:tc>
           <w:tcPr>
             <w:tcW w:type="dxa" w:w="2538"/>
-            <w:shd w:fill="FFFFFF"/>
             <w:tcBorders>
               <w:top w:val="single" w:sz="4" w:color="D9D9D9"/>
               <w:bottom w:val="single" w:sz="4" w:color="D9D9D9"/>
               <w:left w:val="single" w:sz="4" w:color="D9D9D9"/>
               <w:right w:val="single" w:sz="4" w:color="D9D9D9"/>
             </w:tcBorders>
+            <w:shd w:fill="FFFFFF"/>
             <w:tcMar>
               <w:top w:w="85" w:type="dxa"/>
               <w:bottom w:w="85" w:type="dxa"/>
@@ -3218,13 +3218,13 @@
         <w:tc>
           <w:tcPr>
             <w:tcW w:type="dxa" w:w="7614"/>
-            <w:shd w:fill="F1F5F7"/>
             <w:tcBorders>
               <w:top w:val="single" w:sz="4" w:color="D9D9D9"/>
               <w:bottom w:val="single" w:sz="4" w:color="D9D9D9"/>
               <w:left w:val="single" w:sz="4" w:color="D9D9D9"/>
               <w:right w:val="single" w:sz="4" w:color="D9D9D9"/>
             </w:tcBorders>
+            <w:shd w:fill="F1F5F7"/>
             <w:tcMar>
               <w:top w:w="85" w:type="dxa"/>
               <w:bottom w:w="85" w:type="dxa"/>
@@ -3249,13 +3249,13 @@
         <w:tc>
           <w:tcPr>
             <w:tcW w:type="dxa" w:w="2538"/>
-            <w:shd w:fill="F1F5F7"/>
             <w:tcBorders>
               <w:top w:val="single" w:sz="4" w:color="D9D9D9"/>
               <w:bottom w:val="single" w:sz="4" w:color="D9D9D9"/>
               <w:left w:val="single" w:sz="4" w:color="D9D9D9"/>
               <w:right w:val="single" w:sz="4" w:color="D9D9D9"/>
             </w:tcBorders>
+            <w:shd w:fill="F1F5F7"/>
             <w:tcMar>
               <w:top w:w="85" w:type="dxa"/>
               <w:bottom w:w="85" w:type="dxa"/>
@@ -3453,13 +3453,13 @@
         <w:tc>
           <w:tcPr>
             <w:tcW w:type="dxa" w:w="4061"/>
-            <w:shd w:fill="142D40"/>
             <w:tcBorders>
               <w:top w:val="single" w:sz="4" w:color="D9D9D9"/>
               <w:bottom w:val="single" w:sz="4" w:color="D9D9D9"/>
               <w:left w:val="single" w:sz="4" w:color="D9D9D9"/>
               <w:right w:val="single" w:sz="4" w:color="D9D9D9"/>
             </w:tcBorders>
+            <w:shd w:fill="142D40"/>
             <w:tcMar>
               <w:top w:w="85" w:type="dxa"/>
               <w:bottom w:w="85" w:type="dxa"/>
@@ -3484,13 +3484,13 @@
         <w:tc>
           <w:tcPr>
             <w:tcW w:type="dxa" w:w="3046"/>
-            <w:shd w:fill="142D40"/>
             <w:tcBorders>
               <w:top w:val="single" w:sz="4" w:color="D9D9D9"/>
               <w:bottom w:val="single" w:sz="4" w:color="D9D9D9"/>
               <w:left w:val="single" w:sz="4" w:color="D9D9D9"/>
               <w:right w:val="single" w:sz="4" w:color="D9D9D9"/>
             </w:tcBorders>
+            <w:shd w:fill="142D40"/>
             <w:tcMar>
               <w:top w:w="85" w:type="dxa"/>
               <w:bottom w:w="85" w:type="dxa"/>
@@ -3515,13 +3515,13 @@
         <w:tc>
           <w:tcPr>
             <w:tcW w:type="dxa" w:w="3046"/>
-            <w:shd w:fill="142D40"/>
             <w:tcBorders>
               <w:top w:val="single" w:sz="4" w:color="D9D9D9"/>
               <w:bottom w:val="single" w:sz="4" w:color="D9D9D9"/>
               <w:left w:val="single" w:sz="4" w:color="D9D9D9"/>
               <w:right w:val="single" w:sz="4" w:color="D9D9D9"/>
             </w:tcBorders>
+            <w:shd w:fill="142D40"/>
             <w:tcMar>
               <w:top w:w="85" w:type="dxa"/>
               <w:bottom w:w="85" w:type="dxa"/>
@@ -3548,13 +3548,13 @@
         <w:tc>
           <w:tcPr>
             <w:tcW w:type="dxa" w:w="4061"/>
-            <w:shd w:fill="FFFFFF"/>
             <w:tcBorders>
               <w:top w:val="single" w:sz="4" w:color="D9D9D9"/>
               <w:bottom w:val="single" w:sz="4" w:color="D9D9D9"/>
               <w:left w:val="single" w:sz="4" w:color="D9D9D9"/>
               <w:right w:val="single" w:sz="4" w:color="D9D9D9"/>
             </w:tcBorders>
+            <w:shd w:fill="FFFFFF"/>
             <w:tcMar>
               <w:top w:w="85" w:type="dxa"/>
               <w:bottom w:w="85" w:type="dxa"/>
@@ -3579,13 +3579,13 @@
         <w:tc>
           <w:tcPr>
             <w:tcW w:type="dxa" w:w="3046"/>
-            <w:shd w:fill="FFFFFF"/>
             <w:tcBorders>
               <w:top w:val="single" w:sz="4" w:color="D9D9D9"/>
               <w:bottom w:val="single" w:sz="4" w:color="D9D9D9"/>
               <w:left w:val="single" w:sz="4" w:color="D9D9D9"/>
               <w:right w:val="single" w:sz="4" w:color="D9D9D9"/>
             </w:tcBorders>
+            <w:shd w:fill="FFFFFF"/>
             <w:tcMar>
               <w:top w:w="85" w:type="dxa"/>
               <w:bottom w:w="85" w:type="dxa"/>
@@ -3610,13 +3610,13 @@
         <w:tc>
           <w:tcPr>
             <w:tcW w:type="dxa" w:w="3046"/>
-            <w:shd w:fill="FFFFFF"/>
             <w:tcBorders>
               <w:top w:val="single" w:sz="4" w:color="D9D9D9"/>
               <w:bottom w:val="single" w:sz="4" w:color="D9D9D9"/>
               <w:left w:val="single" w:sz="4" w:color="D9D9D9"/>
               <w:right w:val="single" w:sz="4" w:color="D9D9D9"/>
             </w:tcBorders>
+            <w:shd w:fill="FFFFFF"/>
             <w:tcMar>
               <w:top w:w="85" w:type="dxa"/>
               <w:bottom w:w="85" w:type="dxa"/>
@@ -3642,13 +3642,13 @@
         <w:tc>
           <w:tcPr>
             <w:tcW w:type="dxa" w:w="4061"/>
-            <w:shd w:fill="F1F5F7"/>
             <w:tcBorders>
               <w:top w:val="single" w:sz="4" w:color="D9D9D9"/>
               <w:bottom w:val="single" w:sz="4" w:color="D9D9D9"/>
               <w:left w:val="single" w:sz="4" w:color="D9D9D9"/>
               <w:right w:val="single" w:sz="4" w:color="D9D9D9"/>
             </w:tcBorders>
+            <w:shd w:fill="F1F5F7"/>
             <w:tcMar>
               <w:top w:w="85" w:type="dxa"/>
               <w:bottom w:w="85" w:type="dxa"/>
@@ -3673,13 +3673,13 @@
         <w:tc>
           <w:tcPr>
             <w:tcW w:type="dxa" w:w="3046"/>
-            <w:shd w:fill="F1F5F7"/>
             <w:tcBorders>
               <w:top w:val="single" w:sz="4" w:color="D9D9D9"/>
               <w:bottom w:val="single" w:sz="4" w:color="D9D9D9"/>
               <w:left w:val="single" w:sz="4" w:color="D9D9D9"/>
               <w:right w:val="single" w:sz="4" w:color="D9D9D9"/>
             </w:tcBorders>
+            <w:shd w:fill="F1F5F7"/>
             <w:tcMar>
               <w:top w:w="85" w:type="dxa"/>
               <w:bottom w:w="85" w:type="dxa"/>
@@ -3704,13 +3704,13 @@
         <w:tc>
           <w:tcPr>
             <w:tcW w:type="dxa" w:w="3046"/>
-            <w:shd w:fill="F1F5F7"/>
             <w:tcBorders>
               <w:top w:val="single" w:sz="4" w:color="D9D9D9"/>
               <w:bottom w:val="single" w:sz="4" w:color="D9D9D9"/>
               <w:left w:val="single" w:sz="4" w:color="D9D9D9"/>
               <w:right w:val="single" w:sz="4" w:color="D9D9D9"/>
             </w:tcBorders>
+            <w:shd w:fill="F1F5F7"/>
             <w:tcMar>
               <w:top w:w="85" w:type="dxa"/>
               <w:bottom w:w="85" w:type="dxa"/>
@@ -3736,13 +3736,13 @@
         <w:tc>
           <w:tcPr>
             <w:tcW w:type="dxa" w:w="4061"/>
-            <w:shd w:fill="FFFFFF"/>
             <w:tcBorders>
               <w:top w:val="single" w:sz="4" w:color="D9D9D9"/>
               <w:bottom w:val="single" w:sz="4" w:color="D9D9D9"/>
               <w:left w:val="single" w:sz="4" w:color="D9D9D9"/>
               <w:right w:val="single" w:sz="4" w:color="D9D9D9"/>
             </w:tcBorders>
+            <w:shd w:fill="FFFFFF"/>
             <w:tcMar>
               <w:top w:w="85" w:type="dxa"/>
               <w:bottom w:w="85" w:type="dxa"/>
@@ -3767,13 +3767,13 @@
         <w:tc>
           <w:tcPr>
             <w:tcW w:type="dxa" w:w="3046"/>
-            <w:shd w:fill="FFFFFF"/>
             <w:tcBorders>
               <w:top w:val="single" w:sz="4" w:color="D9D9D9"/>
               <w:bottom w:val="single" w:sz="4" w:color="D9D9D9"/>
               <w:left w:val="single" w:sz="4" w:color="D9D9D9"/>
               <w:right w:val="single" w:sz="4" w:color="D9D9D9"/>
             </w:tcBorders>
+            <w:shd w:fill="FFFFFF"/>
             <w:tcMar>
               <w:top w:w="85" w:type="dxa"/>
               <w:bottom w:w="85" w:type="dxa"/>
@@ -3798,13 +3798,13 @@
         <w:tc>
           <w:tcPr>
             <w:tcW w:type="dxa" w:w="3046"/>
-            <w:shd w:fill="FFFFFF"/>
             <w:tcBorders>
               <w:top w:val="single" w:sz="4" w:color="D9D9D9"/>
               <w:bottom w:val="single" w:sz="4" w:color="D9D9D9"/>
               <w:left w:val="single" w:sz="4" w:color="D9D9D9"/>
               <w:right w:val="single" w:sz="4" w:color="D9D9D9"/>
             </w:tcBorders>
+            <w:shd w:fill="FFFFFF"/>
             <w:tcMar>
               <w:top w:w="85" w:type="dxa"/>
               <w:bottom w:w="85" w:type="dxa"/>
@@ -3958,13 +3958,13 @@
         <w:tc>
           <w:tcPr>
             <w:tcW w:type="dxa" w:w="4061"/>
-            <w:shd w:fill="142D40"/>
             <w:tcBorders>
               <w:top w:val="single" w:sz="4" w:color="D9D9D9"/>
               <w:bottom w:val="single" w:sz="4" w:color="D9D9D9"/>
               <w:left w:val="single" w:sz="4" w:color="D9D9D9"/>
               <w:right w:val="single" w:sz="4" w:color="D9D9D9"/>
             </w:tcBorders>
+            <w:shd w:fill="142D40"/>
             <w:tcMar>
               <w:top w:w="85" w:type="dxa"/>
               <w:bottom w:w="85" w:type="dxa"/>
@@ -3989,13 +3989,13 @@
         <w:tc>
           <w:tcPr>
             <w:tcW w:type="dxa" w:w="3046"/>
-            <w:shd w:fill="142D40"/>
             <w:tcBorders>
               <w:top w:val="single" w:sz="4" w:color="D9D9D9"/>
               <w:bottom w:val="single" w:sz="4" w:color="D9D9D9"/>
               <w:left w:val="single" w:sz="4" w:color="D9D9D9"/>
               <w:right w:val="single" w:sz="4" w:color="D9D9D9"/>
             </w:tcBorders>
+            <w:shd w:fill="142D40"/>
             <w:tcMar>
               <w:top w:w="85" w:type="dxa"/>
               <w:bottom w:w="85" w:type="dxa"/>
@@ -4020,13 +4020,13 @@
         <w:tc>
           <w:tcPr>
             <w:tcW w:type="dxa" w:w="3046"/>
-            <w:shd w:fill="142D40"/>
             <w:tcBorders>
               <w:top w:val="single" w:sz="4" w:color="D9D9D9"/>
               <w:bottom w:val="single" w:sz="4" w:color="D9D9D9"/>
               <w:left w:val="single" w:sz="4" w:color="D9D9D9"/>
               <w:right w:val="single" w:sz="4" w:color="D9D9D9"/>
             </w:tcBorders>
+            <w:shd w:fill="142D40"/>
             <w:tcMar>
               <w:top w:w="85" w:type="dxa"/>
               <w:bottom w:w="85" w:type="dxa"/>
@@ -4053,13 +4053,13 @@
         <w:tc>
           <w:tcPr>
             <w:tcW w:type="dxa" w:w="4061"/>
-            <w:shd w:fill="FFFFFF"/>
             <w:tcBorders>
               <w:top w:val="single" w:sz="4" w:color="D9D9D9"/>
               <w:bottom w:val="single" w:sz="4" w:color="D9D9D9"/>
               <w:left w:val="single" w:sz="4" w:color="D9D9D9"/>
               <w:right w:val="single" w:sz="4" w:color="D9D9D9"/>
             </w:tcBorders>
+            <w:shd w:fill="FFFFFF"/>
             <w:tcMar>
               <w:top w:w="85" w:type="dxa"/>
               <w:bottom w:w="85" w:type="dxa"/>
@@ -4084,13 +4084,13 @@
         <w:tc>
           <w:tcPr>
             <w:tcW w:type="dxa" w:w="3046"/>
-            <w:shd w:fill="FFFFFF"/>
             <w:tcBorders>
               <w:top w:val="single" w:sz="4" w:color="D9D9D9"/>
               <w:bottom w:val="single" w:sz="4" w:color="D9D9D9"/>
               <w:left w:val="single" w:sz="4" w:color="D9D9D9"/>
               <w:right w:val="single" w:sz="4" w:color="D9D9D9"/>
             </w:tcBorders>
+            <w:shd w:fill="FFFFFF"/>
             <w:tcMar>
               <w:top w:w="85" w:type="dxa"/>
               <w:bottom w:w="85" w:type="dxa"/>
@@ -4115,13 +4115,13 @@
         <w:tc>
           <w:tcPr>
             <w:tcW w:type="dxa" w:w="3046"/>
-            <w:shd w:fill="FFFFFF"/>
             <w:tcBorders>
               <w:top w:val="single" w:sz="4" w:color="D9D9D9"/>
               <w:bottom w:val="single" w:sz="4" w:color="D9D9D9"/>
               <w:left w:val="single" w:sz="4" w:color="D9D9D9"/>
               <w:right w:val="single" w:sz="4" w:color="D9D9D9"/>
             </w:tcBorders>
+            <w:shd w:fill="FFFFFF"/>
             <w:tcMar>
               <w:top w:w="85" w:type="dxa"/>
               <w:bottom w:w="85" w:type="dxa"/>
@@ -4148,13 +4148,13 @@
         <w:tc>
           <w:tcPr>
             <w:tcW w:type="dxa" w:w="4061"/>
-            <w:shd w:fill="F1F5F7"/>
             <w:tcBorders>
               <w:top w:val="single" w:sz="4" w:color="D9D9D9"/>
               <w:bottom w:val="single" w:sz="4" w:color="D9D9D9"/>
               <w:left w:val="single" w:sz="4" w:color="D9D9D9"/>
               <w:right w:val="single" w:sz="4" w:color="D9D9D9"/>
             </w:tcBorders>
+            <w:shd w:fill="F1F5F7"/>
             <w:tcMar>
               <w:top w:w="85" w:type="dxa"/>
               <w:bottom w:w="85" w:type="dxa"/>
@@ -4179,13 +4179,13 @@
         <w:tc>
           <w:tcPr>
             <w:tcW w:type="dxa" w:w="3046"/>
-            <w:shd w:fill="F1F5F7"/>
             <w:tcBorders>
               <w:top w:val="single" w:sz="4" w:color="D9D9D9"/>
               <w:bottom w:val="single" w:sz="4" w:color="D9D9D9"/>
               <w:left w:val="single" w:sz="4" w:color="D9D9D9"/>
               <w:right w:val="single" w:sz="4" w:color="D9D9D9"/>
             </w:tcBorders>
+            <w:shd w:fill="F1F5F7"/>
             <w:tcMar>
               <w:top w:w="85" w:type="dxa"/>
               <w:bottom w:w="85" w:type="dxa"/>
@@ -4210,13 +4210,13 @@
         <w:tc>
           <w:tcPr>
             <w:tcW w:type="dxa" w:w="3046"/>
-            <w:shd w:fill="F1F5F7"/>
             <w:tcBorders>
               <w:top w:val="single" w:sz="4" w:color="D9D9D9"/>
               <w:bottom w:val="single" w:sz="4" w:color="D9D9D9"/>
               <w:left w:val="single" w:sz="4" w:color="D9D9D9"/>
               <w:right w:val="single" w:sz="4" w:color="D9D9D9"/>
             </w:tcBorders>
+            <w:shd w:fill="F1F5F7"/>
             <w:tcMar>
               <w:top w:w="85" w:type="dxa"/>
               <w:bottom w:w="85" w:type="dxa"/>
@@ -4243,13 +4243,13 @@
         <w:tc>
           <w:tcPr>
             <w:tcW w:type="dxa" w:w="4061"/>
-            <w:shd w:fill="FFFFFF"/>
             <w:tcBorders>
               <w:top w:val="single" w:sz="4" w:color="D9D9D9"/>
               <w:bottom w:val="single" w:sz="4" w:color="D9D9D9"/>
               <w:left w:val="single" w:sz="4" w:color="D9D9D9"/>
               <w:right w:val="single" w:sz="4" w:color="D9D9D9"/>
             </w:tcBorders>
+            <w:shd w:fill="FFFFFF"/>
             <w:tcMar>
               <w:top w:w="85" w:type="dxa"/>
               <w:bottom w:w="85" w:type="dxa"/>
@@ -4274,13 +4274,13 @@
         <w:tc>
           <w:tcPr>
             <w:tcW w:type="dxa" w:w="3046"/>
-            <w:shd w:fill="FFFFFF"/>
             <w:tcBorders>
               <w:top w:val="single" w:sz="4" w:color="D9D9D9"/>
               <w:bottom w:val="single" w:sz="4" w:color="D9D9D9"/>
               <w:left w:val="single" w:sz="4" w:color="D9D9D9"/>
               <w:right w:val="single" w:sz="4" w:color="D9D9D9"/>
             </w:tcBorders>
+            <w:shd w:fill="FFFFFF"/>
             <w:tcMar>
               <w:top w:w="85" w:type="dxa"/>
               <w:bottom w:w="85" w:type="dxa"/>
@@ -4305,13 +4305,13 @@
         <w:tc>
           <w:tcPr>
             <w:tcW w:type="dxa" w:w="3046"/>
-            <w:shd w:fill="FFFFFF"/>
             <w:tcBorders>
               <w:top w:val="single" w:sz="4" w:color="D9D9D9"/>
               <w:bottom w:val="single" w:sz="4" w:color="D9D9D9"/>
               <w:left w:val="single" w:sz="4" w:color="D9D9D9"/>
               <w:right w:val="single" w:sz="4" w:color="D9D9D9"/>
             </w:tcBorders>
+            <w:shd w:fill="FFFFFF"/>
             <w:tcMar>
               <w:top w:w="85" w:type="dxa"/>
               <w:bottom w:w="85" w:type="dxa"/>
@@ -4338,13 +4338,13 @@
         <w:tc>
           <w:tcPr>
             <w:tcW w:type="dxa" w:w="4061"/>
-            <w:shd w:fill="F1F5F7"/>
             <w:tcBorders>
               <w:top w:val="single" w:sz="4" w:color="D9D9D9"/>
               <w:bottom w:val="single" w:sz="4" w:color="D9D9D9"/>
               <w:left w:val="single" w:sz="4" w:color="D9D9D9"/>
               <w:right w:val="single" w:sz="4" w:color="D9D9D9"/>
             </w:tcBorders>
+            <w:shd w:fill="F1F5F7"/>
             <w:tcMar>
               <w:top w:w="85" w:type="dxa"/>
               <w:bottom w:w="85" w:type="dxa"/>
@@ -4369,13 +4369,13 @@
         <w:tc>
           <w:tcPr>
             <w:tcW w:type="dxa" w:w="3046"/>
-            <w:shd w:fill="F1F5F7"/>
             <w:tcBorders>
               <w:top w:val="single" w:sz="4" w:color="D9D9D9"/>
               <w:bottom w:val="single" w:sz="4" w:color="D9D9D9"/>
               <w:left w:val="single" w:sz="4" w:color="D9D9D9"/>
               <w:right w:val="single" w:sz="4" w:color="D9D9D9"/>
             </w:tcBorders>
+            <w:shd w:fill="F1F5F7"/>
             <w:tcMar>
               <w:top w:w="85" w:type="dxa"/>
               <w:bottom w:w="85" w:type="dxa"/>
@@ -4400,13 +4400,13 @@
         <w:tc>
           <w:tcPr>
             <w:tcW w:type="dxa" w:w="3046"/>
-            <w:shd w:fill="F1F5F7"/>
             <w:tcBorders>
               <w:top w:val="single" w:sz="4" w:color="D9D9D9"/>
               <w:bottom w:val="single" w:sz="4" w:color="D9D9D9"/>
               <w:left w:val="single" w:sz="4" w:color="D9D9D9"/>
               <w:right w:val="single" w:sz="4" w:color="D9D9D9"/>
             </w:tcBorders>
+            <w:shd w:fill="F1F5F7"/>
             <w:tcMar>
               <w:top w:w="85" w:type="dxa"/>
               <w:bottom w:w="85" w:type="dxa"/>
@@ -4433,13 +4433,13 @@
         <w:tc>
           <w:tcPr>
             <w:tcW w:type="dxa" w:w="4061"/>
-            <w:shd w:fill="FFFFFF"/>
             <w:tcBorders>
               <w:top w:val="single" w:sz="4" w:color="D9D9D9"/>
               <w:bottom w:val="single" w:sz="4" w:color="D9D9D9"/>
               <w:left w:val="single" w:sz="4" w:color="D9D9D9"/>
               <w:right w:val="single" w:sz="4" w:color="D9D9D9"/>
             </w:tcBorders>
+            <w:shd w:fill="FFFFFF"/>
             <w:tcMar>
               <w:top w:w="85" w:type="dxa"/>
               <w:bottom w:w="85" w:type="dxa"/>
@@ -4464,13 +4464,13 @@
         <w:tc>
           <w:tcPr>
             <w:tcW w:type="dxa" w:w="3046"/>
-            <w:shd w:fill="FFFFFF"/>
             <w:tcBorders>
               <w:top w:val="single" w:sz="4" w:color="D9D9D9"/>
               <w:bottom w:val="single" w:sz="4" w:color="D9D9D9"/>
               <w:left w:val="single" w:sz="4" w:color="D9D9D9"/>
               <w:right w:val="single" w:sz="4" w:color="D9D9D9"/>
             </w:tcBorders>
+            <w:shd w:fill="FFFFFF"/>
             <w:tcMar>
               <w:top w:w="85" w:type="dxa"/>
               <w:bottom w:w="85" w:type="dxa"/>
@@ -4495,13 +4495,13 @@
         <w:tc>
           <w:tcPr>
             <w:tcW w:type="dxa" w:w="3046"/>
-            <w:shd w:fill="FFFFFF"/>
             <w:tcBorders>
               <w:top w:val="single" w:sz="4" w:color="D9D9D9"/>
               <w:bottom w:val="single" w:sz="4" w:color="D9D9D9"/>
               <w:left w:val="single" w:sz="4" w:color="D9D9D9"/>
               <w:right w:val="single" w:sz="4" w:color="D9D9D9"/>
             </w:tcBorders>
+            <w:shd w:fill="FFFFFF"/>
             <w:tcMar>
               <w:top w:w="85" w:type="dxa"/>
               <w:bottom w:w="85" w:type="dxa"/>
@@ -4528,13 +4528,13 @@
         <w:tc>
           <w:tcPr>
             <w:tcW w:type="dxa" w:w="4061"/>
-            <w:shd w:fill="F1F5F7"/>
             <w:tcBorders>
               <w:top w:val="single" w:sz="4" w:color="D9D9D9"/>
               <w:bottom w:val="single" w:sz="4" w:color="D9D9D9"/>
               <w:left w:val="single" w:sz="4" w:color="D9D9D9"/>
               <w:right w:val="single" w:sz="4" w:color="D9D9D9"/>
             </w:tcBorders>
+            <w:shd w:fill="F1F5F7"/>
             <w:tcMar>
               <w:top w:w="85" w:type="dxa"/>
               <w:bottom w:w="85" w:type="dxa"/>
@@ -4559,13 +4559,13 @@
         <w:tc>
           <w:tcPr>
             <w:tcW w:type="dxa" w:w="3046"/>
-            <w:shd w:fill="F1F5F7"/>
             <w:tcBorders>
               <w:top w:val="single" w:sz="4" w:color="D9D9D9"/>
               <w:bottom w:val="single" w:sz="4" w:color="D9D9D9"/>
               <w:left w:val="single" w:sz="4" w:color="D9D9D9"/>
               <w:right w:val="single" w:sz="4" w:color="D9D9D9"/>
             </w:tcBorders>
+            <w:shd w:fill="F1F5F7"/>
             <w:tcMar>
               <w:top w:w="85" w:type="dxa"/>
               <w:bottom w:w="85" w:type="dxa"/>
@@ -4590,13 +4590,13 @@
         <w:tc>
           <w:tcPr>
             <w:tcW w:type="dxa" w:w="3046"/>
-            <w:shd w:fill="F1F5F7"/>
             <w:tcBorders>
               <w:top w:val="single" w:sz="4" w:color="D9D9D9"/>
               <w:bottom w:val="single" w:sz="4" w:color="D9D9D9"/>
               <w:left w:val="single" w:sz="4" w:color="D9D9D9"/>
               <w:right w:val="single" w:sz="4" w:color="D9D9D9"/>
             </w:tcBorders>
+            <w:shd w:fill="F1F5F7"/>
             <w:tcMar>
               <w:top w:w="85" w:type="dxa"/>
               <w:bottom w:w="85" w:type="dxa"/>
@@ -4623,13 +4623,13 @@
         <w:tc>
           <w:tcPr>
             <w:tcW w:type="dxa" w:w="4061"/>
-            <w:shd w:fill="FFFFFF"/>
             <w:tcBorders>
               <w:top w:val="single" w:sz="4" w:color="D9D9D9"/>
               <w:bottom w:val="single" w:sz="4" w:color="D9D9D9"/>
               <w:left w:val="single" w:sz="4" w:color="D9D9D9"/>
               <w:right w:val="single" w:sz="4" w:color="D9D9D9"/>
             </w:tcBorders>
+            <w:shd w:fill="FFFFFF"/>
             <w:tcMar>
               <w:top w:w="85" w:type="dxa"/>
               <w:bottom w:w="85" w:type="dxa"/>
@@ -4654,13 +4654,13 @@
         <w:tc>
           <w:tcPr>
             <w:tcW w:type="dxa" w:w="3046"/>
-            <w:shd w:fill="FFFFFF"/>
             <w:tcBorders>
               <w:top w:val="single" w:sz="4" w:color="D9D9D9"/>
               <w:bottom w:val="single" w:sz="4" w:color="D9D9D9"/>
               <w:left w:val="single" w:sz="4" w:color="D9D9D9"/>
               <w:right w:val="single" w:sz="4" w:color="D9D9D9"/>
             </w:tcBorders>
+            <w:shd w:fill="FFFFFF"/>
             <w:tcMar>
               <w:top w:w="85" w:type="dxa"/>
               <w:bottom w:w="85" w:type="dxa"/>
@@ -4685,13 +4685,13 @@
         <w:tc>
           <w:tcPr>
             <w:tcW w:type="dxa" w:w="3046"/>
-            <w:shd w:fill="FFFFFF"/>
             <w:tcBorders>
               <w:top w:val="single" w:sz="4" w:color="D9D9D9"/>
               <w:bottom w:val="single" w:sz="4" w:color="D9D9D9"/>
               <w:left w:val="single" w:sz="4" w:color="D9D9D9"/>
               <w:right w:val="single" w:sz="4" w:color="D9D9D9"/>
             </w:tcBorders>
+            <w:shd w:fill="FFFFFF"/>
             <w:tcMar>
               <w:top w:w="85" w:type="dxa"/>
               <w:bottom w:w="85" w:type="dxa"/>
@@ -4740,13 +4740,13 @@
         <w:tc>
           <w:tcPr>
             <w:tcW w:type="dxa" w:w="4061"/>
-            <w:shd w:fill="142D40"/>
             <w:tcBorders>
               <w:top w:val="single" w:sz="4" w:color="D9D9D9"/>
               <w:bottom w:val="single" w:sz="4" w:color="D9D9D9"/>
               <w:left w:val="single" w:sz="4" w:color="D9D9D9"/>
               <w:right w:val="single" w:sz="4" w:color="D9D9D9"/>
             </w:tcBorders>
+            <w:shd w:fill="142D40"/>
             <w:tcMar>
               <w:top w:w="85" w:type="dxa"/>
               <w:bottom w:w="85" w:type="dxa"/>
@@ -4771,13 +4771,13 @@
         <w:tc>
           <w:tcPr>
             <w:tcW w:type="dxa" w:w="3046"/>
-            <w:shd w:fill="142D40"/>
             <w:tcBorders>
               <w:top w:val="single" w:sz="4" w:color="D9D9D9"/>
               <w:bottom w:val="single" w:sz="4" w:color="D9D9D9"/>
               <w:left w:val="single" w:sz="4" w:color="D9D9D9"/>
               <w:right w:val="single" w:sz="4" w:color="D9D9D9"/>
             </w:tcBorders>
+            <w:shd w:fill="142D40"/>
             <w:tcMar>
               <w:top w:w="85" w:type="dxa"/>
               <w:bottom w:w="85" w:type="dxa"/>
@@ -4802,13 +4802,13 @@
         <w:tc>
           <w:tcPr>
             <w:tcW w:type="dxa" w:w="3046"/>
-            <w:shd w:fill="142D40"/>
             <w:tcBorders>
               <w:top w:val="single" w:sz="4" w:color="D9D9D9"/>
               <w:bottom w:val="single" w:sz="4" w:color="D9D9D9"/>
               <w:left w:val="single" w:sz="4" w:color="D9D9D9"/>
               <w:right w:val="single" w:sz="4" w:color="D9D9D9"/>
             </w:tcBorders>
+            <w:shd w:fill="142D40"/>
             <w:tcMar>
               <w:top w:w="85" w:type="dxa"/>
               <w:bottom w:w="85" w:type="dxa"/>
@@ -4835,13 +4835,13 @@
         <w:tc>
           <w:tcPr>
             <w:tcW w:type="dxa" w:w="4061"/>
-            <w:shd w:fill="FFFFFF"/>
             <w:tcBorders>
               <w:top w:val="single" w:sz="4" w:color="D9D9D9"/>
               <w:bottom w:val="single" w:sz="4" w:color="D9D9D9"/>
               <w:left w:val="single" w:sz="4" w:color="D9D9D9"/>
               <w:right w:val="single" w:sz="4" w:color="D9D9D9"/>
             </w:tcBorders>
+            <w:shd w:fill="FFFFFF"/>
             <w:tcMar>
               <w:top w:w="85" w:type="dxa"/>
               <w:bottom w:w="85" w:type="dxa"/>
@@ -4866,13 +4866,13 @@
         <w:tc>
           <w:tcPr>
             <w:tcW w:type="dxa" w:w="3046"/>
-            <w:shd w:fill="FFFFFF"/>
             <w:tcBorders>
               <w:top w:val="single" w:sz="4" w:color="D9D9D9"/>
               <w:bottom w:val="single" w:sz="4" w:color="D9D9D9"/>
               <w:left w:val="single" w:sz="4" w:color="D9D9D9"/>
               <w:right w:val="single" w:sz="4" w:color="D9D9D9"/>
             </w:tcBorders>
+            <w:shd w:fill="FFFFFF"/>
             <w:tcMar>
               <w:top w:w="85" w:type="dxa"/>
               <w:bottom w:w="85" w:type="dxa"/>
@@ -4896,13 +4896,13 @@
         <w:tc>
           <w:tcPr>
             <w:tcW w:type="dxa" w:w="3046"/>
-            <w:shd w:fill="FFFFFF"/>
             <w:tcBorders>
               <w:top w:val="single" w:sz="4" w:color="D9D9D9"/>
               <w:bottom w:val="single" w:sz="4" w:color="D9D9D9"/>
               <w:left w:val="single" w:sz="4" w:color="D9D9D9"/>
               <w:right w:val="single" w:sz="4" w:color="D9D9D9"/>
             </w:tcBorders>
+            <w:shd w:fill="FFFFFF"/>
             <w:tcMar>
               <w:top w:w="85" w:type="dxa"/>
               <w:bottom w:w="85" w:type="dxa"/>
@@ -4928,13 +4928,13 @@
         <w:tc>
           <w:tcPr>
             <w:tcW w:type="dxa" w:w="4061"/>
-            <w:shd w:fill="F1F5F7"/>
             <w:tcBorders>
               <w:top w:val="single" w:sz="4" w:color="D9D9D9"/>
               <w:bottom w:val="single" w:sz="4" w:color="D9D9D9"/>
               <w:left w:val="single" w:sz="4" w:color="D9D9D9"/>
               <w:right w:val="single" w:sz="4" w:color="D9D9D9"/>
             </w:tcBorders>
+            <w:shd w:fill="F1F5F7"/>
             <w:tcMar>
               <w:top w:w="85" w:type="dxa"/>
               <w:bottom w:w="85" w:type="dxa"/>
@@ -4959,13 +4959,13 @@
         <w:tc>
           <w:tcPr>
             <w:tcW w:type="dxa" w:w="3046"/>
-            <w:shd w:fill="F1F5F7"/>
             <w:tcBorders>
               <w:top w:val="single" w:sz="4" w:color="D9D9D9"/>
               <w:bottom w:val="single" w:sz="4" w:color="D9D9D9"/>
               <w:left w:val="single" w:sz="4" w:color="D9D9D9"/>
               <w:right w:val="single" w:sz="4" w:color="D9D9D9"/>
             </w:tcBorders>
+            <w:shd w:fill="F1F5F7"/>
             <w:tcMar>
               <w:top w:w="85" w:type="dxa"/>
               <w:bottom w:w="85" w:type="dxa"/>
@@ -4989,13 +4989,13 @@
         <w:tc>
           <w:tcPr>
             <w:tcW w:type="dxa" w:w="3046"/>
-            <w:shd w:fill="F1F5F7"/>
             <w:tcBorders>
               <w:top w:val="single" w:sz="4" w:color="D9D9D9"/>
               <w:bottom w:val="single" w:sz="4" w:color="D9D9D9"/>
               <w:left w:val="single" w:sz="4" w:color="D9D9D9"/>
               <w:right w:val="single" w:sz="4" w:color="D9D9D9"/>
             </w:tcBorders>
+            <w:shd w:fill="F1F5F7"/>
             <w:tcMar>
               <w:top w:w="85" w:type="dxa"/>
               <w:bottom w:w="85" w:type="dxa"/>

--- a/resources/btec-business-unit-3-income-statement-florist/BTEC-Business-Unit-3-Income-Statement-Florist-Student.docx
+++ b/resources/btec-business-unit-3-income-statement-florist/BTEC-Business-Unit-3-Income-Statement-Florist-Student.docx
@@ -60,15 +60,15 @@
             <w:tcW w:type="dxa" w:w="5685"/>
             <w:tcBorders>
               <w:top w:val="single" w:sz="4" w:color="D9D9D9"/>
+              <w:left w:val="single" w:sz="4" w:color="D9D9D9"/>
               <w:bottom w:val="single" w:sz="4" w:color="D9D9D9"/>
-              <w:left w:val="single" w:sz="4" w:color="D9D9D9"/>
               <w:right w:val="single" w:sz="4" w:color="D9D9D9"/>
             </w:tcBorders>
             <w:shd w:fill="142D40"/>
             <w:tcMar>
               <w:top w:w="85" w:type="dxa"/>
+              <w:left w:w="85" w:type="dxa"/>
               <w:bottom w:w="85" w:type="dxa"/>
-              <w:left w:w="85" w:type="dxa"/>
               <w:right w:w="85" w:type="dxa"/>
             </w:tcMar>
           </w:tcPr>
@@ -91,15 +91,15 @@
             <w:tcW w:type="dxa" w:w="2233"/>
             <w:tcBorders>
               <w:top w:val="single" w:sz="4" w:color="D9D9D9"/>
+              <w:left w:val="single" w:sz="4" w:color="D9D9D9"/>
               <w:bottom w:val="single" w:sz="4" w:color="D9D9D9"/>
-              <w:left w:val="single" w:sz="4" w:color="D9D9D9"/>
               <w:right w:val="single" w:sz="4" w:color="D9D9D9"/>
             </w:tcBorders>
             <w:shd w:fill="142D40"/>
             <w:tcMar>
               <w:top w:w="85" w:type="dxa"/>
+              <w:left w:w="85" w:type="dxa"/>
               <w:bottom w:w="85" w:type="dxa"/>
-              <w:left w:w="85" w:type="dxa"/>
               <w:right w:w="85" w:type="dxa"/>
             </w:tcMar>
           </w:tcPr>
@@ -122,15 +122,15 @@
             <w:tcW w:type="dxa" w:w="2233"/>
             <w:tcBorders>
               <w:top w:val="single" w:sz="4" w:color="D9D9D9"/>
+              <w:left w:val="single" w:sz="4" w:color="D9D9D9"/>
               <w:bottom w:val="single" w:sz="4" w:color="D9D9D9"/>
-              <w:left w:val="single" w:sz="4" w:color="D9D9D9"/>
               <w:right w:val="single" w:sz="4" w:color="D9D9D9"/>
             </w:tcBorders>
             <w:shd w:fill="142D40"/>
             <w:tcMar>
               <w:top w:w="85" w:type="dxa"/>
+              <w:left w:w="85" w:type="dxa"/>
               <w:bottom w:w="85" w:type="dxa"/>
-              <w:left w:w="85" w:type="dxa"/>
               <w:right w:w="85" w:type="dxa"/>
             </w:tcMar>
           </w:tcPr>
@@ -155,15 +155,15 @@
             <w:tcW w:type="dxa" w:w="5685"/>
             <w:tcBorders>
               <w:top w:val="single" w:sz="4" w:color="D9D9D9"/>
+              <w:left w:val="single" w:sz="4" w:color="D9D9D9"/>
               <w:bottom w:val="single" w:sz="4" w:color="D9D9D9"/>
-              <w:left w:val="single" w:sz="4" w:color="D9D9D9"/>
               <w:right w:val="single" w:sz="4" w:color="D9D9D9"/>
             </w:tcBorders>
             <w:shd w:fill="FFFFFF"/>
             <w:tcMar>
               <w:top w:w="85" w:type="dxa"/>
+              <w:left w:w="85" w:type="dxa"/>
               <w:bottom w:w="85" w:type="dxa"/>
-              <w:left w:w="85" w:type="dxa"/>
               <w:right w:w="85" w:type="dxa"/>
             </w:tcMar>
           </w:tcPr>
@@ -186,15 +186,15 @@
             <w:tcW w:type="dxa" w:w="2233"/>
             <w:tcBorders>
               <w:top w:val="single" w:sz="4" w:color="D9D9D9"/>
+              <w:left w:val="single" w:sz="4" w:color="D9D9D9"/>
               <w:bottom w:val="single" w:sz="4" w:color="D9D9D9"/>
-              <w:left w:val="single" w:sz="4" w:color="D9D9D9"/>
               <w:right w:val="single" w:sz="4" w:color="D9D9D9"/>
             </w:tcBorders>
             <w:shd w:fill="FFFFFF"/>
             <w:tcMar>
               <w:top w:w="85" w:type="dxa"/>
+              <w:left w:w="85" w:type="dxa"/>
               <w:bottom w:w="85" w:type="dxa"/>
-              <w:left w:w="85" w:type="dxa"/>
               <w:right w:w="85" w:type="dxa"/>
             </w:tcMar>
           </w:tcPr>
@@ -216,15 +216,15 @@
             <w:tcW w:type="dxa" w:w="2233"/>
             <w:tcBorders>
               <w:top w:val="single" w:sz="4" w:color="D9D9D9"/>
+              <w:left w:val="single" w:sz="4" w:color="D9D9D9"/>
               <w:bottom w:val="single" w:sz="4" w:color="D9D9D9"/>
-              <w:left w:val="single" w:sz="4" w:color="D9D9D9"/>
               <w:right w:val="single" w:sz="4" w:color="D9D9D9"/>
             </w:tcBorders>
             <w:shd w:fill="FFFFFF"/>
             <w:tcMar>
               <w:top w:w="85" w:type="dxa"/>
+              <w:left w:w="85" w:type="dxa"/>
               <w:bottom w:w="85" w:type="dxa"/>
-              <w:left w:w="85" w:type="dxa"/>
               <w:right w:w="85" w:type="dxa"/>
             </w:tcMar>
           </w:tcPr>
@@ -248,15 +248,15 @@
             <w:tcW w:type="dxa" w:w="5685"/>
             <w:tcBorders>
               <w:top w:val="single" w:sz="4" w:color="D9D9D9"/>
+              <w:left w:val="single" w:sz="4" w:color="D9D9D9"/>
               <w:bottom w:val="single" w:sz="4" w:color="D9D9D9"/>
-              <w:left w:val="single" w:sz="4" w:color="D9D9D9"/>
               <w:right w:val="single" w:sz="4" w:color="D9D9D9"/>
             </w:tcBorders>
             <w:shd w:fill="F1F5F7"/>
             <w:tcMar>
               <w:top w:w="85" w:type="dxa"/>
+              <w:left w:w="85" w:type="dxa"/>
               <w:bottom w:w="85" w:type="dxa"/>
-              <w:left w:w="85" w:type="dxa"/>
               <w:right w:w="85" w:type="dxa"/>
             </w:tcMar>
           </w:tcPr>
@@ -279,15 +279,15 @@
             <w:tcW w:type="dxa" w:w="2233"/>
             <w:tcBorders>
               <w:top w:val="single" w:sz="4" w:color="D9D9D9"/>
+              <w:left w:val="single" w:sz="4" w:color="D9D9D9"/>
               <w:bottom w:val="single" w:sz="4" w:color="D9D9D9"/>
-              <w:left w:val="single" w:sz="4" w:color="D9D9D9"/>
               <w:right w:val="single" w:sz="4" w:color="D9D9D9"/>
             </w:tcBorders>
             <w:shd w:fill="F1F5F7"/>
             <w:tcMar>
               <w:top w:w="85" w:type="dxa"/>
+              <w:left w:w="85" w:type="dxa"/>
               <w:bottom w:w="85" w:type="dxa"/>
-              <w:left w:w="85" w:type="dxa"/>
               <w:right w:w="85" w:type="dxa"/>
             </w:tcMar>
           </w:tcPr>
@@ -309,15 +309,15 @@
             <w:tcW w:type="dxa" w:w="2233"/>
             <w:tcBorders>
               <w:top w:val="single" w:sz="4" w:color="D9D9D9"/>
+              <w:left w:val="single" w:sz="4" w:color="D9D9D9"/>
               <w:bottom w:val="single" w:sz="4" w:color="D9D9D9"/>
-              <w:left w:val="single" w:sz="4" w:color="D9D9D9"/>
               <w:right w:val="single" w:sz="4" w:color="D9D9D9"/>
             </w:tcBorders>
             <w:shd w:fill="F1F5F7"/>
             <w:tcMar>
               <w:top w:w="85" w:type="dxa"/>
+              <w:left w:w="85" w:type="dxa"/>
               <w:bottom w:w="85" w:type="dxa"/>
-              <w:left w:w="85" w:type="dxa"/>
               <w:right w:w="85" w:type="dxa"/>
             </w:tcMar>
           </w:tcPr>
@@ -341,15 +341,15 @@
             <w:tcW w:type="dxa" w:w="5685"/>
             <w:tcBorders>
               <w:top w:val="single" w:sz="4" w:color="D9D9D9"/>
+              <w:left w:val="single" w:sz="4" w:color="D9D9D9"/>
               <w:bottom w:val="single" w:sz="4" w:color="D9D9D9"/>
-              <w:left w:val="single" w:sz="4" w:color="D9D9D9"/>
               <w:right w:val="single" w:sz="4" w:color="D9D9D9"/>
             </w:tcBorders>
             <w:shd w:fill="FFFFFF"/>
             <w:tcMar>
               <w:top w:w="85" w:type="dxa"/>
+              <w:left w:w="85" w:type="dxa"/>
               <w:bottom w:w="85" w:type="dxa"/>
-              <w:left w:w="85" w:type="dxa"/>
               <w:right w:w="85" w:type="dxa"/>
             </w:tcMar>
           </w:tcPr>
@@ -372,15 +372,15 @@
             <w:tcW w:type="dxa" w:w="2233"/>
             <w:tcBorders>
               <w:top w:val="single" w:sz="4" w:color="D9D9D9"/>
+              <w:left w:val="single" w:sz="4" w:color="D9D9D9"/>
               <w:bottom w:val="single" w:sz="4" w:color="D9D9D9"/>
-              <w:left w:val="single" w:sz="4" w:color="D9D9D9"/>
               <w:right w:val="single" w:sz="4" w:color="D9D9D9"/>
             </w:tcBorders>
             <w:shd w:fill="FFFFFF"/>
             <w:tcMar>
               <w:top w:w="85" w:type="dxa"/>
+              <w:left w:w="85" w:type="dxa"/>
               <w:bottom w:w="85" w:type="dxa"/>
-              <w:left w:w="85" w:type="dxa"/>
               <w:right w:w="85" w:type="dxa"/>
             </w:tcMar>
           </w:tcPr>
@@ -402,15 +402,15 @@
             <w:tcW w:type="dxa" w:w="2233"/>
             <w:tcBorders>
               <w:top w:val="single" w:sz="4" w:color="D9D9D9"/>
+              <w:left w:val="single" w:sz="4" w:color="D9D9D9"/>
               <w:bottom w:val="single" w:sz="4" w:color="D9D9D9"/>
-              <w:left w:val="single" w:sz="4" w:color="D9D9D9"/>
               <w:right w:val="single" w:sz="4" w:color="D9D9D9"/>
             </w:tcBorders>
             <w:shd w:fill="FFFFFF"/>
             <w:tcMar>
               <w:top w:w="85" w:type="dxa"/>
+              <w:left w:w="85" w:type="dxa"/>
               <w:bottom w:w="85" w:type="dxa"/>
-              <w:left w:w="85" w:type="dxa"/>
               <w:right w:w="85" w:type="dxa"/>
             </w:tcMar>
           </w:tcPr>
@@ -434,15 +434,15 @@
             <w:tcW w:type="dxa" w:w="5685"/>
             <w:tcBorders>
               <w:top w:val="single" w:sz="4" w:color="D9D9D9"/>
+              <w:left w:val="single" w:sz="4" w:color="D9D9D9"/>
               <w:bottom w:val="single" w:sz="4" w:color="D9D9D9"/>
-              <w:left w:val="single" w:sz="4" w:color="D9D9D9"/>
               <w:right w:val="single" w:sz="4" w:color="D9D9D9"/>
             </w:tcBorders>
             <w:shd w:fill="F1F5F7"/>
             <w:tcMar>
               <w:top w:w="85" w:type="dxa"/>
+              <w:left w:w="85" w:type="dxa"/>
               <w:bottom w:w="85" w:type="dxa"/>
-              <w:left w:w="85" w:type="dxa"/>
               <w:right w:w="85" w:type="dxa"/>
             </w:tcMar>
           </w:tcPr>
@@ -465,15 +465,15 @@
             <w:tcW w:type="dxa" w:w="2233"/>
             <w:tcBorders>
               <w:top w:val="single" w:sz="4" w:color="D9D9D9"/>
+              <w:left w:val="single" w:sz="4" w:color="D9D9D9"/>
               <w:bottom w:val="single" w:sz="4" w:color="D9D9D9"/>
-              <w:left w:val="single" w:sz="4" w:color="D9D9D9"/>
               <w:right w:val="single" w:sz="4" w:color="D9D9D9"/>
             </w:tcBorders>
             <w:shd w:fill="F1F5F7"/>
             <w:tcMar>
               <w:top w:w="85" w:type="dxa"/>
+              <w:left w:w="85" w:type="dxa"/>
               <w:bottom w:w="85" w:type="dxa"/>
-              <w:left w:w="85" w:type="dxa"/>
               <w:right w:w="85" w:type="dxa"/>
             </w:tcMar>
           </w:tcPr>
@@ -495,15 +495,15 @@
             <w:tcW w:type="dxa" w:w="2233"/>
             <w:tcBorders>
               <w:top w:val="single" w:sz="4" w:color="D9D9D9"/>
+              <w:left w:val="single" w:sz="4" w:color="D9D9D9"/>
               <w:bottom w:val="single" w:sz="4" w:color="D9D9D9"/>
-              <w:left w:val="single" w:sz="4" w:color="D9D9D9"/>
               <w:right w:val="single" w:sz="4" w:color="D9D9D9"/>
             </w:tcBorders>
             <w:shd w:fill="F1F5F7"/>
             <w:tcMar>
               <w:top w:w="85" w:type="dxa"/>
+              <w:left w:w="85" w:type="dxa"/>
               <w:bottom w:w="85" w:type="dxa"/>
-              <w:left w:w="85" w:type="dxa"/>
               <w:right w:w="85" w:type="dxa"/>
             </w:tcMar>
           </w:tcPr>
@@ -527,15 +527,15 @@
             <w:tcW w:type="dxa" w:w="5685"/>
             <w:tcBorders>
               <w:top w:val="single" w:sz="4" w:color="D9D9D9"/>
+              <w:left w:val="single" w:sz="4" w:color="D9D9D9"/>
               <w:bottom w:val="single" w:sz="4" w:color="D9D9D9"/>
-              <w:left w:val="single" w:sz="4" w:color="D9D9D9"/>
               <w:right w:val="single" w:sz="4" w:color="D9D9D9"/>
             </w:tcBorders>
             <w:shd w:fill="FFFFFF"/>
             <w:tcMar>
               <w:top w:w="85" w:type="dxa"/>
+              <w:left w:w="85" w:type="dxa"/>
               <w:bottom w:w="85" w:type="dxa"/>
-              <w:left w:w="85" w:type="dxa"/>
               <w:right w:w="85" w:type="dxa"/>
             </w:tcMar>
           </w:tcPr>
@@ -558,15 +558,15 @@
             <w:tcW w:type="dxa" w:w="2233"/>
             <w:tcBorders>
               <w:top w:val="single" w:sz="4" w:color="D9D9D9"/>
+              <w:left w:val="single" w:sz="4" w:color="D9D9D9"/>
               <w:bottom w:val="single" w:sz="4" w:color="D9D9D9"/>
-              <w:left w:val="single" w:sz="4" w:color="D9D9D9"/>
               <w:right w:val="single" w:sz="4" w:color="D9D9D9"/>
             </w:tcBorders>
             <w:shd w:fill="FFFFFF"/>
             <w:tcMar>
               <w:top w:w="85" w:type="dxa"/>
+              <w:left w:w="85" w:type="dxa"/>
               <w:bottom w:w="85" w:type="dxa"/>
-              <w:left w:w="85" w:type="dxa"/>
               <w:right w:w="85" w:type="dxa"/>
             </w:tcMar>
           </w:tcPr>
@@ -588,15 +588,15 @@
             <w:tcW w:type="dxa" w:w="2233"/>
             <w:tcBorders>
               <w:top w:val="single" w:sz="4" w:color="D9D9D9"/>
+              <w:left w:val="single" w:sz="4" w:color="D9D9D9"/>
               <w:bottom w:val="single" w:sz="4" w:color="D9D9D9"/>
-              <w:left w:val="single" w:sz="4" w:color="D9D9D9"/>
               <w:right w:val="single" w:sz="4" w:color="D9D9D9"/>
             </w:tcBorders>
             <w:shd w:fill="FFFFFF"/>
             <w:tcMar>
               <w:top w:w="85" w:type="dxa"/>
+              <w:left w:w="85" w:type="dxa"/>
               <w:bottom w:w="85" w:type="dxa"/>
-              <w:left w:w="85" w:type="dxa"/>
               <w:right w:w="85" w:type="dxa"/>
             </w:tcMar>
           </w:tcPr>
@@ -620,15 +620,15 @@
             <w:tcW w:type="dxa" w:w="5685"/>
             <w:tcBorders>
               <w:top w:val="single" w:sz="4" w:color="D9D9D9"/>
+              <w:left w:val="single" w:sz="4" w:color="D9D9D9"/>
               <w:bottom w:val="single" w:sz="4" w:color="D9D9D9"/>
-              <w:left w:val="single" w:sz="4" w:color="D9D9D9"/>
               <w:right w:val="single" w:sz="4" w:color="D9D9D9"/>
             </w:tcBorders>
             <w:shd w:fill="F1F5F7"/>
             <w:tcMar>
               <w:top w:w="85" w:type="dxa"/>
+              <w:left w:w="85" w:type="dxa"/>
               <w:bottom w:w="85" w:type="dxa"/>
-              <w:left w:w="85" w:type="dxa"/>
               <w:right w:w="85" w:type="dxa"/>
             </w:tcMar>
           </w:tcPr>
@@ -651,15 +651,15 @@
             <w:tcW w:type="dxa" w:w="2233"/>
             <w:tcBorders>
               <w:top w:val="single" w:sz="4" w:color="D9D9D9"/>
+              <w:left w:val="single" w:sz="4" w:color="D9D9D9"/>
               <w:bottom w:val="single" w:sz="4" w:color="D9D9D9"/>
-              <w:left w:val="single" w:sz="4" w:color="D9D9D9"/>
               <w:right w:val="single" w:sz="4" w:color="D9D9D9"/>
             </w:tcBorders>
             <w:shd w:fill="F1F5F7"/>
             <w:tcMar>
               <w:top w:w="85" w:type="dxa"/>
+              <w:left w:w="85" w:type="dxa"/>
               <w:bottom w:w="85" w:type="dxa"/>
-              <w:left w:w="85" w:type="dxa"/>
               <w:right w:w="85" w:type="dxa"/>
             </w:tcMar>
           </w:tcPr>
@@ -681,15 +681,15 @@
             <w:tcW w:type="dxa" w:w="2233"/>
             <w:tcBorders>
               <w:top w:val="single" w:sz="4" w:color="D9D9D9"/>
+              <w:left w:val="single" w:sz="4" w:color="D9D9D9"/>
               <w:bottom w:val="single" w:sz="4" w:color="D9D9D9"/>
-              <w:left w:val="single" w:sz="4" w:color="D9D9D9"/>
               <w:right w:val="single" w:sz="4" w:color="D9D9D9"/>
             </w:tcBorders>
             <w:shd w:fill="F1F5F7"/>
             <w:tcMar>
               <w:top w:w="85" w:type="dxa"/>
+              <w:left w:w="85" w:type="dxa"/>
               <w:bottom w:w="85" w:type="dxa"/>
-              <w:left w:w="85" w:type="dxa"/>
               <w:right w:w="85" w:type="dxa"/>
             </w:tcMar>
           </w:tcPr>
@@ -713,15 +713,15 @@
             <w:tcW w:type="dxa" w:w="5685"/>
             <w:tcBorders>
               <w:top w:val="single" w:sz="4" w:color="D9D9D9"/>
+              <w:left w:val="single" w:sz="4" w:color="D9D9D9"/>
               <w:bottom w:val="single" w:sz="4" w:color="D9D9D9"/>
-              <w:left w:val="single" w:sz="4" w:color="D9D9D9"/>
               <w:right w:val="single" w:sz="4" w:color="D9D9D9"/>
             </w:tcBorders>
             <w:shd w:fill="FFFFFF"/>
             <w:tcMar>
               <w:top w:w="85" w:type="dxa"/>
+              <w:left w:w="85" w:type="dxa"/>
               <w:bottom w:w="85" w:type="dxa"/>
-              <w:left w:w="85" w:type="dxa"/>
               <w:right w:w="85" w:type="dxa"/>
             </w:tcMar>
           </w:tcPr>
@@ -744,15 +744,15 @@
             <w:tcW w:type="dxa" w:w="2233"/>
             <w:tcBorders>
               <w:top w:val="single" w:sz="4" w:color="D9D9D9"/>
+              <w:left w:val="single" w:sz="4" w:color="D9D9D9"/>
               <w:bottom w:val="single" w:sz="4" w:color="D9D9D9"/>
-              <w:left w:val="single" w:sz="4" w:color="D9D9D9"/>
               <w:right w:val="single" w:sz="4" w:color="D9D9D9"/>
             </w:tcBorders>
             <w:shd w:fill="FFFFFF"/>
             <w:tcMar>
               <w:top w:w="85" w:type="dxa"/>
+              <w:left w:w="85" w:type="dxa"/>
               <w:bottom w:w="85" w:type="dxa"/>
-              <w:left w:w="85" w:type="dxa"/>
               <w:right w:w="85" w:type="dxa"/>
             </w:tcMar>
           </w:tcPr>
@@ -774,15 +774,15 @@
             <w:tcW w:type="dxa" w:w="2233"/>
             <w:tcBorders>
               <w:top w:val="single" w:sz="4" w:color="D9D9D9"/>
+              <w:left w:val="single" w:sz="4" w:color="D9D9D9"/>
               <w:bottom w:val="single" w:sz="4" w:color="D9D9D9"/>
-              <w:left w:val="single" w:sz="4" w:color="D9D9D9"/>
               <w:right w:val="single" w:sz="4" w:color="D9D9D9"/>
             </w:tcBorders>
             <w:shd w:fill="FFFFFF"/>
             <w:tcMar>
               <w:top w:w="85" w:type="dxa"/>
+              <w:left w:w="85" w:type="dxa"/>
               <w:bottom w:w="85" w:type="dxa"/>
-              <w:left w:w="85" w:type="dxa"/>
               <w:right w:w="85" w:type="dxa"/>
             </w:tcMar>
           </w:tcPr>
@@ -806,15 +806,15 @@
             <w:tcW w:type="dxa" w:w="5685"/>
             <w:tcBorders>
               <w:top w:val="single" w:sz="4" w:color="D9D9D9"/>
+              <w:left w:val="single" w:sz="4" w:color="D9D9D9"/>
               <w:bottom w:val="single" w:sz="4" w:color="D9D9D9"/>
-              <w:left w:val="single" w:sz="4" w:color="D9D9D9"/>
               <w:right w:val="single" w:sz="4" w:color="D9D9D9"/>
             </w:tcBorders>
             <w:shd w:fill="F1F5F7"/>
             <w:tcMar>
               <w:top w:w="85" w:type="dxa"/>
+              <w:left w:w="85" w:type="dxa"/>
               <w:bottom w:w="85" w:type="dxa"/>
-              <w:left w:w="85" w:type="dxa"/>
               <w:right w:w="85" w:type="dxa"/>
             </w:tcMar>
           </w:tcPr>
@@ -837,15 +837,15 @@
             <w:tcW w:type="dxa" w:w="2233"/>
             <w:tcBorders>
               <w:top w:val="single" w:sz="4" w:color="D9D9D9"/>
+              <w:left w:val="single" w:sz="4" w:color="D9D9D9"/>
               <w:bottom w:val="single" w:sz="4" w:color="D9D9D9"/>
-              <w:left w:val="single" w:sz="4" w:color="D9D9D9"/>
               <w:right w:val="single" w:sz="4" w:color="D9D9D9"/>
             </w:tcBorders>
             <w:shd w:fill="F1F5F7"/>
             <w:tcMar>
               <w:top w:w="85" w:type="dxa"/>
+              <w:left w:w="85" w:type="dxa"/>
               <w:bottom w:w="85" w:type="dxa"/>
-              <w:left w:w="85" w:type="dxa"/>
               <w:right w:w="85" w:type="dxa"/>
             </w:tcMar>
           </w:tcPr>
@@ -867,15 +867,15 @@
             <w:tcW w:type="dxa" w:w="2233"/>
             <w:tcBorders>
               <w:top w:val="single" w:sz="4" w:color="D9D9D9"/>
+              <w:left w:val="single" w:sz="4" w:color="D9D9D9"/>
               <w:bottom w:val="single" w:sz="4" w:color="D9D9D9"/>
-              <w:left w:val="single" w:sz="4" w:color="D9D9D9"/>
               <w:right w:val="single" w:sz="4" w:color="D9D9D9"/>
             </w:tcBorders>
             <w:shd w:fill="F1F5F7"/>
             <w:tcMar>
               <w:top w:w="85" w:type="dxa"/>
+              <w:left w:w="85" w:type="dxa"/>
               <w:bottom w:w="85" w:type="dxa"/>
-              <w:left w:w="85" w:type="dxa"/>
               <w:right w:w="85" w:type="dxa"/>
             </w:tcMar>
           </w:tcPr>
@@ -938,15 +938,15 @@
             <w:tcW w:type="dxa" w:w="7614"/>
             <w:tcBorders>
               <w:top w:val="single" w:sz="4" w:color="D9D9D9"/>
+              <w:left w:val="single" w:sz="4" w:color="D9D9D9"/>
               <w:bottom w:val="single" w:sz="4" w:color="D9D9D9"/>
-              <w:left w:val="single" w:sz="4" w:color="D9D9D9"/>
               <w:right w:val="single" w:sz="4" w:color="D9D9D9"/>
             </w:tcBorders>
             <w:shd w:fill="142D40"/>
             <w:tcMar>
               <w:top w:w="85" w:type="dxa"/>
+              <w:left w:w="85" w:type="dxa"/>
               <w:bottom w:w="85" w:type="dxa"/>
-              <w:left w:w="85" w:type="dxa"/>
               <w:right w:w="85" w:type="dxa"/>
             </w:tcMar>
           </w:tcPr>
@@ -969,15 +969,15 @@
             <w:tcW w:type="dxa" w:w="2538"/>
             <w:tcBorders>
               <w:top w:val="single" w:sz="4" w:color="D9D9D9"/>
+              <w:left w:val="single" w:sz="4" w:color="D9D9D9"/>
               <w:bottom w:val="single" w:sz="4" w:color="D9D9D9"/>
-              <w:left w:val="single" w:sz="4" w:color="D9D9D9"/>
               <w:right w:val="single" w:sz="4" w:color="D9D9D9"/>
             </w:tcBorders>
             <w:shd w:fill="142D40"/>
             <w:tcMar>
               <w:top w:w="85" w:type="dxa"/>
+              <w:left w:w="85" w:type="dxa"/>
               <w:bottom w:w="85" w:type="dxa"/>
-              <w:left w:w="85" w:type="dxa"/>
               <w:right w:w="85" w:type="dxa"/>
             </w:tcMar>
           </w:tcPr>
@@ -1002,15 +1002,15 @@
             <w:tcW w:type="dxa" w:w="7614"/>
             <w:tcBorders>
               <w:top w:val="single" w:sz="4" w:color="D9D9D9"/>
+              <w:left w:val="single" w:sz="4" w:color="D9D9D9"/>
               <w:bottom w:val="single" w:sz="4" w:color="D9D9D9"/>
-              <w:left w:val="single" w:sz="4" w:color="D9D9D9"/>
               <w:right w:val="single" w:sz="4" w:color="D9D9D9"/>
             </w:tcBorders>
             <w:shd w:fill="FFFFFF"/>
             <w:tcMar>
               <w:top w:w="85" w:type="dxa"/>
+              <w:left w:w="85" w:type="dxa"/>
               <w:bottom w:w="85" w:type="dxa"/>
-              <w:left w:w="85" w:type="dxa"/>
               <w:right w:w="85" w:type="dxa"/>
             </w:tcMar>
           </w:tcPr>
@@ -1033,15 +1033,15 @@
             <w:tcW w:type="dxa" w:w="2538"/>
             <w:tcBorders>
               <w:top w:val="single" w:sz="4" w:color="D9D9D9"/>
+              <w:left w:val="single" w:sz="4" w:color="D9D9D9"/>
               <w:bottom w:val="single" w:sz="4" w:color="D9D9D9"/>
-              <w:left w:val="single" w:sz="4" w:color="D9D9D9"/>
               <w:right w:val="single" w:sz="4" w:color="D9D9D9"/>
             </w:tcBorders>
             <w:shd w:fill="FFFFFF"/>
             <w:tcMar>
               <w:top w:w="85" w:type="dxa"/>
+              <w:left w:w="85" w:type="dxa"/>
               <w:bottom w:w="85" w:type="dxa"/>
-              <w:left w:w="85" w:type="dxa"/>
               <w:right w:w="85" w:type="dxa"/>
             </w:tcMar>
           </w:tcPr>
@@ -1065,15 +1065,15 @@
             <w:tcW w:type="dxa" w:w="7614"/>
             <w:tcBorders>
               <w:top w:val="single" w:sz="4" w:color="D9D9D9"/>
+              <w:left w:val="single" w:sz="4" w:color="D9D9D9"/>
               <w:bottom w:val="single" w:sz="4" w:color="D9D9D9"/>
-              <w:left w:val="single" w:sz="4" w:color="D9D9D9"/>
               <w:right w:val="single" w:sz="4" w:color="D9D9D9"/>
             </w:tcBorders>
             <w:shd w:fill="F1F5F7"/>
             <w:tcMar>
               <w:top w:w="85" w:type="dxa"/>
+              <w:left w:w="85" w:type="dxa"/>
               <w:bottom w:w="85" w:type="dxa"/>
-              <w:left w:w="85" w:type="dxa"/>
               <w:right w:w="85" w:type="dxa"/>
             </w:tcMar>
           </w:tcPr>
@@ -1096,15 +1096,15 @@
             <w:tcW w:type="dxa" w:w="2538"/>
             <w:tcBorders>
               <w:top w:val="single" w:sz="4" w:color="D9D9D9"/>
+              <w:left w:val="single" w:sz="4" w:color="D9D9D9"/>
               <w:bottom w:val="single" w:sz="4" w:color="D9D9D9"/>
-              <w:left w:val="single" w:sz="4" w:color="D9D9D9"/>
               <w:right w:val="single" w:sz="4" w:color="D9D9D9"/>
             </w:tcBorders>
             <w:shd w:fill="F1F5F7"/>
             <w:tcMar>
               <w:top w:w="85" w:type="dxa"/>
+              <w:left w:w="85" w:type="dxa"/>
               <w:bottom w:w="85" w:type="dxa"/>
-              <w:left w:w="85" w:type="dxa"/>
               <w:right w:w="85" w:type="dxa"/>
             </w:tcMar>
           </w:tcPr>
@@ -1128,15 +1128,15 @@
             <w:tcW w:type="dxa" w:w="7614"/>
             <w:tcBorders>
               <w:top w:val="single" w:sz="4" w:color="D9D9D9"/>
+              <w:left w:val="single" w:sz="4" w:color="D9D9D9"/>
               <w:bottom w:val="single" w:sz="4" w:color="D9D9D9"/>
-              <w:left w:val="single" w:sz="4" w:color="D9D9D9"/>
               <w:right w:val="single" w:sz="4" w:color="D9D9D9"/>
             </w:tcBorders>
             <w:shd w:fill="FFFFFF"/>
             <w:tcMar>
               <w:top w:w="85" w:type="dxa"/>
+              <w:left w:w="85" w:type="dxa"/>
               <w:bottom w:w="85" w:type="dxa"/>
-              <w:left w:w="85" w:type="dxa"/>
               <w:right w:w="85" w:type="dxa"/>
             </w:tcMar>
           </w:tcPr>
@@ -1159,15 +1159,15 @@
             <w:tcW w:type="dxa" w:w="2538"/>
             <w:tcBorders>
               <w:top w:val="single" w:sz="4" w:color="D9D9D9"/>
+              <w:left w:val="single" w:sz="4" w:color="D9D9D9"/>
               <w:bottom w:val="single" w:sz="4" w:color="D9D9D9"/>
-              <w:left w:val="single" w:sz="4" w:color="D9D9D9"/>
               <w:right w:val="single" w:sz="4" w:color="D9D9D9"/>
             </w:tcBorders>
             <w:shd w:fill="FFFFFF"/>
             <w:tcMar>
               <w:top w:w="85" w:type="dxa"/>
+              <w:left w:w="85" w:type="dxa"/>
               <w:bottom w:w="85" w:type="dxa"/>
-              <w:left w:w="85" w:type="dxa"/>
               <w:right w:w="85" w:type="dxa"/>
             </w:tcMar>
           </w:tcPr>
@@ -1191,15 +1191,15 @@
             <w:tcW w:type="dxa" w:w="7614"/>
             <w:tcBorders>
               <w:top w:val="single" w:sz="4" w:color="D9D9D9"/>
+              <w:left w:val="single" w:sz="4" w:color="D9D9D9"/>
               <w:bottom w:val="single" w:sz="4" w:color="D9D9D9"/>
-              <w:left w:val="single" w:sz="4" w:color="D9D9D9"/>
               <w:right w:val="single" w:sz="4" w:color="D9D9D9"/>
             </w:tcBorders>
             <w:shd w:fill="F1F5F7"/>
             <w:tcMar>
               <w:top w:w="85" w:type="dxa"/>
+              <w:left w:w="85" w:type="dxa"/>
               <w:bottom w:w="85" w:type="dxa"/>
-              <w:left w:w="85" w:type="dxa"/>
               <w:right w:w="85" w:type="dxa"/>
             </w:tcMar>
           </w:tcPr>
@@ -1222,15 +1222,15 @@
             <w:tcW w:type="dxa" w:w="2538"/>
             <w:tcBorders>
               <w:top w:val="single" w:sz="4" w:color="D9D9D9"/>
+              <w:left w:val="single" w:sz="4" w:color="D9D9D9"/>
               <w:bottom w:val="single" w:sz="4" w:color="D9D9D9"/>
-              <w:left w:val="single" w:sz="4" w:color="D9D9D9"/>
               <w:right w:val="single" w:sz="4" w:color="D9D9D9"/>
             </w:tcBorders>
             <w:shd w:fill="F1F5F7"/>
             <w:tcMar>
               <w:top w:w="85" w:type="dxa"/>
+              <w:left w:w="85" w:type="dxa"/>
               <w:bottom w:w="85" w:type="dxa"/>
-              <w:left w:w="85" w:type="dxa"/>
               <w:right w:w="85" w:type="dxa"/>
             </w:tcMar>
           </w:tcPr>
@@ -1254,15 +1254,15 @@
             <w:tcW w:type="dxa" w:w="7614"/>
             <w:tcBorders>
               <w:top w:val="single" w:sz="4" w:color="D9D9D9"/>
+              <w:left w:val="single" w:sz="4" w:color="D9D9D9"/>
               <w:bottom w:val="single" w:sz="4" w:color="D9D9D9"/>
-              <w:left w:val="single" w:sz="4" w:color="D9D9D9"/>
               <w:right w:val="single" w:sz="4" w:color="D9D9D9"/>
             </w:tcBorders>
             <w:shd w:fill="FFFFFF"/>
             <w:tcMar>
               <w:top w:w="85" w:type="dxa"/>
+              <w:left w:w="85" w:type="dxa"/>
               <w:bottom w:w="85" w:type="dxa"/>
-              <w:left w:w="85" w:type="dxa"/>
               <w:right w:w="85" w:type="dxa"/>
             </w:tcMar>
           </w:tcPr>
@@ -1285,15 +1285,15 @@
             <w:tcW w:type="dxa" w:w="2538"/>
             <w:tcBorders>
               <w:top w:val="single" w:sz="4" w:color="D9D9D9"/>
+              <w:left w:val="single" w:sz="4" w:color="D9D9D9"/>
               <w:bottom w:val="single" w:sz="4" w:color="D9D9D9"/>
-              <w:left w:val="single" w:sz="4" w:color="D9D9D9"/>
               <w:right w:val="single" w:sz="4" w:color="D9D9D9"/>
             </w:tcBorders>
             <w:shd w:fill="FFFFFF"/>
             <w:tcMar>
               <w:top w:w="85" w:type="dxa"/>
+              <w:left w:w="85" w:type="dxa"/>
               <w:bottom w:w="85" w:type="dxa"/>
-              <w:left w:w="85" w:type="dxa"/>
               <w:right w:w="85" w:type="dxa"/>
             </w:tcMar>
           </w:tcPr>
@@ -1317,15 +1317,15 @@
             <w:tcW w:type="dxa" w:w="7614"/>
             <w:tcBorders>
               <w:top w:val="single" w:sz="4" w:color="D9D9D9"/>
+              <w:left w:val="single" w:sz="4" w:color="D9D9D9"/>
               <w:bottom w:val="single" w:sz="4" w:color="D9D9D9"/>
-              <w:left w:val="single" w:sz="4" w:color="D9D9D9"/>
               <w:right w:val="single" w:sz="4" w:color="D9D9D9"/>
             </w:tcBorders>
             <w:shd w:fill="F1F5F7"/>
             <w:tcMar>
               <w:top w:w="85" w:type="dxa"/>
+              <w:left w:w="85" w:type="dxa"/>
               <w:bottom w:w="85" w:type="dxa"/>
-              <w:left w:w="85" w:type="dxa"/>
               <w:right w:w="85" w:type="dxa"/>
             </w:tcMar>
           </w:tcPr>
@@ -1348,15 +1348,15 @@
             <w:tcW w:type="dxa" w:w="2538"/>
             <w:tcBorders>
               <w:top w:val="single" w:sz="4" w:color="D9D9D9"/>
+              <w:left w:val="single" w:sz="4" w:color="D9D9D9"/>
               <w:bottom w:val="single" w:sz="4" w:color="D9D9D9"/>
-              <w:left w:val="single" w:sz="4" w:color="D9D9D9"/>
               <w:right w:val="single" w:sz="4" w:color="D9D9D9"/>
             </w:tcBorders>
             <w:shd w:fill="F1F5F7"/>
             <w:tcMar>
               <w:top w:w="85" w:type="dxa"/>
+              <w:left w:w="85" w:type="dxa"/>
               <w:bottom w:w="85" w:type="dxa"/>
-              <w:left w:w="85" w:type="dxa"/>
               <w:right w:w="85" w:type="dxa"/>
             </w:tcMar>
           </w:tcPr>
@@ -1559,15 +1559,15 @@
             <w:tcW w:type="dxa" w:w="3655"/>
             <w:tcBorders>
               <w:top w:val="single" w:sz="4" w:color="D9D9D9"/>
+              <w:left w:val="single" w:sz="4" w:color="D9D9D9"/>
               <w:bottom w:val="single" w:sz="4" w:color="D9D9D9"/>
-              <w:left w:val="single" w:sz="4" w:color="D9D9D9"/>
               <w:right w:val="single" w:sz="4" w:color="D9D9D9"/>
             </w:tcBorders>
             <w:shd w:fill="142D40"/>
             <w:tcMar>
               <w:top w:w="85" w:type="dxa"/>
+              <w:left w:w="85" w:type="dxa"/>
               <w:bottom w:w="85" w:type="dxa"/>
-              <w:left w:w="85" w:type="dxa"/>
               <w:right w:w="85" w:type="dxa"/>
             </w:tcMar>
           </w:tcPr>
@@ -1590,15 +1590,15 @@
             <w:tcW w:type="dxa" w:w="1218"/>
             <w:tcBorders>
               <w:top w:val="single" w:sz="4" w:color="D9D9D9"/>
+              <w:left w:val="single" w:sz="4" w:color="D9D9D9"/>
               <w:bottom w:val="single" w:sz="4" w:color="D9D9D9"/>
-              <w:left w:val="single" w:sz="4" w:color="D9D9D9"/>
               <w:right w:val="single" w:sz="4" w:color="D9D9D9"/>
             </w:tcBorders>
             <w:shd w:fill="142D40"/>
             <w:tcMar>
               <w:top w:w="85" w:type="dxa"/>
+              <w:left w:w="85" w:type="dxa"/>
               <w:bottom w:w="85" w:type="dxa"/>
-              <w:left w:w="85" w:type="dxa"/>
               <w:right w:w="85" w:type="dxa"/>
             </w:tcMar>
           </w:tcPr>
@@ -1621,15 +1621,15 @@
             <w:tcW w:type="dxa" w:w="4061"/>
             <w:tcBorders>
               <w:top w:val="single" w:sz="4" w:color="D9D9D9"/>
+              <w:left w:val="single" w:sz="4" w:color="D9D9D9"/>
               <w:bottom w:val="single" w:sz="4" w:color="D9D9D9"/>
-              <w:left w:val="single" w:sz="4" w:color="D9D9D9"/>
               <w:right w:val="single" w:sz="4" w:color="D9D9D9"/>
             </w:tcBorders>
             <w:shd w:fill="142D40"/>
             <w:tcMar>
               <w:top w:w="85" w:type="dxa"/>
+              <w:left w:w="85" w:type="dxa"/>
               <w:bottom w:w="85" w:type="dxa"/>
-              <w:left w:w="85" w:type="dxa"/>
               <w:right w:w="85" w:type="dxa"/>
             </w:tcMar>
           </w:tcPr>
@@ -1652,15 +1652,15 @@
             <w:tcW w:type="dxa" w:w="1218"/>
             <w:tcBorders>
               <w:top w:val="single" w:sz="4" w:color="D9D9D9"/>
+              <w:left w:val="single" w:sz="4" w:color="D9D9D9"/>
               <w:bottom w:val="single" w:sz="4" w:color="D9D9D9"/>
-              <w:left w:val="single" w:sz="4" w:color="D9D9D9"/>
               <w:right w:val="single" w:sz="4" w:color="D9D9D9"/>
             </w:tcBorders>
             <w:shd w:fill="142D40"/>
             <w:tcMar>
               <w:top w:w="85" w:type="dxa"/>
+              <w:left w:w="85" w:type="dxa"/>
               <w:bottom w:w="85" w:type="dxa"/>
-              <w:left w:w="85" w:type="dxa"/>
               <w:right w:w="85" w:type="dxa"/>
             </w:tcMar>
           </w:tcPr>
@@ -1685,15 +1685,15 @@
             <w:tcW w:type="dxa" w:w="3655"/>
             <w:tcBorders>
               <w:top w:val="single" w:sz="4" w:color="D9D9D9"/>
+              <w:left w:val="single" w:sz="4" w:color="D9D9D9"/>
               <w:bottom w:val="single" w:sz="4" w:color="D9D9D9"/>
-              <w:left w:val="single" w:sz="4" w:color="D9D9D9"/>
               <w:right w:val="single" w:sz="4" w:color="D9D9D9"/>
             </w:tcBorders>
             <w:shd w:fill="FFFFFF"/>
             <w:tcMar>
               <w:top w:w="85" w:type="dxa"/>
+              <w:left w:w="85" w:type="dxa"/>
               <w:bottom w:w="85" w:type="dxa"/>
-              <w:left w:w="85" w:type="dxa"/>
               <w:right w:w="85" w:type="dxa"/>
             </w:tcMar>
           </w:tcPr>
@@ -1716,15 +1716,15 @@
             <w:tcW w:type="dxa" w:w="1218"/>
             <w:tcBorders>
               <w:top w:val="single" w:sz="4" w:color="D9D9D9"/>
+              <w:left w:val="single" w:sz="4" w:color="D9D9D9"/>
               <w:bottom w:val="single" w:sz="4" w:color="D9D9D9"/>
-              <w:left w:val="single" w:sz="4" w:color="D9D9D9"/>
               <w:right w:val="single" w:sz="4" w:color="D9D9D9"/>
             </w:tcBorders>
             <w:shd w:fill="FFFFFF"/>
             <w:tcMar>
               <w:top w:w="85" w:type="dxa"/>
+              <w:left w:w="85" w:type="dxa"/>
               <w:bottom w:w="85" w:type="dxa"/>
-              <w:left w:w="85" w:type="dxa"/>
               <w:right w:w="85" w:type="dxa"/>
             </w:tcMar>
           </w:tcPr>
@@ -1747,15 +1747,15 @@
             <w:tcW w:type="dxa" w:w="4061"/>
             <w:tcBorders>
               <w:top w:val="single" w:sz="4" w:color="D9D9D9"/>
+              <w:left w:val="single" w:sz="4" w:color="D9D9D9"/>
               <w:bottom w:val="single" w:sz="4" w:color="D9D9D9"/>
-              <w:left w:val="single" w:sz="4" w:color="D9D9D9"/>
               <w:right w:val="single" w:sz="4" w:color="D9D9D9"/>
             </w:tcBorders>
             <w:shd w:fill="FFFFFF"/>
             <w:tcMar>
               <w:top w:w="85" w:type="dxa"/>
+              <w:left w:w="85" w:type="dxa"/>
               <w:bottom w:w="85" w:type="dxa"/>
-              <w:left w:w="85" w:type="dxa"/>
               <w:right w:w="85" w:type="dxa"/>
             </w:tcMar>
           </w:tcPr>
@@ -1778,15 +1778,15 @@
             <w:tcW w:type="dxa" w:w="1218"/>
             <w:tcBorders>
               <w:top w:val="single" w:sz="4" w:color="D9D9D9"/>
+              <w:left w:val="single" w:sz="4" w:color="D9D9D9"/>
               <w:bottom w:val="single" w:sz="4" w:color="D9D9D9"/>
-              <w:left w:val="single" w:sz="4" w:color="D9D9D9"/>
               <w:right w:val="single" w:sz="4" w:color="D9D9D9"/>
             </w:tcBorders>
             <w:shd w:fill="FFFFFF"/>
             <w:tcMar>
               <w:top w:w="85" w:type="dxa"/>
+              <w:left w:w="85" w:type="dxa"/>
               <w:bottom w:w="85" w:type="dxa"/>
-              <w:left w:w="85" w:type="dxa"/>
               <w:right w:w="85" w:type="dxa"/>
             </w:tcMar>
           </w:tcPr>
@@ -1811,15 +1811,15 @@
             <w:tcW w:type="dxa" w:w="3655"/>
             <w:tcBorders>
               <w:top w:val="single" w:sz="4" w:color="D9D9D9"/>
+              <w:left w:val="single" w:sz="4" w:color="D9D9D9"/>
               <w:bottom w:val="single" w:sz="4" w:color="D9D9D9"/>
-              <w:left w:val="single" w:sz="4" w:color="D9D9D9"/>
               <w:right w:val="single" w:sz="4" w:color="D9D9D9"/>
             </w:tcBorders>
             <w:shd w:fill="F1F5F7"/>
             <w:tcMar>
               <w:top w:w="85" w:type="dxa"/>
+              <w:left w:w="85" w:type="dxa"/>
               <w:bottom w:w="85" w:type="dxa"/>
-              <w:left w:w="85" w:type="dxa"/>
               <w:right w:w="85" w:type="dxa"/>
             </w:tcMar>
           </w:tcPr>
@@ -1842,15 +1842,15 @@
             <w:tcW w:type="dxa" w:w="1218"/>
             <w:tcBorders>
               <w:top w:val="single" w:sz="4" w:color="D9D9D9"/>
+              <w:left w:val="single" w:sz="4" w:color="D9D9D9"/>
               <w:bottom w:val="single" w:sz="4" w:color="D9D9D9"/>
-              <w:left w:val="single" w:sz="4" w:color="D9D9D9"/>
               <w:right w:val="single" w:sz="4" w:color="D9D9D9"/>
             </w:tcBorders>
             <w:shd w:fill="F1F5F7"/>
             <w:tcMar>
               <w:top w:w="85" w:type="dxa"/>
+              <w:left w:w="85" w:type="dxa"/>
               <w:bottom w:w="85" w:type="dxa"/>
-              <w:left w:w="85" w:type="dxa"/>
               <w:right w:w="85" w:type="dxa"/>
             </w:tcMar>
           </w:tcPr>
@@ -1873,15 +1873,15 @@
             <w:tcW w:type="dxa" w:w="4061"/>
             <w:tcBorders>
               <w:top w:val="single" w:sz="4" w:color="D9D9D9"/>
+              <w:left w:val="single" w:sz="4" w:color="D9D9D9"/>
               <w:bottom w:val="single" w:sz="4" w:color="D9D9D9"/>
-              <w:left w:val="single" w:sz="4" w:color="D9D9D9"/>
               <w:right w:val="single" w:sz="4" w:color="D9D9D9"/>
             </w:tcBorders>
             <w:shd w:fill="F1F5F7"/>
             <w:tcMar>
               <w:top w:w="85" w:type="dxa"/>
+              <w:left w:w="85" w:type="dxa"/>
               <w:bottom w:w="85" w:type="dxa"/>
-              <w:left w:w="85" w:type="dxa"/>
               <w:right w:w="85" w:type="dxa"/>
             </w:tcMar>
           </w:tcPr>
@@ -1904,15 +1904,15 @@
             <w:tcW w:type="dxa" w:w="1218"/>
             <w:tcBorders>
               <w:top w:val="single" w:sz="4" w:color="D9D9D9"/>
+              <w:left w:val="single" w:sz="4" w:color="D9D9D9"/>
               <w:bottom w:val="single" w:sz="4" w:color="D9D9D9"/>
-              <w:left w:val="single" w:sz="4" w:color="D9D9D9"/>
               <w:right w:val="single" w:sz="4" w:color="D9D9D9"/>
             </w:tcBorders>
             <w:shd w:fill="F1F5F7"/>
             <w:tcMar>
               <w:top w:w="85" w:type="dxa"/>
+              <w:left w:w="85" w:type="dxa"/>
               <w:bottom w:w="85" w:type="dxa"/>
-              <w:left w:w="85" w:type="dxa"/>
               <w:right w:w="85" w:type="dxa"/>
             </w:tcMar>
           </w:tcPr>
@@ -1937,15 +1937,15 @@
             <w:tcW w:type="dxa" w:w="3655"/>
             <w:tcBorders>
               <w:top w:val="single" w:sz="4" w:color="D9D9D9"/>
+              <w:left w:val="single" w:sz="4" w:color="D9D9D9"/>
               <w:bottom w:val="single" w:sz="4" w:color="D9D9D9"/>
-              <w:left w:val="single" w:sz="4" w:color="D9D9D9"/>
               <w:right w:val="single" w:sz="4" w:color="D9D9D9"/>
             </w:tcBorders>
             <w:shd w:fill="FFFFFF"/>
             <w:tcMar>
               <w:top w:w="85" w:type="dxa"/>
+              <w:left w:w="85" w:type="dxa"/>
               <w:bottom w:w="85" w:type="dxa"/>
-              <w:left w:w="85" w:type="dxa"/>
               <w:right w:w="85" w:type="dxa"/>
             </w:tcMar>
           </w:tcPr>
@@ -1968,15 +1968,15 @@
             <w:tcW w:type="dxa" w:w="1218"/>
             <w:tcBorders>
               <w:top w:val="single" w:sz="4" w:color="D9D9D9"/>
+              <w:left w:val="single" w:sz="4" w:color="D9D9D9"/>
               <w:bottom w:val="single" w:sz="4" w:color="D9D9D9"/>
-              <w:left w:val="single" w:sz="4" w:color="D9D9D9"/>
               <w:right w:val="single" w:sz="4" w:color="D9D9D9"/>
             </w:tcBorders>
             <w:shd w:fill="FFFFFF"/>
             <w:tcMar>
               <w:top w:w="85" w:type="dxa"/>
+              <w:left w:w="85" w:type="dxa"/>
               <w:bottom w:w="85" w:type="dxa"/>
-              <w:left w:w="85" w:type="dxa"/>
               <w:right w:w="85" w:type="dxa"/>
             </w:tcMar>
           </w:tcPr>
@@ -1999,15 +1999,15 @@
             <w:tcW w:type="dxa" w:w="4061"/>
             <w:tcBorders>
               <w:top w:val="single" w:sz="4" w:color="D9D9D9"/>
+              <w:left w:val="single" w:sz="4" w:color="D9D9D9"/>
               <w:bottom w:val="single" w:sz="4" w:color="D9D9D9"/>
-              <w:left w:val="single" w:sz="4" w:color="D9D9D9"/>
               <w:right w:val="single" w:sz="4" w:color="D9D9D9"/>
             </w:tcBorders>
             <w:shd w:fill="FFFFFF"/>
             <w:tcMar>
               <w:top w:w="85" w:type="dxa"/>
+              <w:left w:w="85" w:type="dxa"/>
               <w:bottom w:w="85" w:type="dxa"/>
-              <w:left w:w="85" w:type="dxa"/>
               <w:right w:w="85" w:type="dxa"/>
             </w:tcMar>
           </w:tcPr>
@@ -2030,15 +2030,15 @@
             <w:tcW w:type="dxa" w:w="1218"/>
             <w:tcBorders>
               <w:top w:val="single" w:sz="4" w:color="D9D9D9"/>
+              <w:left w:val="single" w:sz="4" w:color="D9D9D9"/>
               <w:bottom w:val="single" w:sz="4" w:color="D9D9D9"/>
-              <w:left w:val="single" w:sz="4" w:color="D9D9D9"/>
               <w:right w:val="single" w:sz="4" w:color="D9D9D9"/>
             </w:tcBorders>
             <w:shd w:fill="FFFFFF"/>
             <w:tcMar>
               <w:top w:w="85" w:type="dxa"/>
+              <w:left w:w="85" w:type="dxa"/>
               <w:bottom w:w="85" w:type="dxa"/>
-              <w:left w:w="85" w:type="dxa"/>
               <w:right w:w="85" w:type="dxa"/>
             </w:tcMar>
           </w:tcPr>
@@ -2063,15 +2063,15 @@
             <w:tcW w:type="dxa" w:w="3655"/>
             <w:tcBorders>
               <w:top w:val="single" w:sz="4" w:color="D9D9D9"/>
+              <w:left w:val="single" w:sz="4" w:color="D9D9D9"/>
               <w:bottom w:val="single" w:sz="4" w:color="D9D9D9"/>
-              <w:left w:val="single" w:sz="4" w:color="D9D9D9"/>
               <w:right w:val="single" w:sz="4" w:color="D9D9D9"/>
             </w:tcBorders>
             <w:shd w:fill="F1F5F7"/>
             <w:tcMar>
               <w:top w:w="85" w:type="dxa"/>
+              <w:left w:w="85" w:type="dxa"/>
               <w:bottom w:w="85" w:type="dxa"/>
-              <w:left w:w="85" w:type="dxa"/>
               <w:right w:w="85" w:type="dxa"/>
             </w:tcMar>
           </w:tcPr>
@@ -2094,15 +2094,15 @@
             <w:tcW w:type="dxa" w:w="1218"/>
             <w:tcBorders>
               <w:top w:val="single" w:sz="4" w:color="D9D9D9"/>
+              <w:left w:val="single" w:sz="4" w:color="D9D9D9"/>
               <w:bottom w:val="single" w:sz="4" w:color="D9D9D9"/>
-              <w:left w:val="single" w:sz="4" w:color="D9D9D9"/>
               <w:right w:val="single" w:sz="4" w:color="D9D9D9"/>
             </w:tcBorders>
             <w:shd w:fill="F1F5F7"/>
             <w:tcMar>
               <w:top w:w="85" w:type="dxa"/>
+              <w:left w:w="85" w:type="dxa"/>
               <w:bottom w:w="85" w:type="dxa"/>
-              <w:left w:w="85" w:type="dxa"/>
               <w:right w:w="85" w:type="dxa"/>
             </w:tcMar>
           </w:tcPr>
@@ -2125,15 +2125,15 @@
             <w:tcW w:type="dxa" w:w="4061"/>
             <w:tcBorders>
               <w:top w:val="single" w:sz="4" w:color="D9D9D9"/>
+              <w:left w:val="single" w:sz="4" w:color="D9D9D9"/>
               <w:bottom w:val="single" w:sz="4" w:color="D9D9D9"/>
-              <w:left w:val="single" w:sz="4" w:color="D9D9D9"/>
               <w:right w:val="single" w:sz="4" w:color="D9D9D9"/>
             </w:tcBorders>
             <w:shd w:fill="F1F5F7"/>
             <w:tcMar>
               <w:top w:w="85" w:type="dxa"/>
+              <w:left w:w="85" w:type="dxa"/>
               <w:bottom w:w="85" w:type="dxa"/>
-              <w:left w:w="85" w:type="dxa"/>
               <w:right w:w="85" w:type="dxa"/>
             </w:tcMar>
           </w:tcPr>
@@ -2156,15 +2156,15 @@
             <w:tcW w:type="dxa" w:w="1218"/>
             <w:tcBorders>
               <w:top w:val="single" w:sz="4" w:color="D9D9D9"/>
+              <w:left w:val="single" w:sz="4" w:color="D9D9D9"/>
               <w:bottom w:val="single" w:sz="4" w:color="D9D9D9"/>
-              <w:left w:val="single" w:sz="4" w:color="D9D9D9"/>
               <w:right w:val="single" w:sz="4" w:color="D9D9D9"/>
             </w:tcBorders>
             <w:shd w:fill="F1F5F7"/>
             <w:tcMar>
               <w:top w:w="85" w:type="dxa"/>
+              <w:left w:w="85" w:type="dxa"/>
               <w:bottom w:w="85" w:type="dxa"/>
-              <w:left w:w="85" w:type="dxa"/>
               <w:right w:w="85" w:type="dxa"/>
             </w:tcMar>
           </w:tcPr>
@@ -2189,15 +2189,15 @@
             <w:tcW w:type="dxa" w:w="3655"/>
             <w:tcBorders>
               <w:top w:val="single" w:sz="4" w:color="D9D9D9"/>
+              <w:left w:val="single" w:sz="4" w:color="D9D9D9"/>
               <w:bottom w:val="single" w:sz="4" w:color="D9D9D9"/>
-              <w:left w:val="single" w:sz="4" w:color="D9D9D9"/>
               <w:right w:val="single" w:sz="4" w:color="D9D9D9"/>
             </w:tcBorders>
             <w:shd w:fill="FFFFFF"/>
             <w:tcMar>
               <w:top w:w="85" w:type="dxa"/>
+              <w:left w:w="85" w:type="dxa"/>
               <w:bottom w:w="85" w:type="dxa"/>
-              <w:left w:w="85" w:type="dxa"/>
               <w:right w:w="85" w:type="dxa"/>
             </w:tcMar>
           </w:tcPr>
@@ -2220,15 +2220,15 @@
             <w:tcW w:type="dxa" w:w="1218"/>
             <w:tcBorders>
               <w:top w:val="single" w:sz="4" w:color="D9D9D9"/>
+              <w:left w:val="single" w:sz="4" w:color="D9D9D9"/>
               <w:bottom w:val="single" w:sz="4" w:color="D9D9D9"/>
-              <w:left w:val="single" w:sz="4" w:color="D9D9D9"/>
               <w:right w:val="single" w:sz="4" w:color="D9D9D9"/>
             </w:tcBorders>
             <w:shd w:fill="FFFFFF"/>
             <w:tcMar>
               <w:top w:w="85" w:type="dxa"/>
+              <w:left w:w="85" w:type="dxa"/>
               <w:bottom w:w="85" w:type="dxa"/>
-              <w:left w:w="85" w:type="dxa"/>
               <w:right w:w="85" w:type="dxa"/>
             </w:tcMar>
           </w:tcPr>
@@ -2251,15 +2251,15 @@
             <w:tcW w:type="dxa" w:w="4061"/>
             <w:tcBorders>
               <w:top w:val="single" w:sz="4" w:color="D9D9D9"/>
+              <w:left w:val="single" w:sz="4" w:color="D9D9D9"/>
               <w:bottom w:val="single" w:sz="4" w:color="D9D9D9"/>
-              <w:left w:val="single" w:sz="4" w:color="D9D9D9"/>
               <w:right w:val="single" w:sz="4" w:color="D9D9D9"/>
             </w:tcBorders>
             <w:shd w:fill="FFFFFF"/>
             <w:tcMar>
               <w:top w:w="85" w:type="dxa"/>
+              <w:left w:w="85" w:type="dxa"/>
               <w:bottom w:w="85" w:type="dxa"/>
-              <w:left w:w="85" w:type="dxa"/>
               <w:right w:w="85" w:type="dxa"/>
             </w:tcMar>
           </w:tcPr>
@@ -2282,15 +2282,15 @@
             <w:tcW w:type="dxa" w:w="1218"/>
             <w:tcBorders>
               <w:top w:val="single" w:sz="4" w:color="D9D9D9"/>
+              <w:left w:val="single" w:sz="4" w:color="D9D9D9"/>
               <w:bottom w:val="single" w:sz="4" w:color="D9D9D9"/>
-              <w:left w:val="single" w:sz="4" w:color="D9D9D9"/>
               <w:right w:val="single" w:sz="4" w:color="D9D9D9"/>
             </w:tcBorders>
             <w:shd w:fill="FFFFFF"/>
             <w:tcMar>
               <w:top w:w="85" w:type="dxa"/>
+              <w:left w:w="85" w:type="dxa"/>
               <w:bottom w:w="85" w:type="dxa"/>
-              <w:left w:w="85" w:type="dxa"/>
               <w:right w:w="85" w:type="dxa"/>
             </w:tcMar>
           </w:tcPr>
@@ -2336,15 +2336,15 @@
             <w:tcW w:type="dxa" w:w="7614"/>
             <w:tcBorders>
               <w:top w:val="single" w:sz="4" w:color="D9D9D9"/>
+              <w:left w:val="single" w:sz="4" w:color="D9D9D9"/>
               <w:bottom w:val="single" w:sz="4" w:color="D9D9D9"/>
-              <w:left w:val="single" w:sz="4" w:color="D9D9D9"/>
               <w:right w:val="single" w:sz="4" w:color="D9D9D9"/>
             </w:tcBorders>
             <w:shd w:fill="142D40"/>
             <w:tcMar>
               <w:top w:w="85" w:type="dxa"/>
+              <w:left w:w="85" w:type="dxa"/>
               <w:bottom w:w="85" w:type="dxa"/>
-              <w:left w:w="85" w:type="dxa"/>
               <w:right w:w="85" w:type="dxa"/>
             </w:tcMar>
           </w:tcPr>
@@ -2367,15 +2367,15 @@
             <w:tcW w:type="dxa" w:w="2538"/>
             <w:tcBorders>
               <w:top w:val="single" w:sz="4" w:color="D9D9D9"/>
+              <w:left w:val="single" w:sz="4" w:color="D9D9D9"/>
               <w:bottom w:val="single" w:sz="4" w:color="D9D9D9"/>
-              <w:left w:val="single" w:sz="4" w:color="D9D9D9"/>
               <w:right w:val="single" w:sz="4" w:color="D9D9D9"/>
             </w:tcBorders>
             <w:shd w:fill="142D40"/>
             <w:tcMar>
               <w:top w:w="85" w:type="dxa"/>
+              <w:left w:w="85" w:type="dxa"/>
               <w:bottom w:w="85" w:type="dxa"/>
-              <w:left w:w="85" w:type="dxa"/>
               <w:right w:w="85" w:type="dxa"/>
             </w:tcMar>
           </w:tcPr>
@@ -2400,15 +2400,15 @@
             <w:tcW w:type="dxa" w:w="7614"/>
             <w:tcBorders>
               <w:top w:val="single" w:sz="4" w:color="D9D9D9"/>
+              <w:left w:val="single" w:sz="4" w:color="D9D9D9"/>
               <w:bottom w:val="single" w:sz="4" w:color="D9D9D9"/>
-              <w:left w:val="single" w:sz="4" w:color="D9D9D9"/>
               <w:right w:val="single" w:sz="4" w:color="D9D9D9"/>
             </w:tcBorders>
             <w:shd w:fill="FFFFFF"/>
             <w:tcMar>
               <w:top w:w="85" w:type="dxa"/>
+              <w:left w:w="85" w:type="dxa"/>
               <w:bottom w:w="85" w:type="dxa"/>
-              <w:left w:w="85" w:type="dxa"/>
               <w:right w:w="85" w:type="dxa"/>
             </w:tcMar>
           </w:tcPr>
@@ -2431,15 +2431,15 @@
             <w:tcW w:type="dxa" w:w="2538"/>
             <w:tcBorders>
               <w:top w:val="single" w:sz="4" w:color="D9D9D9"/>
+              <w:left w:val="single" w:sz="4" w:color="D9D9D9"/>
               <w:bottom w:val="single" w:sz="4" w:color="D9D9D9"/>
-              <w:left w:val="single" w:sz="4" w:color="D9D9D9"/>
               <w:right w:val="single" w:sz="4" w:color="D9D9D9"/>
             </w:tcBorders>
             <w:shd w:fill="FFFFFF"/>
             <w:tcMar>
               <w:top w:w="85" w:type="dxa"/>
+              <w:left w:w="85" w:type="dxa"/>
               <w:bottom w:w="85" w:type="dxa"/>
-              <w:left w:w="85" w:type="dxa"/>
               <w:right w:w="85" w:type="dxa"/>
             </w:tcMar>
           </w:tcPr>
@@ -2464,15 +2464,15 @@
             <w:tcW w:type="dxa" w:w="7614"/>
             <w:tcBorders>
               <w:top w:val="single" w:sz="4" w:color="D9D9D9"/>
+              <w:left w:val="single" w:sz="4" w:color="D9D9D9"/>
               <w:bottom w:val="single" w:sz="4" w:color="D9D9D9"/>
-              <w:left w:val="single" w:sz="4" w:color="D9D9D9"/>
               <w:right w:val="single" w:sz="4" w:color="D9D9D9"/>
             </w:tcBorders>
             <w:shd w:fill="F1F5F7"/>
             <w:tcMar>
               <w:top w:w="85" w:type="dxa"/>
+              <w:left w:w="85" w:type="dxa"/>
               <w:bottom w:w="85" w:type="dxa"/>
-              <w:left w:w="85" w:type="dxa"/>
               <w:right w:w="85" w:type="dxa"/>
             </w:tcMar>
           </w:tcPr>
@@ -2495,15 +2495,15 @@
             <w:tcW w:type="dxa" w:w="2538"/>
             <w:tcBorders>
               <w:top w:val="single" w:sz="4" w:color="D9D9D9"/>
+              <w:left w:val="single" w:sz="4" w:color="D9D9D9"/>
               <w:bottom w:val="single" w:sz="4" w:color="D9D9D9"/>
-              <w:left w:val="single" w:sz="4" w:color="D9D9D9"/>
               <w:right w:val="single" w:sz="4" w:color="D9D9D9"/>
             </w:tcBorders>
             <w:shd w:fill="F1F5F7"/>
             <w:tcMar>
               <w:top w:w="85" w:type="dxa"/>
+              <w:left w:w="85" w:type="dxa"/>
               <w:bottom w:w="85" w:type="dxa"/>
-              <w:left w:w="85" w:type="dxa"/>
               <w:right w:w="85" w:type="dxa"/>
             </w:tcMar>
           </w:tcPr>
@@ -2527,15 +2527,15 @@
             <w:tcW w:type="dxa" w:w="7614"/>
             <w:tcBorders>
               <w:top w:val="single" w:sz="4" w:color="D9D9D9"/>
+              <w:left w:val="single" w:sz="4" w:color="D9D9D9"/>
               <w:bottom w:val="single" w:sz="4" w:color="D9D9D9"/>
-              <w:left w:val="single" w:sz="4" w:color="D9D9D9"/>
               <w:right w:val="single" w:sz="4" w:color="D9D9D9"/>
             </w:tcBorders>
             <w:shd w:fill="FFFFFF"/>
             <w:tcMar>
               <w:top w:w="85" w:type="dxa"/>
+              <w:left w:w="85" w:type="dxa"/>
               <w:bottom w:w="85" w:type="dxa"/>
-              <w:left w:w="85" w:type="dxa"/>
               <w:right w:w="85" w:type="dxa"/>
             </w:tcMar>
           </w:tcPr>
@@ -2558,15 +2558,15 @@
             <w:tcW w:type="dxa" w:w="2538"/>
             <w:tcBorders>
               <w:top w:val="single" w:sz="4" w:color="D9D9D9"/>
+              <w:left w:val="single" w:sz="4" w:color="D9D9D9"/>
               <w:bottom w:val="single" w:sz="4" w:color="D9D9D9"/>
-              <w:left w:val="single" w:sz="4" w:color="D9D9D9"/>
               <w:right w:val="single" w:sz="4" w:color="D9D9D9"/>
             </w:tcBorders>
             <w:shd w:fill="FFFFFF"/>
             <w:tcMar>
               <w:top w:w="85" w:type="dxa"/>
+              <w:left w:w="85" w:type="dxa"/>
               <w:bottom w:w="85" w:type="dxa"/>
-              <w:left w:w="85" w:type="dxa"/>
               <w:right w:w="85" w:type="dxa"/>
             </w:tcMar>
           </w:tcPr>
@@ -2590,15 +2590,15 @@
             <w:tcW w:type="dxa" w:w="7614"/>
             <w:tcBorders>
               <w:top w:val="single" w:sz="4" w:color="D9D9D9"/>
+              <w:left w:val="single" w:sz="4" w:color="D9D9D9"/>
               <w:bottom w:val="single" w:sz="4" w:color="D9D9D9"/>
-              <w:left w:val="single" w:sz="4" w:color="D9D9D9"/>
               <w:right w:val="single" w:sz="4" w:color="D9D9D9"/>
             </w:tcBorders>
             <w:shd w:fill="F1F5F7"/>
             <w:tcMar>
               <w:top w:w="85" w:type="dxa"/>
+              <w:left w:w="85" w:type="dxa"/>
               <w:bottom w:w="85" w:type="dxa"/>
-              <w:left w:w="85" w:type="dxa"/>
               <w:right w:w="85" w:type="dxa"/>
             </w:tcMar>
           </w:tcPr>
@@ -2621,15 +2621,15 @@
             <w:tcW w:type="dxa" w:w="2538"/>
             <w:tcBorders>
               <w:top w:val="single" w:sz="4" w:color="D9D9D9"/>
+              <w:left w:val="single" w:sz="4" w:color="D9D9D9"/>
               <w:bottom w:val="single" w:sz="4" w:color="D9D9D9"/>
-              <w:left w:val="single" w:sz="4" w:color="D9D9D9"/>
               <w:right w:val="single" w:sz="4" w:color="D9D9D9"/>
             </w:tcBorders>
             <w:shd w:fill="F1F5F7"/>
             <w:tcMar>
               <w:top w:w="85" w:type="dxa"/>
+              <w:left w:w="85" w:type="dxa"/>
               <w:bottom w:w="85" w:type="dxa"/>
-              <w:left w:w="85" w:type="dxa"/>
               <w:right w:w="85" w:type="dxa"/>
             </w:tcMar>
           </w:tcPr>
@@ -2653,15 +2653,15 @@
             <w:tcW w:type="dxa" w:w="7614"/>
             <w:tcBorders>
               <w:top w:val="single" w:sz="4" w:color="D9D9D9"/>
+              <w:left w:val="single" w:sz="4" w:color="D9D9D9"/>
               <w:bottom w:val="single" w:sz="4" w:color="D9D9D9"/>
-              <w:left w:val="single" w:sz="4" w:color="D9D9D9"/>
               <w:right w:val="single" w:sz="4" w:color="D9D9D9"/>
             </w:tcBorders>
             <w:shd w:fill="FFFFFF"/>
             <w:tcMar>
               <w:top w:w="85" w:type="dxa"/>
+              <w:left w:w="85" w:type="dxa"/>
               <w:bottom w:w="85" w:type="dxa"/>
-              <w:left w:w="85" w:type="dxa"/>
               <w:right w:w="85" w:type="dxa"/>
             </w:tcMar>
           </w:tcPr>
@@ -2684,15 +2684,15 @@
             <w:tcW w:type="dxa" w:w="2538"/>
             <w:tcBorders>
               <w:top w:val="single" w:sz="4" w:color="D9D9D9"/>
+              <w:left w:val="single" w:sz="4" w:color="D9D9D9"/>
               <w:bottom w:val="single" w:sz="4" w:color="D9D9D9"/>
-              <w:left w:val="single" w:sz="4" w:color="D9D9D9"/>
               <w:right w:val="single" w:sz="4" w:color="D9D9D9"/>
             </w:tcBorders>
             <w:shd w:fill="FFFFFF"/>
             <w:tcMar>
               <w:top w:w="85" w:type="dxa"/>
+              <w:left w:w="85" w:type="dxa"/>
               <w:bottom w:w="85" w:type="dxa"/>
-              <w:left w:w="85" w:type="dxa"/>
               <w:right w:w="85" w:type="dxa"/>
             </w:tcMar>
           </w:tcPr>
@@ -2716,15 +2716,15 @@
             <w:tcW w:type="dxa" w:w="7614"/>
             <w:tcBorders>
               <w:top w:val="single" w:sz="4" w:color="D9D9D9"/>
+              <w:left w:val="single" w:sz="4" w:color="D9D9D9"/>
               <w:bottom w:val="single" w:sz="4" w:color="D9D9D9"/>
-              <w:left w:val="single" w:sz="4" w:color="D9D9D9"/>
               <w:right w:val="single" w:sz="4" w:color="D9D9D9"/>
             </w:tcBorders>
             <w:shd w:fill="F1F5F7"/>
             <w:tcMar>
               <w:top w:w="85" w:type="dxa"/>
+              <w:left w:w="85" w:type="dxa"/>
               <w:bottom w:w="85" w:type="dxa"/>
-              <w:left w:w="85" w:type="dxa"/>
               <w:right w:w="85" w:type="dxa"/>
             </w:tcMar>
           </w:tcPr>
@@ -2747,15 +2747,15 @@
             <w:tcW w:type="dxa" w:w="2538"/>
             <w:tcBorders>
               <w:top w:val="single" w:sz="4" w:color="D9D9D9"/>
+              <w:left w:val="single" w:sz="4" w:color="D9D9D9"/>
               <w:bottom w:val="single" w:sz="4" w:color="D9D9D9"/>
-              <w:left w:val="single" w:sz="4" w:color="D9D9D9"/>
               <w:right w:val="single" w:sz="4" w:color="D9D9D9"/>
             </w:tcBorders>
             <w:shd w:fill="F1F5F7"/>
             <w:tcMar>
               <w:top w:w="85" w:type="dxa"/>
+              <w:left w:w="85" w:type="dxa"/>
               <w:bottom w:w="85" w:type="dxa"/>
-              <w:left w:w="85" w:type="dxa"/>
               <w:right w:w="85" w:type="dxa"/>
             </w:tcMar>
           </w:tcPr>
@@ -2779,15 +2779,15 @@
             <w:tcW w:type="dxa" w:w="7614"/>
             <w:tcBorders>
               <w:top w:val="single" w:sz="4" w:color="D9D9D9"/>
+              <w:left w:val="single" w:sz="4" w:color="D9D9D9"/>
               <w:bottom w:val="single" w:sz="4" w:color="D9D9D9"/>
-              <w:left w:val="single" w:sz="4" w:color="D9D9D9"/>
               <w:right w:val="single" w:sz="4" w:color="D9D9D9"/>
             </w:tcBorders>
             <w:shd w:fill="FFFFFF"/>
             <w:tcMar>
               <w:top w:w="85" w:type="dxa"/>
+              <w:left w:w="85" w:type="dxa"/>
               <w:bottom w:w="85" w:type="dxa"/>
-              <w:left w:w="85" w:type="dxa"/>
               <w:right w:w="85" w:type="dxa"/>
             </w:tcMar>
           </w:tcPr>
@@ -2810,15 +2810,15 @@
             <w:tcW w:type="dxa" w:w="2538"/>
             <w:tcBorders>
               <w:top w:val="single" w:sz="4" w:color="D9D9D9"/>
+              <w:left w:val="single" w:sz="4" w:color="D9D9D9"/>
               <w:bottom w:val="single" w:sz="4" w:color="D9D9D9"/>
-              <w:left w:val="single" w:sz="4" w:color="D9D9D9"/>
               <w:right w:val="single" w:sz="4" w:color="D9D9D9"/>
             </w:tcBorders>
             <w:shd w:fill="FFFFFF"/>
             <w:tcMar>
               <w:top w:w="85" w:type="dxa"/>
+              <w:left w:w="85" w:type="dxa"/>
               <w:bottom w:w="85" w:type="dxa"/>
-              <w:left w:w="85" w:type="dxa"/>
               <w:right w:w="85" w:type="dxa"/>
             </w:tcMar>
           </w:tcPr>
@@ -2842,15 +2842,15 @@
             <w:tcW w:type="dxa" w:w="7614"/>
             <w:tcBorders>
               <w:top w:val="single" w:sz="4" w:color="D9D9D9"/>
+              <w:left w:val="single" w:sz="4" w:color="D9D9D9"/>
               <w:bottom w:val="single" w:sz="4" w:color="D9D9D9"/>
-              <w:left w:val="single" w:sz="4" w:color="D9D9D9"/>
               <w:right w:val="single" w:sz="4" w:color="D9D9D9"/>
             </w:tcBorders>
             <w:shd w:fill="F1F5F7"/>
             <w:tcMar>
               <w:top w:w="85" w:type="dxa"/>
+              <w:left w:w="85" w:type="dxa"/>
               <w:bottom w:w="85" w:type="dxa"/>
-              <w:left w:w="85" w:type="dxa"/>
               <w:right w:w="85" w:type="dxa"/>
             </w:tcMar>
           </w:tcPr>
@@ -2873,15 +2873,15 @@
             <w:tcW w:type="dxa" w:w="2538"/>
             <w:tcBorders>
               <w:top w:val="single" w:sz="4" w:color="D9D9D9"/>
+              <w:left w:val="single" w:sz="4" w:color="D9D9D9"/>
               <w:bottom w:val="single" w:sz="4" w:color="D9D9D9"/>
-              <w:left w:val="single" w:sz="4" w:color="D9D9D9"/>
               <w:right w:val="single" w:sz="4" w:color="D9D9D9"/>
             </w:tcBorders>
             <w:shd w:fill="F1F5F7"/>
             <w:tcMar>
               <w:top w:w="85" w:type="dxa"/>
+              <w:left w:w="85" w:type="dxa"/>
               <w:bottom w:w="85" w:type="dxa"/>
-              <w:left w:w="85" w:type="dxa"/>
               <w:right w:w="85" w:type="dxa"/>
             </w:tcMar>
           </w:tcPr>
@@ -2905,15 +2905,15 @@
             <w:tcW w:type="dxa" w:w="7614"/>
             <w:tcBorders>
               <w:top w:val="single" w:sz="4" w:color="D9D9D9"/>
+              <w:left w:val="single" w:sz="4" w:color="D9D9D9"/>
               <w:bottom w:val="single" w:sz="4" w:color="D9D9D9"/>
-              <w:left w:val="single" w:sz="4" w:color="D9D9D9"/>
               <w:right w:val="single" w:sz="4" w:color="D9D9D9"/>
             </w:tcBorders>
             <w:shd w:fill="FFFFFF"/>
             <w:tcMar>
               <w:top w:w="85" w:type="dxa"/>
+              <w:left w:w="85" w:type="dxa"/>
               <w:bottom w:w="85" w:type="dxa"/>
-              <w:left w:w="85" w:type="dxa"/>
               <w:right w:w="85" w:type="dxa"/>
             </w:tcMar>
           </w:tcPr>
@@ -2936,15 +2936,15 @@
             <w:tcW w:type="dxa" w:w="2538"/>
             <w:tcBorders>
               <w:top w:val="single" w:sz="4" w:color="D9D9D9"/>
+              <w:left w:val="single" w:sz="4" w:color="D9D9D9"/>
               <w:bottom w:val="single" w:sz="4" w:color="D9D9D9"/>
-              <w:left w:val="single" w:sz="4" w:color="D9D9D9"/>
               <w:right w:val="single" w:sz="4" w:color="D9D9D9"/>
             </w:tcBorders>
             <w:shd w:fill="FFFFFF"/>
             <w:tcMar>
               <w:top w:w="85" w:type="dxa"/>
+              <w:left w:w="85" w:type="dxa"/>
               <w:bottom w:w="85" w:type="dxa"/>
-              <w:left w:w="85" w:type="dxa"/>
               <w:right w:w="85" w:type="dxa"/>
             </w:tcMar>
           </w:tcPr>
@@ -2968,15 +2968,15 @@
             <w:tcW w:type="dxa" w:w="7614"/>
             <w:tcBorders>
               <w:top w:val="single" w:sz="4" w:color="D9D9D9"/>
+              <w:left w:val="single" w:sz="4" w:color="D9D9D9"/>
               <w:bottom w:val="single" w:sz="4" w:color="D9D9D9"/>
-              <w:left w:val="single" w:sz="4" w:color="D9D9D9"/>
               <w:right w:val="single" w:sz="4" w:color="D9D9D9"/>
             </w:tcBorders>
             <w:shd w:fill="F1F5F7"/>
             <w:tcMar>
               <w:top w:w="85" w:type="dxa"/>
+              <w:left w:w="85" w:type="dxa"/>
               <w:bottom w:w="85" w:type="dxa"/>
-              <w:left w:w="85" w:type="dxa"/>
               <w:right w:w="85" w:type="dxa"/>
             </w:tcMar>
           </w:tcPr>
@@ -2999,15 +2999,15 @@
             <w:tcW w:type="dxa" w:w="2538"/>
             <w:tcBorders>
               <w:top w:val="single" w:sz="4" w:color="D9D9D9"/>
+              <w:left w:val="single" w:sz="4" w:color="D9D9D9"/>
               <w:bottom w:val="single" w:sz="4" w:color="D9D9D9"/>
-              <w:left w:val="single" w:sz="4" w:color="D9D9D9"/>
               <w:right w:val="single" w:sz="4" w:color="D9D9D9"/>
             </w:tcBorders>
             <w:shd w:fill="F1F5F7"/>
             <w:tcMar>
               <w:top w:w="85" w:type="dxa"/>
+              <w:left w:w="85" w:type="dxa"/>
               <w:bottom w:w="85" w:type="dxa"/>
-              <w:left w:w="85" w:type="dxa"/>
               <w:right w:w="85" w:type="dxa"/>
             </w:tcMar>
           </w:tcPr>
@@ -3031,15 +3031,15 @@
             <w:tcW w:type="dxa" w:w="7614"/>
             <w:tcBorders>
               <w:top w:val="single" w:sz="4" w:color="D9D9D9"/>
+              <w:left w:val="single" w:sz="4" w:color="D9D9D9"/>
               <w:bottom w:val="single" w:sz="4" w:color="D9D9D9"/>
-              <w:left w:val="single" w:sz="4" w:color="D9D9D9"/>
               <w:right w:val="single" w:sz="4" w:color="D9D9D9"/>
             </w:tcBorders>
             <w:shd w:fill="FFFFFF"/>
             <w:tcMar>
               <w:top w:w="85" w:type="dxa"/>
+              <w:left w:w="85" w:type="dxa"/>
               <w:bottom w:w="85" w:type="dxa"/>
-              <w:left w:w="85" w:type="dxa"/>
               <w:right w:w="85" w:type="dxa"/>
             </w:tcMar>
           </w:tcPr>
@@ -3062,15 +3062,15 @@
             <w:tcW w:type="dxa" w:w="2538"/>
             <w:tcBorders>
               <w:top w:val="single" w:sz="4" w:color="D9D9D9"/>
+              <w:left w:val="single" w:sz="4" w:color="D9D9D9"/>
               <w:bottom w:val="single" w:sz="4" w:color="D9D9D9"/>
-              <w:left w:val="single" w:sz="4" w:color="D9D9D9"/>
               <w:right w:val="single" w:sz="4" w:color="D9D9D9"/>
             </w:tcBorders>
             <w:shd w:fill="FFFFFF"/>
             <w:tcMar>
               <w:top w:w="85" w:type="dxa"/>
+              <w:left w:w="85" w:type="dxa"/>
               <w:bottom w:w="85" w:type="dxa"/>
-              <w:left w:w="85" w:type="dxa"/>
               <w:right w:w="85" w:type="dxa"/>
             </w:tcMar>
           </w:tcPr>
@@ -3094,15 +3094,15 @@
             <w:tcW w:type="dxa" w:w="7614"/>
             <w:tcBorders>
               <w:top w:val="single" w:sz="4" w:color="D9D9D9"/>
+              <w:left w:val="single" w:sz="4" w:color="D9D9D9"/>
               <w:bottom w:val="single" w:sz="4" w:color="D9D9D9"/>
-              <w:left w:val="single" w:sz="4" w:color="D9D9D9"/>
               <w:right w:val="single" w:sz="4" w:color="D9D9D9"/>
             </w:tcBorders>
             <w:shd w:fill="F1F5F7"/>
             <w:tcMar>
               <w:top w:w="85" w:type="dxa"/>
+              <w:left w:w="85" w:type="dxa"/>
               <w:bottom w:w="85" w:type="dxa"/>
-              <w:left w:w="85" w:type="dxa"/>
               <w:right w:w="85" w:type="dxa"/>
             </w:tcMar>
           </w:tcPr>
@@ -3125,15 +3125,15 @@
             <w:tcW w:type="dxa" w:w="2538"/>
             <w:tcBorders>
               <w:top w:val="single" w:sz="4" w:color="D9D9D9"/>
+              <w:left w:val="single" w:sz="4" w:color="D9D9D9"/>
               <w:bottom w:val="single" w:sz="4" w:color="D9D9D9"/>
-              <w:left w:val="single" w:sz="4" w:color="D9D9D9"/>
               <w:right w:val="single" w:sz="4" w:color="D9D9D9"/>
             </w:tcBorders>
             <w:shd w:fill="F1F5F7"/>
             <w:tcMar>
               <w:top w:w="85" w:type="dxa"/>
+              <w:left w:w="85" w:type="dxa"/>
               <w:bottom w:w="85" w:type="dxa"/>
-              <w:left w:w="85" w:type="dxa"/>
               <w:right w:w="85" w:type="dxa"/>
             </w:tcMar>
           </w:tcPr>
@@ -3157,15 +3157,15 @@
             <w:tcW w:type="dxa" w:w="7614"/>
             <w:tcBorders>
               <w:top w:val="single" w:sz="4" w:color="D9D9D9"/>
+              <w:left w:val="single" w:sz="4" w:color="D9D9D9"/>
               <w:bottom w:val="single" w:sz="4" w:color="D9D9D9"/>
-              <w:left w:val="single" w:sz="4" w:color="D9D9D9"/>
               <w:right w:val="single" w:sz="4" w:color="D9D9D9"/>
             </w:tcBorders>
             <w:shd w:fill="FFFFFF"/>
             <w:tcMar>
               <w:top w:w="85" w:type="dxa"/>
+              <w:left w:w="85" w:type="dxa"/>
               <w:bottom w:w="85" w:type="dxa"/>
-              <w:left w:w="85" w:type="dxa"/>
               <w:right w:w="85" w:type="dxa"/>
             </w:tcMar>
           </w:tcPr>
@@ -3188,15 +3188,15 @@
             <w:tcW w:type="dxa" w:w="2538"/>
             <w:tcBorders>
               <w:top w:val="single" w:sz="4" w:color="D9D9D9"/>
+              <w:left w:val="single" w:sz="4" w:color="D9D9D9"/>
               <w:bottom w:val="single" w:sz="4" w:color="D9D9D9"/>
-              <w:left w:val="single" w:sz="4" w:color="D9D9D9"/>
               <w:right w:val="single" w:sz="4" w:color="D9D9D9"/>
             </w:tcBorders>
             <w:shd w:fill="FFFFFF"/>
             <w:tcMar>
               <w:top w:w="85" w:type="dxa"/>
+              <w:left w:w="85" w:type="dxa"/>
               <w:bottom w:w="85" w:type="dxa"/>
-              <w:left w:w="85" w:type="dxa"/>
               <w:right w:w="85" w:type="dxa"/>
             </w:tcMar>
           </w:tcPr>
@@ -3220,15 +3220,15 @@
             <w:tcW w:type="dxa" w:w="7614"/>
             <w:tcBorders>
               <w:top w:val="single" w:sz="4" w:color="D9D9D9"/>
+              <w:left w:val="single" w:sz="4" w:color="D9D9D9"/>
               <w:bottom w:val="single" w:sz="4" w:color="D9D9D9"/>
-              <w:left w:val="single" w:sz="4" w:color="D9D9D9"/>
               <w:right w:val="single" w:sz="4" w:color="D9D9D9"/>
             </w:tcBorders>
             <w:shd w:fill="F1F5F7"/>
             <w:tcMar>
               <w:top w:w="85" w:type="dxa"/>
+              <w:left w:w="85" w:type="dxa"/>
               <w:bottom w:w="85" w:type="dxa"/>
-              <w:left w:w="85" w:type="dxa"/>
               <w:right w:w="85" w:type="dxa"/>
             </w:tcMar>
           </w:tcPr>
@@ -3251,15 +3251,15 @@
             <w:tcW w:type="dxa" w:w="2538"/>
             <w:tcBorders>
               <w:top w:val="single" w:sz="4" w:color="D9D9D9"/>
+              <w:left w:val="single" w:sz="4" w:color="D9D9D9"/>
               <w:bottom w:val="single" w:sz="4" w:color="D9D9D9"/>
-              <w:left w:val="single" w:sz="4" w:color="D9D9D9"/>
               <w:right w:val="single" w:sz="4" w:color="D9D9D9"/>
             </w:tcBorders>
             <w:shd w:fill="F1F5F7"/>
             <w:tcMar>
               <w:top w:w="85" w:type="dxa"/>
+              <w:left w:w="85" w:type="dxa"/>
               <w:bottom w:w="85" w:type="dxa"/>
-              <w:left w:w="85" w:type="dxa"/>
               <w:right w:w="85" w:type="dxa"/>
             </w:tcMar>
           </w:tcPr>
@@ -3455,15 +3455,15 @@
             <w:tcW w:type="dxa" w:w="4061"/>
             <w:tcBorders>
               <w:top w:val="single" w:sz="4" w:color="D9D9D9"/>
+              <w:left w:val="single" w:sz="4" w:color="D9D9D9"/>
               <w:bottom w:val="single" w:sz="4" w:color="D9D9D9"/>
-              <w:left w:val="single" w:sz="4" w:color="D9D9D9"/>
               <w:right w:val="single" w:sz="4" w:color="D9D9D9"/>
             </w:tcBorders>
             <w:shd w:fill="142D40"/>
             <w:tcMar>
               <w:top w:w="85" w:type="dxa"/>
+              <w:left w:w="85" w:type="dxa"/>
               <w:bottom w:w="85" w:type="dxa"/>
-              <w:left w:w="85" w:type="dxa"/>
               <w:right w:w="85" w:type="dxa"/>
             </w:tcMar>
           </w:tcPr>
@@ -3486,15 +3486,15 @@
             <w:tcW w:type="dxa" w:w="3046"/>
             <w:tcBorders>
               <w:top w:val="single" w:sz="4" w:color="D9D9D9"/>
+              <w:left w:val="single" w:sz="4" w:color="D9D9D9"/>
               <w:bottom w:val="single" w:sz="4" w:color="D9D9D9"/>
-              <w:left w:val="single" w:sz="4" w:color="D9D9D9"/>
               <w:right w:val="single" w:sz="4" w:color="D9D9D9"/>
             </w:tcBorders>
             <w:shd w:fill="142D40"/>
             <w:tcMar>
               <w:top w:w="85" w:type="dxa"/>
+              <w:left w:w="85" w:type="dxa"/>
               <w:bottom w:w="85" w:type="dxa"/>
-              <w:left w:w="85" w:type="dxa"/>
               <w:right w:w="85" w:type="dxa"/>
             </w:tcMar>
           </w:tcPr>
@@ -3517,15 +3517,15 @@
             <w:tcW w:type="dxa" w:w="3046"/>
             <w:tcBorders>
               <w:top w:val="single" w:sz="4" w:color="D9D9D9"/>
+              <w:left w:val="single" w:sz="4" w:color="D9D9D9"/>
               <w:bottom w:val="single" w:sz="4" w:color="D9D9D9"/>
-              <w:left w:val="single" w:sz="4" w:color="D9D9D9"/>
               <w:right w:val="single" w:sz="4" w:color="D9D9D9"/>
             </w:tcBorders>
             <w:shd w:fill="142D40"/>
             <w:tcMar>
               <w:top w:w="85" w:type="dxa"/>
+              <w:left w:w="85" w:type="dxa"/>
               <w:bottom w:w="85" w:type="dxa"/>
-              <w:left w:w="85" w:type="dxa"/>
               <w:right w:w="85" w:type="dxa"/>
             </w:tcMar>
           </w:tcPr>
@@ -3550,15 +3550,15 @@
             <w:tcW w:type="dxa" w:w="4061"/>
             <w:tcBorders>
               <w:top w:val="single" w:sz="4" w:color="D9D9D9"/>
+              <w:left w:val="single" w:sz="4" w:color="D9D9D9"/>
               <w:bottom w:val="single" w:sz="4" w:color="D9D9D9"/>
-              <w:left w:val="single" w:sz="4" w:color="D9D9D9"/>
               <w:right w:val="single" w:sz="4" w:color="D9D9D9"/>
             </w:tcBorders>
             <w:shd w:fill="FFFFFF"/>
             <w:tcMar>
               <w:top w:w="85" w:type="dxa"/>
+              <w:left w:w="85" w:type="dxa"/>
               <w:bottom w:w="85" w:type="dxa"/>
-              <w:left w:w="85" w:type="dxa"/>
               <w:right w:w="85" w:type="dxa"/>
             </w:tcMar>
           </w:tcPr>
@@ -3581,15 +3581,15 @@
             <w:tcW w:type="dxa" w:w="3046"/>
             <w:tcBorders>
               <w:top w:val="single" w:sz="4" w:color="D9D9D9"/>
+              <w:left w:val="single" w:sz="4" w:color="D9D9D9"/>
               <w:bottom w:val="single" w:sz="4" w:color="D9D9D9"/>
-              <w:left w:val="single" w:sz="4" w:color="D9D9D9"/>
               <w:right w:val="single" w:sz="4" w:color="D9D9D9"/>
             </w:tcBorders>
             <w:shd w:fill="FFFFFF"/>
             <w:tcMar>
               <w:top w:w="85" w:type="dxa"/>
+              <w:left w:w="85" w:type="dxa"/>
               <w:bottom w:w="85" w:type="dxa"/>
-              <w:left w:w="85" w:type="dxa"/>
               <w:right w:w="85" w:type="dxa"/>
             </w:tcMar>
           </w:tcPr>
@@ -3612,15 +3612,15 @@
             <w:tcW w:type="dxa" w:w="3046"/>
             <w:tcBorders>
               <w:top w:val="single" w:sz="4" w:color="D9D9D9"/>
+              <w:left w:val="single" w:sz="4" w:color="D9D9D9"/>
               <w:bottom w:val="single" w:sz="4" w:color="D9D9D9"/>
-              <w:left w:val="single" w:sz="4" w:color="D9D9D9"/>
               <w:right w:val="single" w:sz="4" w:color="D9D9D9"/>
             </w:tcBorders>
             <w:shd w:fill="FFFFFF"/>
             <w:tcMar>
               <w:top w:w="85" w:type="dxa"/>
+              <w:left w:w="85" w:type="dxa"/>
               <w:bottom w:w="85" w:type="dxa"/>
-              <w:left w:w="85" w:type="dxa"/>
               <w:right w:w="85" w:type="dxa"/>
             </w:tcMar>
           </w:tcPr>
@@ -3644,15 +3644,15 @@
             <w:tcW w:type="dxa" w:w="4061"/>
             <w:tcBorders>
               <w:top w:val="single" w:sz="4" w:color="D9D9D9"/>
+              <w:left w:val="single" w:sz="4" w:color="D9D9D9"/>
               <w:bottom w:val="single" w:sz="4" w:color="D9D9D9"/>
-              <w:left w:val="single" w:sz="4" w:color="D9D9D9"/>
               <w:right w:val="single" w:sz="4" w:color="D9D9D9"/>
             </w:tcBorders>
             <w:shd w:fill="F1F5F7"/>
             <w:tcMar>
               <w:top w:w="85" w:type="dxa"/>
+              <w:left w:w="85" w:type="dxa"/>
               <w:bottom w:w="85" w:type="dxa"/>
-              <w:left w:w="85" w:type="dxa"/>
               <w:right w:w="85" w:type="dxa"/>
             </w:tcMar>
           </w:tcPr>
@@ -3675,15 +3675,15 @@
             <w:tcW w:type="dxa" w:w="3046"/>
             <w:tcBorders>
               <w:top w:val="single" w:sz="4" w:color="D9D9D9"/>
+              <w:left w:val="single" w:sz="4" w:color="D9D9D9"/>
               <w:bottom w:val="single" w:sz="4" w:color="D9D9D9"/>
-              <w:left w:val="single" w:sz="4" w:color="D9D9D9"/>
               <w:right w:val="single" w:sz="4" w:color="D9D9D9"/>
             </w:tcBorders>
             <w:shd w:fill="F1F5F7"/>
             <w:tcMar>
               <w:top w:w="85" w:type="dxa"/>
+              <w:left w:w="85" w:type="dxa"/>
               <w:bottom w:w="85" w:type="dxa"/>
-              <w:left w:w="85" w:type="dxa"/>
               <w:right w:w="85" w:type="dxa"/>
             </w:tcMar>
           </w:tcPr>
@@ -3706,15 +3706,15 @@
             <w:tcW w:type="dxa" w:w="3046"/>
             <w:tcBorders>
               <w:top w:val="single" w:sz="4" w:color="D9D9D9"/>
+              <w:left w:val="single" w:sz="4" w:color="D9D9D9"/>
               <w:bottom w:val="single" w:sz="4" w:color="D9D9D9"/>
-              <w:left w:val="single" w:sz="4" w:color="D9D9D9"/>
               <w:right w:val="single" w:sz="4" w:color="D9D9D9"/>
             </w:tcBorders>
             <w:shd w:fill="F1F5F7"/>
             <w:tcMar>
               <w:top w:w="85" w:type="dxa"/>
+              <w:left w:w="85" w:type="dxa"/>
               <w:bottom w:w="85" w:type="dxa"/>
-              <w:left w:w="85" w:type="dxa"/>
               <w:right w:w="85" w:type="dxa"/>
             </w:tcMar>
           </w:tcPr>
@@ -3738,15 +3738,15 @@
             <w:tcW w:type="dxa" w:w="4061"/>
             <w:tcBorders>
               <w:top w:val="single" w:sz="4" w:color="D9D9D9"/>
+              <w:left w:val="single" w:sz="4" w:color="D9D9D9"/>
               <w:bottom w:val="single" w:sz="4" w:color="D9D9D9"/>
-              <w:left w:val="single" w:sz="4" w:color="D9D9D9"/>
               <w:right w:val="single" w:sz="4" w:color="D9D9D9"/>
             </w:tcBorders>
             <w:shd w:fill="FFFFFF"/>
             <w:tcMar>
               <w:top w:w="85" w:type="dxa"/>
+              <w:left w:w="85" w:type="dxa"/>
               <w:bottom w:w="85" w:type="dxa"/>
-              <w:left w:w="85" w:type="dxa"/>
               <w:right w:w="85" w:type="dxa"/>
             </w:tcMar>
           </w:tcPr>
@@ -3769,15 +3769,15 @@
             <w:tcW w:type="dxa" w:w="3046"/>
             <w:tcBorders>
               <w:top w:val="single" w:sz="4" w:color="D9D9D9"/>
+              <w:left w:val="single" w:sz="4" w:color="D9D9D9"/>
               <w:bottom w:val="single" w:sz="4" w:color="D9D9D9"/>
-              <w:left w:val="single" w:sz="4" w:color="D9D9D9"/>
               <w:right w:val="single" w:sz="4" w:color="D9D9D9"/>
             </w:tcBorders>
             <w:shd w:fill="FFFFFF"/>
             <w:tcMar>
               <w:top w:w="85" w:type="dxa"/>
+              <w:left w:w="85" w:type="dxa"/>
               <w:bottom w:w="85" w:type="dxa"/>
-              <w:left w:w="85" w:type="dxa"/>
               <w:right w:w="85" w:type="dxa"/>
             </w:tcMar>
           </w:tcPr>
@@ -3800,15 +3800,15 @@
             <w:tcW w:type="dxa" w:w="3046"/>
             <w:tcBorders>
               <w:top w:val="single" w:sz="4" w:color="D9D9D9"/>
+              <w:left w:val="single" w:sz="4" w:color="D9D9D9"/>
               <w:bottom w:val="single" w:sz="4" w:color="D9D9D9"/>
-              <w:left w:val="single" w:sz="4" w:color="D9D9D9"/>
               <w:right w:val="single" w:sz="4" w:color="D9D9D9"/>
             </w:tcBorders>
             <w:shd w:fill="FFFFFF"/>
             <w:tcMar>
               <w:top w:w="85" w:type="dxa"/>
+              <w:left w:w="85" w:type="dxa"/>
               <w:bottom w:w="85" w:type="dxa"/>
-              <w:left w:w="85" w:type="dxa"/>
               <w:right w:w="85" w:type="dxa"/>
             </w:tcMar>
           </w:tcPr>
@@ -3960,15 +3960,15 @@
             <w:tcW w:type="dxa" w:w="4061"/>
             <w:tcBorders>
               <w:top w:val="single" w:sz="4" w:color="D9D9D9"/>
+              <w:left w:val="single" w:sz="4" w:color="D9D9D9"/>
               <w:bottom w:val="single" w:sz="4" w:color="D9D9D9"/>
-              <w:left w:val="single" w:sz="4" w:color="D9D9D9"/>
               <w:right w:val="single" w:sz="4" w:color="D9D9D9"/>
             </w:tcBorders>
             <w:shd w:fill="142D40"/>
             <w:tcMar>
               <w:top w:w="85" w:type="dxa"/>
+              <w:left w:w="85" w:type="dxa"/>
               <w:bottom w:w="85" w:type="dxa"/>
-              <w:left w:w="85" w:type="dxa"/>
               <w:right w:w="85" w:type="dxa"/>
             </w:tcMar>
           </w:tcPr>
@@ -3991,15 +3991,15 @@
             <w:tcW w:type="dxa" w:w="3046"/>
             <w:tcBorders>
               <w:top w:val="single" w:sz="4" w:color="D9D9D9"/>
+              <w:left w:val="single" w:sz="4" w:color="D9D9D9"/>
               <w:bottom w:val="single" w:sz="4" w:color="D9D9D9"/>
-              <w:left w:val="single" w:sz="4" w:color="D9D9D9"/>
               <w:right w:val="single" w:sz="4" w:color="D9D9D9"/>
             </w:tcBorders>
             <w:shd w:fill="142D40"/>
             <w:tcMar>
               <w:top w:w="85" w:type="dxa"/>
+              <w:left w:w="85" w:type="dxa"/>
               <w:bottom w:w="85" w:type="dxa"/>
-              <w:left w:w="85" w:type="dxa"/>
               <w:right w:w="85" w:type="dxa"/>
             </w:tcMar>
           </w:tcPr>
@@ -4022,15 +4022,15 @@
             <w:tcW w:type="dxa" w:w="3046"/>
             <w:tcBorders>
               <w:top w:val="single" w:sz="4" w:color="D9D9D9"/>
+              <w:left w:val="single" w:sz="4" w:color="D9D9D9"/>
               <w:bottom w:val="single" w:sz="4" w:color="D9D9D9"/>
-              <w:left w:val="single" w:sz="4" w:color="D9D9D9"/>
               <w:right w:val="single" w:sz="4" w:color="D9D9D9"/>
             </w:tcBorders>
             <w:shd w:fill="142D40"/>
             <w:tcMar>
               <w:top w:w="85" w:type="dxa"/>
+              <w:left w:w="85" w:type="dxa"/>
               <w:bottom w:w="85" w:type="dxa"/>
-              <w:left w:w="85" w:type="dxa"/>
               <w:right w:w="85" w:type="dxa"/>
             </w:tcMar>
           </w:tcPr>
@@ -4055,15 +4055,15 @@
             <w:tcW w:type="dxa" w:w="4061"/>
             <w:tcBorders>
               <w:top w:val="single" w:sz="4" w:color="D9D9D9"/>
+              <w:left w:val="single" w:sz="4" w:color="D9D9D9"/>
               <w:bottom w:val="single" w:sz="4" w:color="D9D9D9"/>
-              <w:left w:val="single" w:sz="4" w:color="D9D9D9"/>
               <w:right w:val="single" w:sz="4" w:color="D9D9D9"/>
             </w:tcBorders>
             <w:shd w:fill="FFFFFF"/>
             <w:tcMar>
               <w:top w:w="85" w:type="dxa"/>
+              <w:left w:w="85" w:type="dxa"/>
               <w:bottom w:w="85" w:type="dxa"/>
-              <w:left w:w="85" w:type="dxa"/>
               <w:right w:w="85" w:type="dxa"/>
             </w:tcMar>
           </w:tcPr>
@@ -4086,15 +4086,15 @@
             <w:tcW w:type="dxa" w:w="3046"/>
             <w:tcBorders>
               <w:top w:val="single" w:sz="4" w:color="D9D9D9"/>
+              <w:left w:val="single" w:sz="4" w:color="D9D9D9"/>
               <w:bottom w:val="single" w:sz="4" w:color="D9D9D9"/>
-              <w:left w:val="single" w:sz="4" w:color="D9D9D9"/>
               <w:right w:val="single" w:sz="4" w:color="D9D9D9"/>
             </w:tcBorders>
             <w:shd w:fill="FFFFFF"/>
             <w:tcMar>
               <w:top w:w="85" w:type="dxa"/>
+              <w:left w:w="85" w:type="dxa"/>
               <w:bottom w:w="85" w:type="dxa"/>
-              <w:left w:w="85" w:type="dxa"/>
               <w:right w:w="85" w:type="dxa"/>
             </w:tcMar>
           </w:tcPr>
@@ -4117,15 +4117,15 @@
             <w:tcW w:type="dxa" w:w="3046"/>
             <w:tcBorders>
               <w:top w:val="single" w:sz="4" w:color="D9D9D9"/>
+              <w:left w:val="single" w:sz="4" w:color="D9D9D9"/>
               <w:bottom w:val="single" w:sz="4" w:color="D9D9D9"/>
-              <w:left w:val="single" w:sz="4" w:color="D9D9D9"/>
               <w:right w:val="single" w:sz="4" w:color="D9D9D9"/>
             </w:tcBorders>
             <w:shd w:fill="FFFFFF"/>
             <w:tcMar>
               <w:top w:w="85" w:type="dxa"/>
+              <w:left w:w="85" w:type="dxa"/>
               <w:bottom w:w="85" w:type="dxa"/>
-              <w:left w:w="85" w:type="dxa"/>
               <w:right w:w="85" w:type="dxa"/>
             </w:tcMar>
           </w:tcPr>
@@ -4150,15 +4150,15 @@
             <w:tcW w:type="dxa" w:w="4061"/>
             <w:tcBorders>
               <w:top w:val="single" w:sz="4" w:color="D9D9D9"/>
+              <w:left w:val="single" w:sz="4" w:color="D9D9D9"/>
               <w:bottom w:val="single" w:sz="4" w:color="D9D9D9"/>
-              <w:left w:val="single" w:sz="4" w:color="D9D9D9"/>
               <w:right w:val="single" w:sz="4" w:color="D9D9D9"/>
             </w:tcBorders>
             <w:shd w:fill="F1F5F7"/>
             <w:tcMar>
               <w:top w:w="85" w:type="dxa"/>
+              <w:left w:w="85" w:type="dxa"/>
               <w:bottom w:w="85" w:type="dxa"/>
-              <w:left w:w="85" w:type="dxa"/>
               <w:right w:w="85" w:type="dxa"/>
             </w:tcMar>
           </w:tcPr>
@@ -4181,15 +4181,15 @@
             <w:tcW w:type="dxa" w:w="3046"/>
             <w:tcBorders>
               <w:top w:val="single" w:sz="4" w:color="D9D9D9"/>
+              <w:left w:val="single" w:sz="4" w:color="D9D9D9"/>
               <w:bottom w:val="single" w:sz="4" w:color="D9D9D9"/>
-              <w:left w:val="single" w:sz="4" w:color="D9D9D9"/>
               <w:right w:val="single" w:sz="4" w:color="D9D9D9"/>
             </w:tcBorders>
             <w:shd w:fill="F1F5F7"/>
             <w:tcMar>
               <w:top w:w="85" w:type="dxa"/>
+              <w:left w:w="85" w:type="dxa"/>
               <w:bottom w:w="85" w:type="dxa"/>
-              <w:left w:w="85" w:type="dxa"/>
               <w:right w:w="85" w:type="dxa"/>
             </w:tcMar>
           </w:tcPr>
@@ -4212,15 +4212,15 @@
             <w:tcW w:type="dxa" w:w="3046"/>
             <w:tcBorders>
               <w:top w:val="single" w:sz="4" w:color="D9D9D9"/>
+              <w:left w:val="single" w:sz="4" w:color="D9D9D9"/>
               <w:bottom w:val="single" w:sz="4" w:color="D9D9D9"/>
-              <w:left w:val="single" w:sz="4" w:color="D9D9D9"/>
               <w:right w:val="single" w:sz="4" w:color="D9D9D9"/>
             </w:tcBorders>
             <w:shd w:fill="F1F5F7"/>
             <w:tcMar>
               <w:top w:w="85" w:type="dxa"/>
+              <w:left w:w="85" w:type="dxa"/>
               <w:bottom w:w="85" w:type="dxa"/>
-              <w:left w:w="85" w:type="dxa"/>
               <w:right w:w="85" w:type="dxa"/>
             </w:tcMar>
           </w:tcPr>
@@ -4245,15 +4245,15 @@
             <w:tcW w:type="dxa" w:w="4061"/>
             <w:tcBorders>
               <w:top w:val="single" w:sz="4" w:color="D9D9D9"/>
+              <w:left w:val="single" w:sz="4" w:color="D9D9D9"/>
               <w:bottom w:val="single" w:sz="4" w:color="D9D9D9"/>
-              <w:left w:val="single" w:sz="4" w:color="D9D9D9"/>
               <w:right w:val="single" w:sz="4" w:color="D9D9D9"/>
             </w:tcBorders>
             <w:shd w:fill="FFFFFF"/>
             <w:tcMar>
               <w:top w:w="85" w:type="dxa"/>
+              <w:left w:w="85" w:type="dxa"/>
               <w:bottom w:w="85" w:type="dxa"/>
-              <w:left w:w="85" w:type="dxa"/>
               <w:right w:w="85" w:type="dxa"/>
             </w:tcMar>
           </w:tcPr>
@@ -4276,15 +4276,15 @@
             <w:tcW w:type="dxa" w:w="3046"/>
             <w:tcBorders>
               <w:top w:val="single" w:sz="4" w:color="D9D9D9"/>
+              <w:left w:val="single" w:sz="4" w:color="D9D9D9"/>
               <w:bottom w:val="single" w:sz="4" w:color="D9D9D9"/>
-              <w:left w:val="single" w:sz="4" w:color="D9D9D9"/>
               <w:right w:val="single" w:sz="4" w:color="D9D9D9"/>
             </w:tcBorders>
             <w:shd w:fill="FFFFFF"/>
             <w:tcMar>
               <w:top w:w="85" w:type="dxa"/>
+              <w:left w:w="85" w:type="dxa"/>
               <w:bottom w:w="85" w:type="dxa"/>
-              <w:left w:w="85" w:type="dxa"/>
               <w:right w:w="85" w:type="dxa"/>
             </w:tcMar>
           </w:tcPr>
@@ -4307,15 +4307,15 @@
             <w:tcW w:type="dxa" w:w="3046"/>
             <w:tcBorders>
               <w:top w:val="single" w:sz="4" w:color="D9D9D9"/>
+              <w:left w:val="single" w:sz="4" w:color="D9D9D9"/>
               <w:bottom w:val="single" w:sz="4" w:color="D9D9D9"/>
-              <w:left w:val="single" w:sz="4" w:color="D9D9D9"/>
               <w:right w:val="single" w:sz="4" w:color="D9D9D9"/>
             </w:tcBorders>
             <w:shd w:fill="FFFFFF"/>
             <w:tcMar>
               <w:top w:w="85" w:type="dxa"/>
+              <w:left w:w="85" w:type="dxa"/>
               <w:bottom w:w="85" w:type="dxa"/>
-              <w:left w:w="85" w:type="dxa"/>
               <w:right w:w="85" w:type="dxa"/>
             </w:tcMar>
           </w:tcPr>
@@ -4340,15 +4340,15 @@
             <w:tcW w:type="dxa" w:w="4061"/>
             <w:tcBorders>
               <w:top w:val="single" w:sz="4" w:color="D9D9D9"/>
+              <w:left w:val="single" w:sz="4" w:color="D9D9D9"/>
               <w:bottom w:val="single" w:sz="4" w:color="D9D9D9"/>
-              <w:left w:val="single" w:sz="4" w:color="D9D9D9"/>
               <w:right w:val="single" w:sz="4" w:color="D9D9D9"/>
             </w:tcBorders>
             <w:shd w:fill="F1F5F7"/>
             <w:tcMar>
               <w:top w:w="85" w:type="dxa"/>
+              <w:left w:w="85" w:type="dxa"/>
               <w:bottom w:w="85" w:type="dxa"/>
-              <w:left w:w="85" w:type="dxa"/>
               <w:right w:w="85" w:type="dxa"/>
             </w:tcMar>
           </w:tcPr>
@@ -4371,15 +4371,15 @@
             <w:tcW w:type="dxa" w:w="3046"/>
             <w:tcBorders>
               <w:top w:val="single" w:sz="4" w:color="D9D9D9"/>
+              <w:left w:val="single" w:sz="4" w:color="D9D9D9"/>
               <w:bottom w:val="single" w:sz="4" w:color="D9D9D9"/>
-              <w:left w:val="single" w:sz="4" w:color="D9D9D9"/>
               <w:right w:val="single" w:sz="4" w:color="D9D9D9"/>
             </w:tcBorders>
             <w:shd w:fill="F1F5F7"/>
             <w:tcMar>
               <w:top w:w="85" w:type="dxa"/>
+              <w:left w:w="85" w:type="dxa"/>
               <w:bottom w:w="85" w:type="dxa"/>
-              <w:left w:w="85" w:type="dxa"/>
               <w:right w:w="85" w:type="dxa"/>
             </w:tcMar>
           </w:tcPr>
@@ -4402,15 +4402,15 @@
             <w:tcW w:type="dxa" w:w="3046"/>
             <w:tcBorders>
               <w:top w:val="single" w:sz="4" w:color="D9D9D9"/>
+              <w:left w:val="single" w:sz="4" w:color="D9D9D9"/>
               <w:bottom w:val="single" w:sz="4" w:color="D9D9D9"/>
-              <w:left w:val="single" w:sz="4" w:color="D9D9D9"/>
               <w:right w:val="single" w:sz="4" w:color="D9D9D9"/>
             </w:tcBorders>
             <w:shd w:fill="F1F5F7"/>
             <w:tcMar>
               <w:top w:w="85" w:type="dxa"/>
+              <w:left w:w="85" w:type="dxa"/>
               <w:bottom w:w="85" w:type="dxa"/>
-              <w:left w:w="85" w:type="dxa"/>
               <w:right w:w="85" w:type="dxa"/>
             </w:tcMar>
           </w:tcPr>
@@ -4435,15 +4435,15 @@
             <w:tcW w:type="dxa" w:w="4061"/>
             <w:tcBorders>
               <w:top w:val="single" w:sz="4" w:color="D9D9D9"/>
+              <w:left w:val="single" w:sz="4" w:color="D9D9D9"/>
               <w:bottom w:val="single" w:sz="4" w:color="D9D9D9"/>
-              <w:left w:val="single" w:sz="4" w:color="D9D9D9"/>
               <w:right w:val="single" w:sz="4" w:color="D9D9D9"/>
             </w:tcBorders>
             <w:shd w:fill="FFFFFF"/>
             <w:tcMar>
               <w:top w:w="85" w:type="dxa"/>
+              <w:left w:w="85" w:type="dxa"/>
               <w:bottom w:w="85" w:type="dxa"/>
-              <w:left w:w="85" w:type="dxa"/>
               <w:right w:w="85" w:type="dxa"/>
             </w:tcMar>
           </w:tcPr>
@@ -4466,15 +4466,15 @@
             <w:tcW w:type="dxa" w:w="3046"/>
             <w:tcBorders>
               <w:top w:val="single" w:sz="4" w:color="D9D9D9"/>
+              <w:left w:val="single" w:sz="4" w:color="D9D9D9"/>
               <w:bottom w:val="single" w:sz="4" w:color="D9D9D9"/>
-              <w:left w:val="single" w:sz="4" w:color="D9D9D9"/>
               <w:right w:val="single" w:sz="4" w:color="D9D9D9"/>
             </w:tcBorders>
             <w:shd w:fill="FFFFFF"/>
             <w:tcMar>
               <w:top w:w="85" w:type="dxa"/>
+              <w:left w:w="85" w:type="dxa"/>
               <w:bottom w:w="85" w:type="dxa"/>
-              <w:left w:w="85" w:type="dxa"/>
               <w:right w:w="85" w:type="dxa"/>
             </w:tcMar>
           </w:tcPr>
@@ -4497,15 +4497,15 @@
             <w:tcW w:type="dxa" w:w="3046"/>
             <w:tcBorders>
               <w:top w:val="single" w:sz="4" w:color="D9D9D9"/>
+              <w:left w:val="single" w:sz="4" w:color="D9D9D9"/>
               <w:bottom w:val="single" w:sz="4" w:color="D9D9D9"/>
-              <w:left w:val="single" w:sz="4" w:color="D9D9D9"/>
               <w:right w:val="single" w:sz="4" w:color="D9D9D9"/>
             </w:tcBorders>
             <w:shd w:fill="FFFFFF"/>
             <w:tcMar>
               <w:top w:w="85" w:type="dxa"/>
+              <w:left w:w="85" w:type="dxa"/>
               <w:bottom w:w="85" w:type="dxa"/>
-              <w:left w:w="85" w:type="dxa"/>
               <w:right w:w="85" w:type="dxa"/>
             </w:tcMar>
           </w:tcPr>
@@ -4530,15 +4530,15 @@
             <w:tcW w:type="dxa" w:w="4061"/>
             <w:tcBorders>
               <w:top w:val="single" w:sz="4" w:color="D9D9D9"/>
+              <w:left w:val="single" w:sz="4" w:color="D9D9D9"/>
               <w:bottom w:val="single" w:sz="4" w:color="D9D9D9"/>
-              <w:left w:val="single" w:sz="4" w:color="D9D9D9"/>
               <w:right w:val="single" w:sz="4" w:color="D9D9D9"/>
             </w:tcBorders>
             <w:shd w:fill="F1F5F7"/>
             <w:tcMar>
               <w:top w:w="85" w:type="dxa"/>
+              <w:left w:w="85" w:type="dxa"/>
               <w:bottom w:w="85" w:type="dxa"/>
-              <w:left w:w="85" w:type="dxa"/>
               <w:right w:w="85" w:type="dxa"/>
             </w:tcMar>
           </w:tcPr>
@@ -4561,15 +4561,15 @@
             <w:tcW w:type="dxa" w:w="3046"/>
             <w:tcBorders>
               <w:top w:val="single" w:sz="4" w:color="D9D9D9"/>
+              <w:left w:val="single" w:sz="4" w:color="D9D9D9"/>
               <w:bottom w:val="single" w:sz="4" w:color="D9D9D9"/>
-              <w:left w:val="single" w:sz="4" w:color="D9D9D9"/>
               <w:right w:val="single" w:sz="4" w:color="D9D9D9"/>
             </w:tcBorders>
             <w:shd w:fill="F1F5F7"/>
             <w:tcMar>
               <w:top w:w="85" w:type="dxa"/>
+              <w:left w:w="85" w:type="dxa"/>
               <w:bottom w:w="85" w:type="dxa"/>
-              <w:left w:w="85" w:type="dxa"/>
               <w:right w:w="85" w:type="dxa"/>
             </w:tcMar>
           </w:tcPr>
@@ -4592,15 +4592,15 @@
             <w:tcW w:type="dxa" w:w="3046"/>
             <w:tcBorders>
               <w:top w:val="single" w:sz="4" w:color="D9D9D9"/>
+              <w:left w:val="single" w:sz="4" w:color="D9D9D9"/>
               <w:bottom w:val="single" w:sz="4" w:color="D9D9D9"/>
-              <w:left w:val="single" w:sz="4" w:color="D9D9D9"/>
               <w:right w:val="single" w:sz="4" w:color="D9D9D9"/>
             </w:tcBorders>
             <w:shd w:fill="F1F5F7"/>
             <w:tcMar>
               <w:top w:w="85" w:type="dxa"/>
+              <w:left w:w="85" w:type="dxa"/>
               <w:bottom w:w="85" w:type="dxa"/>
-              <w:left w:w="85" w:type="dxa"/>
               <w:right w:w="85" w:type="dxa"/>
             </w:tcMar>
           </w:tcPr>
@@ -4625,15 +4625,15 @@
             <w:tcW w:type="dxa" w:w="4061"/>
             <w:tcBorders>
               <w:top w:val="single" w:sz="4" w:color="D9D9D9"/>
+              <w:left w:val="single" w:sz="4" w:color="D9D9D9"/>
               <w:bottom w:val="single" w:sz="4" w:color="D9D9D9"/>
-              <w:left w:val="single" w:sz="4" w:color="D9D9D9"/>
               <w:right w:val="single" w:sz="4" w:color="D9D9D9"/>
             </w:tcBorders>
             <w:shd w:fill="FFFFFF"/>
             <w:tcMar>
               <w:top w:w="85" w:type="dxa"/>
+              <w:left w:w="85" w:type="dxa"/>
               <w:bottom w:w="85" w:type="dxa"/>
-              <w:left w:w="85" w:type="dxa"/>
               <w:right w:w="85" w:type="dxa"/>
             </w:tcMar>
           </w:tcPr>
@@ -4656,15 +4656,15 @@
             <w:tcW w:type="dxa" w:w="3046"/>
             <w:tcBorders>
               <w:top w:val="single" w:sz="4" w:color="D9D9D9"/>
+              <w:left w:val="single" w:sz="4" w:color="D9D9D9"/>
               <w:bottom w:val="single" w:sz="4" w:color="D9D9D9"/>
-              <w:left w:val="single" w:sz="4" w:color="D9D9D9"/>
               <w:right w:val="single" w:sz="4" w:color="D9D9D9"/>
             </w:tcBorders>
             <w:shd w:fill="FFFFFF"/>
             <w:tcMar>
               <w:top w:w="85" w:type="dxa"/>
+              <w:left w:w="85" w:type="dxa"/>
               <w:bottom w:w="85" w:type="dxa"/>
-              <w:left w:w="85" w:type="dxa"/>
               <w:right w:w="85" w:type="dxa"/>
             </w:tcMar>
           </w:tcPr>
@@ -4687,15 +4687,15 @@
             <w:tcW w:type="dxa" w:w="3046"/>
             <w:tcBorders>
               <w:top w:val="single" w:sz="4" w:color="D9D9D9"/>
+              <w:left w:val="single" w:sz="4" w:color="D9D9D9"/>
               <w:bottom w:val="single" w:sz="4" w:color="D9D9D9"/>
-              <w:left w:val="single" w:sz="4" w:color="D9D9D9"/>
               <w:right w:val="single" w:sz="4" w:color="D9D9D9"/>
             </w:tcBorders>
             <w:shd w:fill="FFFFFF"/>
             <w:tcMar>
               <w:top w:w="85" w:type="dxa"/>
+              <w:left w:w="85" w:type="dxa"/>
               <w:bottom w:w="85" w:type="dxa"/>
-              <w:left w:w="85" w:type="dxa"/>
               <w:right w:w="85" w:type="dxa"/>
             </w:tcMar>
           </w:tcPr>
@@ -4742,15 +4742,15 @@
             <w:tcW w:type="dxa" w:w="4061"/>
             <w:tcBorders>
               <w:top w:val="single" w:sz="4" w:color="D9D9D9"/>
+              <w:left w:val="single" w:sz="4" w:color="D9D9D9"/>
               <w:bottom w:val="single" w:sz="4" w:color="D9D9D9"/>
-              <w:left w:val="single" w:sz="4" w:color="D9D9D9"/>
               <w:right w:val="single" w:sz="4" w:color="D9D9D9"/>
             </w:tcBorders>
             <w:shd w:fill="142D40"/>
             <w:tcMar>
               <w:top w:w="85" w:type="dxa"/>
+              <w:left w:w="85" w:type="dxa"/>
               <w:bottom w:w="85" w:type="dxa"/>
-              <w:left w:w="85" w:type="dxa"/>
               <w:right w:w="85" w:type="dxa"/>
             </w:tcMar>
           </w:tcPr>
@@ -4773,15 +4773,15 @@
             <w:tcW w:type="dxa" w:w="3046"/>
             <w:tcBorders>
               <w:top w:val="single" w:sz="4" w:color="D9D9D9"/>
+              <w:left w:val="single" w:sz="4" w:color="D9D9D9"/>
               <w:bottom w:val="single" w:sz="4" w:color="D9D9D9"/>
-              <w:left w:val="single" w:sz="4" w:color="D9D9D9"/>
               <w:right w:val="single" w:sz="4" w:color="D9D9D9"/>
             </w:tcBorders>
             <w:shd w:fill="142D40"/>
             <w:tcMar>
               <w:top w:w="85" w:type="dxa"/>
+              <w:left w:w="85" w:type="dxa"/>
               <w:bottom w:w="85" w:type="dxa"/>
-              <w:left w:w="85" w:type="dxa"/>
               <w:right w:w="85" w:type="dxa"/>
             </w:tcMar>
           </w:tcPr>
@@ -4804,15 +4804,15 @@
             <w:tcW w:type="dxa" w:w="3046"/>
             <w:tcBorders>
               <w:top w:val="single" w:sz="4" w:color="D9D9D9"/>
+              <w:left w:val="single" w:sz="4" w:color="D9D9D9"/>
               <w:bottom w:val="single" w:sz="4" w:color="D9D9D9"/>
-              <w:left w:val="single" w:sz="4" w:color="D9D9D9"/>
               <w:right w:val="single" w:sz="4" w:color="D9D9D9"/>
             </w:tcBorders>
             <w:shd w:fill="142D40"/>
             <w:tcMar>
               <w:top w:w="85" w:type="dxa"/>
+              <w:left w:w="85" w:type="dxa"/>
               <w:bottom w:w="85" w:type="dxa"/>
-              <w:left w:w="85" w:type="dxa"/>
               <w:right w:w="85" w:type="dxa"/>
             </w:tcMar>
           </w:tcPr>
@@ -4837,15 +4837,15 @@
             <w:tcW w:type="dxa" w:w="4061"/>
             <w:tcBorders>
               <w:top w:val="single" w:sz="4" w:color="D9D9D9"/>
+              <w:left w:val="single" w:sz="4" w:color="D9D9D9"/>
               <w:bottom w:val="single" w:sz="4" w:color="D9D9D9"/>
-              <w:left w:val="single" w:sz="4" w:color="D9D9D9"/>
               <w:right w:val="single" w:sz="4" w:color="D9D9D9"/>
             </w:tcBorders>
             <w:shd w:fill="FFFFFF"/>
             <w:tcMar>
               <w:top w:w="85" w:type="dxa"/>
+              <w:left w:w="85" w:type="dxa"/>
               <w:bottom w:w="85" w:type="dxa"/>
-              <w:left w:w="85" w:type="dxa"/>
               <w:right w:w="85" w:type="dxa"/>
             </w:tcMar>
           </w:tcPr>
@@ -4868,15 +4868,15 @@
             <w:tcW w:type="dxa" w:w="3046"/>
             <w:tcBorders>
               <w:top w:val="single" w:sz="4" w:color="D9D9D9"/>
+              <w:left w:val="single" w:sz="4" w:color="D9D9D9"/>
               <w:bottom w:val="single" w:sz="4" w:color="D9D9D9"/>
-              <w:left w:val="single" w:sz="4" w:color="D9D9D9"/>
               <w:right w:val="single" w:sz="4" w:color="D9D9D9"/>
             </w:tcBorders>
             <w:shd w:fill="FFFFFF"/>
             <w:tcMar>
               <w:top w:w="85" w:type="dxa"/>
+              <w:left w:w="85" w:type="dxa"/>
               <w:bottom w:w="85" w:type="dxa"/>
-              <w:left w:w="85" w:type="dxa"/>
               <w:right w:w="85" w:type="dxa"/>
             </w:tcMar>
           </w:tcPr>
@@ -4898,15 +4898,15 @@
             <w:tcW w:type="dxa" w:w="3046"/>
             <w:tcBorders>
               <w:top w:val="single" w:sz="4" w:color="D9D9D9"/>
+              <w:left w:val="single" w:sz="4" w:color="D9D9D9"/>
               <w:bottom w:val="single" w:sz="4" w:color="D9D9D9"/>
-              <w:left w:val="single" w:sz="4" w:color="D9D9D9"/>
               <w:right w:val="single" w:sz="4" w:color="D9D9D9"/>
             </w:tcBorders>
             <w:shd w:fill="FFFFFF"/>
             <w:tcMar>
               <w:top w:w="85" w:type="dxa"/>
+              <w:left w:w="85" w:type="dxa"/>
               <w:bottom w:w="85" w:type="dxa"/>
-              <w:left w:w="85" w:type="dxa"/>
               <w:right w:w="85" w:type="dxa"/>
             </w:tcMar>
           </w:tcPr>
@@ -4930,15 +4930,15 @@
             <w:tcW w:type="dxa" w:w="4061"/>
             <w:tcBorders>
               <w:top w:val="single" w:sz="4" w:color="D9D9D9"/>
+              <w:left w:val="single" w:sz="4" w:color="D9D9D9"/>
               <w:bottom w:val="single" w:sz="4" w:color="D9D9D9"/>
-              <w:left w:val="single" w:sz="4" w:color="D9D9D9"/>
               <w:right w:val="single" w:sz="4" w:color="D9D9D9"/>
             </w:tcBorders>
             <w:shd w:fill="F1F5F7"/>
             <w:tcMar>
               <w:top w:w="85" w:type="dxa"/>
+              <w:left w:w="85" w:type="dxa"/>
               <w:bottom w:w="85" w:type="dxa"/>
-              <w:left w:w="85" w:type="dxa"/>
               <w:right w:w="85" w:type="dxa"/>
             </w:tcMar>
           </w:tcPr>
@@ -4961,15 +4961,15 @@
             <w:tcW w:type="dxa" w:w="3046"/>
             <w:tcBorders>
               <w:top w:val="single" w:sz="4" w:color="D9D9D9"/>
+              <w:left w:val="single" w:sz="4" w:color="D9D9D9"/>
               <w:bottom w:val="single" w:sz="4" w:color="D9D9D9"/>
-              <w:left w:val="single" w:sz="4" w:color="D9D9D9"/>
               <w:right w:val="single" w:sz="4" w:color="D9D9D9"/>
             </w:tcBorders>
             <w:shd w:fill="F1F5F7"/>
             <w:tcMar>
               <w:top w:w="85" w:type="dxa"/>
+              <w:left w:w="85" w:type="dxa"/>
               <w:bottom w:w="85" w:type="dxa"/>
-              <w:left w:w="85" w:type="dxa"/>
               <w:right w:w="85" w:type="dxa"/>
             </w:tcMar>
           </w:tcPr>
@@ -4991,15 +4991,15 @@
             <w:tcW w:type="dxa" w:w="3046"/>
             <w:tcBorders>
               <w:top w:val="single" w:sz="4" w:color="D9D9D9"/>
+              <w:left w:val="single" w:sz="4" w:color="D9D9D9"/>
               <w:bottom w:val="single" w:sz="4" w:color="D9D9D9"/>
-              <w:left w:val="single" w:sz="4" w:color="D9D9D9"/>
               <w:right w:val="single" w:sz="4" w:color="D9D9D9"/>
             </w:tcBorders>
             <w:shd w:fill="F1F5F7"/>
             <w:tcMar>
               <w:top w:w="85" w:type="dxa"/>
+              <w:left w:w="85" w:type="dxa"/>
               <w:bottom w:w="85" w:type="dxa"/>
-              <w:left w:w="85" w:type="dxa"/>
               <w:right w:w="85" w:type="dxa"/>
             </w:tcMar>
           </w:tcPr>
